--- a/arb/docx/30.content.docx
+++ b/arb/docx/30.content.docx
@@ -32,23 +32,6 @@
     </w:p>
     <w:p>
       <w:pPr>
-        <w:pStyle w:val="Heading2"/>
-        <w:bidi/>
-      </w:pPr>
-      <w:r>
-        <w:rPr>
-          <w:lang w:val="ar_AE" w:bidi="ar_AE"/>
-        </w:rPr>
-        <w:t>License Information</w:t>
-      </w:r>
-      <w:r>
-        <w:rPr>
-          <w:lang w:val="ar_AE" w:bidi="ar_AE"/>
-        </w:rPr>
-      </w:r>
-    </w:p>
-    <w:p>
-      <w:pPr>
         <w:bidi/>
       </w:pPr>
       <w:r>
@@ -67,13 +50,7 @@
         <w:rPr>
           <w:lang w:val="ar_AE" w:bidi="ar_AE"/>
         </w:rPr>
-        <w:t xml:space="preserve"> (Arabic) is based on</w:t>
-      </w:r>
-      <w:r>
-        <w:rPr>
-          <w:lang w:val="ar_AE" w:bidi="ar_AE"/>
-        </w:rPr>
-        <w:t xml:space="preserve">: </w:t>
+        <w:t xml:space="preserve"> (Arabic) is based on: </w:t>
       </w:r>
       <w:r>
         <w:rPr>
@@ -200,21 +177,6 @@
         <w:pStyle w:val="Heading2"/>
         <w:bidi/>
       </w:pPr>
-      <w:r>
-        <w:rPr>
-          <w:lang w:val="ar_AE" w:bidi="ar_AE"/>
-        </w:rPr>
-      </w:r>
-    </w:p>
-    <w:p>
-      <w:pPr>
-        <w:bidi/>
-      </w:pPr>
-      <w:r>
-        <w:rPr>
-          <w:lang w:val="ar_AE" w:bidi="ar_AE"/>
-        </w:rPr>
-      </w:r>
       <w:r>
         <w:rPr>
           <w:lang w:val="ar_AE" w:bidi="ar_AE"/>

--- a/arb/docx/30.content.docx
+++ b/arb/docx/30.content.docx
@@ -9,6 +9,8 @@
       </w:pPr>
       <w:r>
         <w:rPr>
+          <w:rtl/>
+          <w:cs/>
           <w:lang w:val="ar_AE" w:bidi="ar_AE"/>
         </w:rPr>
       </w:r>
@@ -20,53 +22,53 @@
       </w:pPr>
       <w:r>
         <w:rPr>
+          <w:rtl/>
+          <w:cs/>
           <w:lang w:val="ar_AE" w:bidi="ar_AE"/>
         </w:rPr>
         <w:t>Resource: Arabic Van Dyck Bible</w:t>
       </w:r>
       <w:r>
         <w:rPr>
-          <w:lang w:val="ar_AE" w:bidi="ar_AE"/>
-        </w:rPr>
-      </w:r>
-    </w:p>
-    <w:p>
-      <w:pPr>
-        <w:bidi/>
-      </w:pPr>
-      <w:r>
-        <w:rPr>
+          <w:rtl/>
+          <w:cs/>
+          <w:lang w:val="ar_AE" w:bidi="ar_AE"/>
+        </w:rPr>
+      </w:r>
+    </w:p>
+    <w:p>
+      <w:pPr>
+        <w:bidi/>
+      </w:pPr>
+      <w:r>
+        <w:rPr>
+          <w:rtl/>
+          <w:cs/>
           <w:lang w:val="ar_AE" w:bidi="ar_AE"/>
         </w:rPr>
       </w:r>
       <w:r>
         <w:rPr>
           <w:b/>
+          <w:rtl/>
+          <w:cs/>
           <w:lang w:val="ar_AE" w:bidi="ar_AE"/>
         </w:rPr>
         <w:t>Arabic Van Dyck Bible</w:t>
       </w:r>
       <w:r>
         <w:rPr>
-          <w:lang w:val="ar_AE" w:bidi="ar_AE"/>
-        </w:rPr>
-        <w:t xml:space="preserve"> (Arabic) is based on: </w:t>
-      </w:r>
-      <w:r>
-        <w:rPr>
-          <w:lang w:val="ar_AE" w:bidi="ar_AE"/>
-        </w:rPr>
-        <w:t>Van Dyck Bible</w:t>
-      </w:r>
-      <w:r>
-        <w:rPr>
-          <w:lang w:val="ar_AE" w:bidi="ar_AE"/>
-        </w:rPr>
-        <w:t xml:space="preserve">, </w:t>
+          <w:rtl/>
+          <w:cs/>
+          <w:lang w:val="ar_AE" w:bidi="ar_AE"/>
+        </w:rPr>
+        <w:t xml:space="preserve"> © </w:t>
       </w:r>
       <w:hyperlink r:id="rId13">
         <w:r>
           <w:rPr>
+            <w:rtl/>
+            <w:cs/>
             <w:lang w:val="ar_AE" w:bidi="ar_AE"/>
           </w:rPr>
           <w:rPr>
@@ -78,13 +80,17 @@
       </w:hyperlink>
       <w:r>
         <w:rPr>
-          <w:lang w:val="ar_AE" w:bidi="ar_AE"/>
-        </w:rPr>
-        <w:t xml:space="preserve">, None, which is licensed under a </w:t>
+          <w:rtl/>
+          <w:cs/>
+          <w:lang w:val="ar_AE" w:bidi="ar_AE"/>
+        </w:rPr>
+        <w:t xml:space="preserve">, licensed under a </w:t>
       </w:r>
       <w:hyperlink r:id="rId14">
         <w:r>
           <w:rPr>
+            <w:rtl/>
+            <w:cs/>
             <w:lang w:val="ar_AE" w:bidi="ar_AE"/>
           </w:rPr>
           <w:rPr>
@@ -96,38 +102,23 @@
       </w:hyperlink>
       <w:r>
         <w:rPr>
+          <w:rtl/>
+          <w:cs/>
           <w:lang w:val="ar_AE" w:bidi="ar_AE"/>
         </w:rPr>
         <w:t>.</w:t>
       </w:r>
       <w:r>
         <w:rPr>
-          <w:lang w:val="ar_AE" w:bidi="ar_AE"/>
-        </w:rPr>
-      </w:r>
-    </w:p>
-    <w:p>
-      <w:pPr>
-        <w:bidi/>
-      </w:pPr>
-      <w:r>
-        <w:rPr>
-          <w:lang w:val="ar_AE" w:bidi="ar_AE"/>
-        </w:rPr>
-      </w:r>
-      <w:r>
-        <w:rPr>
-          <w:lang w:val="ar_AE" w:bidi="ar_AE"/>
-        </w:rPr>
-        <w:t>This PDF version is provided under the same license.</w:t>
-      </w:r>
-      <w:r>
-        <w:rPr>
-          <w:lang w:val="ar_AE" w:bidi="ar_AE"/>
-        </w:rPr>
-      </w:r>
-      <w:r>
-        <w:rPr>
+          <w:rtl/>
+          <w:cs/>
+          <w:lang w:val="ar_AE" w:bidi="ar_AE"/>
+        </w:rPr>
+      </w:r>
+      <w:r>
+        <w:rPr>
+          <w:rtl/>
+          <w:cs/>
           <w:lang w:val="ar_AE" w:bidi="ar_AE"/>
         </w:rPr>
       </w:r>
@@ -139,6 +130,8 @@
       </w:pPr>
       <w:r>
         <w:rPr>
+          <w:rtl/>
+          <w:cs/>
           <w:lang w:val="ar_AE" w:bidi="ar_AE"/>
         </w:rPr>
         <w:t>Arabic Van Dyck Bible</w:t>
@@ -168,6 +161,8 @@
       </w:pPr>
       <w:r>
         <w:rPr>
+          <w:rtl/>
+          <w:cs/>
           <w:lang w:val="ar_AE" w:bidi="ar_AE"/>
         </w:rPr>
       </w:r>
@@ -179,32 +174,42 @@
       </w:pPr>
       <w:r>
         <w:rPr>
-          <w:lang w:val="ar_AE" w:bidi="ar_AE"/>
-        </w:rPr>
-      </w:r>
-    </w:p>
-    <w:p>
-      <w:pPr>
-        <w:bidi/>
-      </w:pPr>
-      <w:r>
-        <w:rPr>
-          <w:lang w:val="ar_AE" w:bidi="ar_AE"/>
-        </w:rPr>
-      </w:r>
-      <w:r>
-        <w:rPr>
+          <w:rtl/>
+          <w:cs/>
+          <w:lang w:val="ar_AE" w:bidi="ar_AE"/>
+        </w:rPr>
+      </w:r>
+    </w:p>
+    <w:p>
+      <w:pPr>
+        <w:bidi/>
+      </w:pPr>
+      <w:r>
+        <w:rPr>
+          <w:rtl/>
+          <w:cs/>
+          <w:lang w:val="ar_AE" w:bidi="ar_AE"/>
+        </w:rPr>
+      </w:r>
+      <w:r>
+        <w:rPr>
+          <w:rtl/>
+          <w:cs/>
           <w:lang w:val="ar_AE" w:bidi="ar_AE"/>
         </w:rPr>
         <w:t xml:space="preserve"> </w:t>
       </w:r>
       <w:r>
         <w:rPr>
-          <w:lang w:val="ar_AE" w:bidi="ar_AE"/>
-        </w:rPr>
-      </w:r>
-      <w:r>
-        <w:rPr>
+          <w:rtl/>
+          <w:cs/>
+          <w:lang w:val="ar_AE" w:bidi="ar_AE"/>
+        </w:rPr>
+      </w:r>
+      <w:r>
+        <w:rPr>
+          <w:rtl/>
+          <w:cs/>
           <w:lang w:val="ar_AE" w:bidi="ar_AE"/>
         </w:rPr>
       </w:r>
@@ -226,675 +231,459 @@
     </w:p>
     <w:p>
       <w:pPr>
-        <w:bidi/>
-      </w:pPr>
-      <w:r>
-        <w:rPr>
-          <w:lang w:val="ar_AE" w:bidi="ar_AE"/>
-        </w:rPr>
-      </w:r>
-    </w:p>
-    <w:p>
-      <w:pPr>
         <w:pStyle w:val="Heading2"/>
         <w:bidi/>
       </w:pPr>
       <w:r>
         <w:rPr>
+          <w:rtl/>
+          <w:cs/>
           <w:lang w:val="ar_AE" w:bidi="ar_AE"/>
         </w:rPr>
         <w:t>Amos 1:1</w:t>
       </w:r>
       <w:r>
         <w:rPr>
-          <w:lang w:val="ar_AE" w:bidi="ar_AE"/>
-        </w:rPr>
-      </w:r>
-    </w:p>
-    <w:p>
-      <w:pPr>
-        <w:bidi/>
-      </w:pPr>
-      <w:r>
-        <w:rPr>
-          <w:lang w:val="ar_AE" w:bidi="ar_AE"/>
-        </w:rPr>
-      </w:r>
-      <w:r>
-        <w:rPr>
-          <w:vertAlign w:val="superscript"/>
+          <w:rtl/>
+          <w:cs/>
+          <w:lang w:val="ar_AE" w:bidi="ar_AE"/>
+        </w:rPr>
+      </w:r>
+    </w:p>
+    <w:p>
+      <w:pPr>
+        <w:bidi/>
+      </w:pPr>
+      <w:r>
+        <w:rPr>
+          <w:rtl/>
+          <w:cs/>
+          <w:lang w:val="ar_AE" w:bidi="ar_AE"/>
+        </w:rPr>
+      </w:r>
+      <w:r>
+        <w:rPr>
+          <w:vertAlign w:val="superscript"/>
+          <w:rtl/>
+          <w:cs/>
           <w:lang w:val="ar_AE" w:bidi="ar_AE"/>
         </w:rPr>
         <w:t>1</w:t>
       </w:r>
       <w:r>
         <w:rPr>
+          <w:rtl/>
+          <w:cs/>
           <w:lang w:val="ar_AE" w:bidi="ar_AE"/>
         </w:rPr>
         <w:t xml:space="preserve"> أَقْوَالُ عَامُوسَ ٱلَّذِي كَانَ بَيْنَ ٱلرُّعَاةِ مِنْ تَقُوعَ ٱلَّتِي رَآهَا عَنْ إِسْرَائِيلَ، فِي أَيَّامِ عُزِّيَّا مَلِكِ يَهُوذَا، وَفِي أَيَّامِ يَرُبْعَامَ بْنِ يُوآشَ مَلِكِ إِسْرَائِيلَ، قَبْلَ ٱلزَّلْزَلَةِ بِسَنَتَيْنِ.</w:t>
       </w:r>
-      <w:r>
-        <w:rPr>
-          <w:lang w:val="ar_AE" w:bidi="ar_AE"/>
-        </w:rPr>
-      </w:r>
-      <w:r>
-        <w:rPr>
-          <w:lang w:val="ar_AE" w:bidi="ar_AE"/>
-        </w:rPr>
-      </w:r>
-    </w:p>
-    <w:p>
-      <w:pPr>
-        <w:bidi/>
-      </w:pPr>
-      <w:r>
-        <w:rPr>
-          <w:lang w:val="ar_AE" w:bidi="ar_AE"/>
-        </w:rPr>
-      </w:r>
-    </w:p>
-    <w:p>
-      <w:pPr>
-        <w:bidi/>
-      </w:pPr>
-      <w:r>
-        <w:rPr>
-          <w:lang w:val="ar_AE" w:bidi="ar_AE"/>
-        </w:rPr>
-      </w:r>
-      <w:r>
-        <w:rPr>
-          <w:vertAlign w:val="superscript"/>
+    </w:p>
+    <w:p>
+      <w:pPr>
+        <w:bidi/>
+      </w:pPr>
+      <w:r>
+        <w:rPr>
+          <w:rtl/>
+          <w:cs/>
+          <w:lang w:val="ar_AE" w:bidi="ar_AE"/>
+        </w:rPr>
+      </w:r>
+      <w:r>
+        <w:rPr>
+          <w:vertAlign w:val="superscript"/>
+          <w:rtl/>
+          <w:cs/>
           <w:lang w:val="ar_AE" w:bidi="ar_AE"/>
         </w:rPr>
         <w:t>2</w:t>
       </w:r>
       <w:r>
         <w:rPr>
+          <w:rtl/>
+          <w:cs/>
           <w:lang w:val="ar_AE" w:bidi="ar_AE"/>
         </w:rPr>
         <w:t xml:space="preserve"> فَقَالَ: «إِنَّ ٱلرَّبَّ يُزَمْجِرُ مِنْ صِهْيَوْنَ، وَيُعْطِي صَوْتَهُ مِنْ أُورُشَلِيمَ، فَتَنُوحُ مَرَاعِي ٱلرُّعَاةِ وَيَيْبَسُ رَأْسُ ٱلْكَرْمَلِ».</w:t>
       </w:r>
-      <w:r>
-        <w:rPr>
-          <w:lang w:val="ar_AE" w:bidi="ar_AE"/>
-        </w:rPr>
-      </w:r>
-      <w:r>
-        <w:rPr>
-          <w:lang w:val="ar_AE" w:bidi="ar_AE"/>
-        </w:rPr>
-      </w:r>
-    </w:p>
-    <w:p>
-      <w:pPr>
-        <w:bidi/>
-      </w:pPr>
-      <w:r>
-        <w:rPr>
-          <w:lang w:val="ar_AE" w:bidi="ar_AE"/>
-        </w:rPr>
-      </w:r>
-    </w:p>
-    <w:p>
-      <w:pPr>
-        <w:bidi/>
-      </w:pPr>
-      <w:r>
-        <w:rPr>
-          <w:lang w:val="ar_AE" w:bidi="ar_AE"/>
-        </w:rPr>
-      </w:r>
-      <w:r>
-        <w:rPr>
-          <w:vertAlign w:val="superscript"/>
+    </w:p>
+    <w:p>
+      <w:pPr>
+        <w:bidi/>
+      </w:pPr>
+      <w:r>
+        <w:rPr>
+          <w:rtl/>
+          <w:cs/>
+          <w:lang w:val="ar_AE" w:bidi="ar_AE"/>
+        </w:rPr>
+      </w:r>
+      <w:r>
+        <w:rPr>
+          <w:vertAlign w:val="superscript"/>
+          <w:rtl/>
+          <w:cs/>
           <w:lang w:val="ar_AE" w:bidi="ar_AE"/>
         </w:rPr>
         <w:t>3</w:t>
       </w:r>
       <w:r>
         <w:rPr>
+          <w:rtl/>
+          <w:cs/>
           <w:lang w:val="ar_AE" w:bidi="ar_AE"/>
         </w:rPr>
         <w:t xml:space="preserve"> هَكَذَا قَالَ ٱلرَّبُّ: «مِنْ أَجْلِ ذُنُوبِ دِمَشْقَ ٱلثَّلَاثَةِ وَٱلْأَرْبَعَةِ لَا أَرْجِعُ عَنْهُ، لِأَنَّهُمْ دَاسُوا جِلْعَادَ بِنَوَارِجَ مِنْ حَدِيدٍ.</w:t>
       </w:r>
-      <w:r>
-        <w:rPr>
-          <w:lang w:val="ar_AE" w:bidi="ar_AE"/>
-        </w:rPr>
-      </w:r>
-      <w:r>
-        <w:rPr>
-          <w:lang w:val="ar_AE" w:bidi="ar_AE"/>
-        </w:rPr>
-      </w:r>
-    </w:p>
-    <w:p>
-      <w:pPr>
-        <w:bidi/>
-      </w:pPr>
-      <w:r>
-        <w:rPr>
-          <w:lang w:val="ar_AE" w:bidi="ar_AE"/>
-        </w:rPr>
-      </w:r>
-    </w:p>
-    <w:p>
-      <w:pPr>
-        <w:bidi/>
-      </w:pPr>
-      <w:r>
-        <w:rPr>
-          <w:lang w:val="ar_AE" w:bidi="ar_AE"/>
-        </w:rPr>
-      </w:r>
-      <w:r>
-        <w:rPr>
-          <w:vertAlign w:val="superscript"/>
+    </w:p>
+    <w:p>
+      <w:pPr>
+        <w:bidi/>
+      </w:pPr>
+      <w:r>
+        <w:rPr>
+          <w:rtl/>
+          <w:cs/>
+          <w:lang w:val="ar_AE" w:bidi="ar_AE"/>
+        </w:rPr>
+      </w:r>
+      <w:r>
+        <w:rPr>
+          <w:vertAlign w:val="superscript"/>
+          <w:rtl/>
+          <w:cs/>
           <w:lang w:val="ar_AE" w:bidi="ar_AE"/>
         </w:rPr>
         <w:t>4</w:t>
       </w:r>
       <w:r>
         <w:rPr>
+          <w:rtl/>
+          <w:cs/>
           <w:lang w:val="ar_AE" w:bidi="ar_AE"/>
         </w:rPr>
         <w:t xml:space="preserve"> فَأُرْسِلُ نَارًا عَلَى بَيْتِ حَزَائِيلَ فَتَأْكُلُ قُصُورَ بَنْهَدَدَ.</w:t>
       </w:r>
-      <w:r>
-        <w:rPr>
-          <w:lang w:val="ar_AE" w:bidi="ar_AE"/>
-        </w:rPr>
-      </w:r>
-      <w:r>
-        <w:rPr>
-          <w:lang w:val="ar_AE" w:bidi="ar_AE"/>
-        </w:rPr>
-      </w:r>
-    </w:p>
-    <w:p>
-      <w:pPr>
-        <w:bidi/>
-      </w:pPr>
-      <w:r>
-        <w:rPr>
-          <w:lang w:val="ar_AE" w:bidi="ar_AE"/>
-        </w:rPr>
-      </w:r>
-    </w:p>
-    <w:p>
-      <w:pPr>
-        <w:bidi/>
-      </w:pPr>
-      <w:r>
-        <w:rPr>
-          <w:lang w:val="ar_AE" w:bidi="ar_AE"/>
-        </w:rPr>
-      </w:r>
-      <w:r>
-        <w:rPr>
-          <w:vertAlign w:val="superscript"/>
+    </w:p>
+    <w:p>
+      <w:pPr>
+        <w:bidi/>
+      </w:pPr>
+      <w:r>
+        <w:rPr>
+          <w:rtl/>
+          <w:cs/>
+          <w:lang w:val="ar_AE" w:bidi="ar_AE"/>
+        </w:rPr>
+      </w:r>
+      <w:r>
+        <w:rPr>
+          <w:vertAlign w:val="superscript"/>
+          <w:rtl/>
+          <w:cs/>
           <w:lang w:val="ar_AE" w:bidi="ar_AE"/>
         </w:rPr>
         <w:t>5</w:t>
       </w:r>
       <w:r>
         <w:rPr>
+          <w:rtl/>
+          <w:cs/>
           <w:lang w:val="ar_AE" w:bidi="ar_AE"/>
         </w:rPr>
         <w:t xml:space="preserve"> وَأُكَسِّرُ مِغْلَاقَ دِمَشْقَ، وَأَقْطَعُ ٱلسَّاكِنَ مِنْ بُقْعَةِ آوَنَ، وَمَاسِكَ ٱلْقَضِيبِ مِنْ بَيْتِ عَدْنٍ، وَيُسْبَى شَعْبُ أَرَامَ إِلَى قِيرَ، قَالَ ٱلرَّبُّ».</w:t>
       </w:r>
-      <w:r>
-        <w:rPr>
-          <w:lang w:val="ar_AE" w:bidi="ar_AE"/>
-        </w:rPr>
-      </w:r>
-      <w:r>
-        <w:rPr>
-          <w:lang w:val="ar_AE" w:bidi="ar_AE"/>
-        </w:rPr>
-      </w:r>
-    </w:p>
-    <w:p>
-      <w:pPr>
-        <w:bidi/>
-      </w:pPr>
-      <w:r>
-        <w:rPr>
-          <w:lang w:val="ar_AE" w:bidi="ar_AE"/>
-        </w:rPr>
-      </w:r>
-    </w:p>
-    <w:p>
-      <w:pPr>
-        <w:bidi/>
-      </w:pPr>
-      <w:r>
-        <w:rPr>
-          <w:lang w:val="ar_AE" w:bidi="ar_AE"/>
-        </w:rPr>
-      </w:r>
-      <w:r>
-        <w:rPr>
-          <w:vertAlign w:val="superscript"/>
+    </w:p>
+    <w:p>
+      <w:pPr>
+        <w:bidi/>
+      </w:pPr>
+      <w:r>
+        <w:rPr>
+          <w:rtl/>
+          <w:cs/>
+          <w:lang w:val="ar_AE" w:bidi="ar_AE"/>
+        </w:rPr>
+      </w:r>
+      <w:r>
+        <w:rPr>
+          <w:vertAlign w:val="superscript"/>
+          <w:rtl/>
+          <w:cs/>
           <w:lang w:val="ar_AE" w:bidi="ar_AE"/>
         </w:rPr>
         <w:t>6</w:t>
       </w:r>
       <w:r>
         <w:rPr>
+          <w:rtl/>
+          <w:cs/>
           <w:lang w:val="ar_AE" w:bidi="ar_AE"/>
         </w:rPr>
         <w:t xml:space="preserve"> هَكَذَا قَالَ ٱلرَّبُّ: «مِنْ أَجْلِ ذُنُوبِ غَزَّةَ ٱلثَّلَاثَةِ وَٱلْأَرْبَعَةِ لَا أَرْجِعُ عَنْهُ، لِأَنَّهُمْ سَبَوْا سَبْيًا كَامِلًا لِكَىْ يُسَلِّمُوهُ إِلَى أَدُومَ.</w:t>
       </w:r>
-      <w:r>
-        <w:rPr>
-          <w:lang w:val="ar_AE" w:bidi="ar_AE"/>
-        </w:rPr>
-      </w:r>
-      <w:r>
-        <w:rPr>
-          <w:lang w:val="ar_AE" w:bidi="ar_AE"/>
-        </w:rPr>
-      </w:r>
-    </w:p>
-    <w:p>
-      <w:pPr>
-        <w:bidi/>
-      </w:pPr>
-      <w:r>
-        <w:rPr>
-          <w:lang w:val="ar_AE" w:bidi="ar_AE"/>
-        </w:rPr>
-      </w:r>
-    </w:p>
-    <w:p>
-      <w:pPr>
-        <w:bidi/>
-      </w:pPr>
-      <w:r>
-        <w:rPr>
-          <w:lang w:val="ar_AE" w:bidi="ar_AE"/>
-        </w:rPr>
-      </w:r>
-      <w:r>
-        <w:rPr>
-          <w:vertAlign w:val="superscript"/>
+    </w:p>
+    <w:p>
+      <w:pPr>
+        <w:bidi/>
+      </w:pPr>
+      <w:r>
+        <w:rPr>
+          <w:rtl/>
+          <w:cs/>
+          <w:lang w:val="ar_AE" w:bidi="ar_AE"/>
+        </w:rPr>
+      </w:r>
+      <w:r>
+        <w:rPr>
+          <w:vertAlign w:val="superscript"/>
+          <w:rtl/>
+          <w:cs/>
           <w:lang w:val="ar_AE" w:bidi="ar_AE"/>
         </w:rPr>
         <w:t>7</w:t>
       </w:r>
       <w:r>
         <w:rPr>
+          <w:rtl/>
+          <w:cs/>
           <w:lang w:val="ar_AE" w:bidi="ar_AE"/>
         </w:rPr>
         <w:t xml:space="preserve"> فَأُرْسِلُ نَارًا عَلَى سُورِ غَزَّةَ فَتَأْكُلُ قُصُورَهَا.</w:t>
       </w:r>
-      <w:r>
-        <w:rPr>
-          <w:lang w:val="ar_AE" w:bidi="ar_AE"/>
-        </w:rPr>
-      </w:r>
-      <w:r>
-        <w:rPr>
-          <w:lang w:val="ar_AE" w:bidi="ar_AE"/>
-        </w:rPr>
-      </w:r>
-    </w:p>
-    <w:p>
-      <w:pPr>
-        <w:bidi/>
-      </w:pPr>
-      <w:r>
-        <w:rPr>
-          <w:lang w:val="ar_AE" w:bidi="ar_AE"/>
-        </w:rPr>
-      </w:r>
-    </w:p>
-    <w:p>
-      <w:pPr>
-        <w:bidi/>
-      </w:pPr>
-      <w:r>
-        <w:rPr>
-          <w:lang w:val="ar_AE" w:bidi="ar_AE"/>
-        </w:rPr>
-      </w:r>
-      <w:r>
-        <w:rPr>
-          <w:vertAlign w:val="superscript"/>
+    </w:p>
+    <w:p>
+      <w:pPr>
+        <w:bidi/>
+      </w:pPr>
+      <w:r>
+        <w:rPr>
+          <w:rtl/>
+          <w:cs/>
+          <w:lang w:val="ar_AE" w:bidi="ar_AE"/>
+        </w:rPr>
+      </w:r>
+      <w:r>
+        <w:rPr>
+          <w:vertAlign w:val="superscript"/>
+          <w:rtl/>
+          <w:cs/>
           <w:lang w:val="ar_AE" w:bidi="ar_AE"/>
         </w:rPr>
         <w:t>8</w:t>
       </w:r>
       <w:r>
         <w:rPr>
+          <w:rtl/>
+          <w:cs/>
           <w:lang w:val="ar_AE" w:bidi="ar_AE"/>
         </w:rPr>
         <w:t xml:space="preserve"> وَأَقْطَعُ ٱلسَّاكِنَ مِنْ أَشْدُودَ، وَمَاسِكَ ٱلْقَضِيبِ مِنْ أَشْقَلُونَ، وَأَرُدُّ يَدِي عَلَى عَقْرُونَ، فَتَهْلِكُ بَقِيَّةُ ٱلْفِلِسْطِينِيِّينَ، قَالَ ٱلسَّيِّدُ ٱلرَّبُّ».</w:t>
       </w:r>
-      <w:r>
-        <w:rPr>
-          <w:lang w:val="ar_AE" w:bidi="ar_AE"/>
-        </w:rPr>
-      </w:r>
-      <w:r>
-        <w:rPr>
-          <w:lang w:val="ar_AE" w:bidi="ar_AE"/>
-        </w:rPr>
-      </w:r>
-    </w:p>
-    <w:p>
-      <w:pPr>
-        <w:bidi/>
-      </w:pPr>
-      <w:r>
-        <w:rPr>
-          <w:lang w:val="ar_AE" w:bidi="ar_AE"/>
-        </w:rPr>
-      </w:r>
-    </w:p>
-    <w:p>
-      <w:pPr>
-        <w:bidi/>
-      </w:pPr>
-      <w:r>
-        <w:rPr>
-          <w:lang w:val="ar_AE" w:bidi="ar_AE"/>
-        </w:rPr>
-      </w:r>
-      <w:r>
-        <w:rPr>
-          <w:vertAlign w:val="superscript"/>
+    </w:p>
+    <w:p>
+      <w:pPr>
+        <w:bidi/>
+      </w:pPr>
+      <w:r>
+        <w:rPr>
+          <w:rtl/>
+          <w:cs/>
+          <w:lang w:val="ar_AE" w:bidi="ar_AE"/>
+        </w:rPr>
+      </w:r>
+      <w:r>
+        <w:rPr>
+          <w:vertAlign w:val="superscript"/>
+          <w:rtl/>
+          <w:cs/>
           <w:lang w:val="ar_AE" w:bidi="ar_AE"/>
         </w:rPr>
         <w:t>9</w:t>
       </w:r>
       <w:r>
         <w:rPr>
+          <w:rtl/>
+          <w:cs/>
           <w:lang w:val="ar_AE" w:bidi="ar_AE"/>
         </w:rPr>
         <w:t xml:space="preserve"> هَكَذَا قَالَ ٱلرَّبُّ: «مِنْ أَجْلِ ذُنُوبِ صُورَ ٱلثَّلَاثَةِ وَٱلْأَرْبَعَةِ لَا أَرْجِعُ عَنْهُ، لِأَنَّهُمْ سَلَّمُوا سَبْيًا كَامِلًا إِلَى أَدُومَ، وَلَمْ يَذْكُرُوا عَهْدَ ٱلْإِخْوَةِ.</w:t>
       </w:r>
-      <w:r>
-        <w:rPr>
-          <w:lang w:val="ar_AE" w:bidi="ar_AE"/>
-        </w:rPr>
-      </w:r>
-      <w:r>
-        <w:rPr>
-          <w:lang w:val="ar_AE" w:bidi="ar_AE"/>
-        </w:rPr>
-      </w:r>
-    </w:p>
-    <w:p>
-      <w:pPr>
-        <w:bidi/>
-      </w:pPr>
-      <w:r>
-        <w:rPr>
-          <w:lang w:val="ar_AE" w:bidi="ar_AE"/>
-        </w:rPr>
-      </w:r>
-    </w:p>
-    <w:p>
-      <w:pPr>
-        <w:bidi/>
-      </w:pPr>
-      <w:r>
-        <w:rPr>
-          <w:lang w:val="ar_AE" w:bidi="ar_AE"/>
-        </w:rPr>
-      </w:r>
-      <w:r>
-        <w:rPr>
-          <w:vertAlign w:val="superscript"/>
+    </w:p>
+    <w:p>
+      <w:pPr>
+        <w:bidi/>
+      </w:pPr>
+      <w:r>
+        <w:rPr>
+          <w:rtl/>
+          <w:cs/>
+          <w:lang w:val="ar_AE" w:bidi="ar_AE"/>
+        </w:rPr>
+      </w:r>
+      <w:r>
+        <w:rPr>
+          <w:vertAlign w:val="superscript"/>
+          <w:rtl/>
+          <w:cs/>
           <w:lang w:val="ar_AE" w:bidi="ar_AE"/>
         </w:rPr>
         <w:t>10</w:t>
       </w:r>
       <w:r>
         <w:rPr>
+          <w:rtl/>
+          <w:cs/>
           <w:lang w:val="ar_AE" w:bidi="ar_AE"/>
         </w:rPr>
         <w:t xml:space="preserve"> فَأُرْسِلُ نَارًا عَلَى سُورِ صُورَ فَتَأْكُلُ قُصُورَهَا».</w:t>
       </w:r>
-      <w:r>
-        <w:rPr>
-          <w:lang w:val="ar_AE" w:bidi="ar_AE"/>
-        </w:rPr>
-      </w:r>
-      <w:r>
-        <w:rPr>
-          <w:lang w:val="ar_AE" w:bidi="ar_AE"/>
-        </w:rPr>
-      </w:r>
-    </w:p>
-    <w:p>
-      <w:pPr>
-        <w:bidi/>
-      </w:pPr>
-      <w:r>
-        <w:rPr>
-          <w:lang w:val="ar_AE" w:bidi="ar_AE"/>
-        </w:rPr>
-      </w:r>
-    </w:p>
-    <w:p>
-      <w:pPr>
-        <w:bidi/>
-      </w:pPr>
-      <w:r>
-        <w:rPr>
-          <w:lang w:val="ar_AE" w:bidi="ar_AE"/>
-        </w:rPr>
-      </w:r>
-      <w:r>
-        <w:rPr>
-          <w:vertAlign w:val="superscript"/>
+    </w:p>
+    <w:p>
+      <w:pPr>
+        <w:bidi/>
+      </w:pPr>
+      <w:r>
+        <w:rPr>
+          <w:rtl/>
+          <w:cs/>
+          <w:lang w:val="ar_AE" w:bidi="ar_AE"/>
+        </w:rPr>
+      </w:r>
+      <w:r>
+        <w:rPr>
+          <w:vertAlign w:val="superscript"/>
+          <w:rtl/>
+          <w:cs/>
           <w:lang w:val="ar_AE" w:bidi="ar_AE"/>
         </w:rPr>
         <w:t>11</w:t>
       </w:r>
       <w:r>
         <w:rPr>
+          <w:rtl/>
+          <w:cs/>
           <w:lang w:val="ar_AE" w:bidi="ar_AE"/>
         </w:rPr>
         <w:t xml:space="preserve"> هَكَذَا قَالَ ٱلرَّبُّ: «مِنْ أَجْلِ ذُنُوبِ أَدُومَ ٱلثَّلَاثَةِ وَٱلْأَرْبَعَةِ لَا أَرْجِعُ، لِأَنَّهُ تَبِعَ بِٱلسَّيْفِ أَخَاهُ، وَأَفْسَدَ مَرَاحِمَهُ، وَغضَبُهُ إِلَى ٱلدَّهْرِ يَفْتَرِسُ، وَسَخَطُهُ يَحْفَظُهُ إِلَى ٱلْأَبَدِ.</w:t>
       </w:r>
-      <w:r>
-        <w:rPr>
-          <w:lang w:val="ar_AE" w:bidi="ar_AE"/>
-        </w:rPr>
-      </w:r>
-      <w:r>
-        <w:rPr>
-          <w:lang w:val="ar_AE" w:bidi="ar_AE"/>
-        </w:rPr>
-      </w:r>
-    </w:p>
-    <w:p>
-      <w:pPr>
-        <w:bidi/>
-      </w:pPr>
-      <w:r>
-        <w:rPr>
-          <w:lang w:val="ar_AE" w:bidi="ar_AE"/>
-        </w:rPr>
-      </w:r>
-    </w:p>
-    <w:p>
-      <w:pPr>
-        <w:bidi/>
-      </w:pPr>
-      <w:r>
-        <w:rPr>
-          <w:lang w:val="ar_AE" w:bidi="ar_AE"/>
-        </w:rPr>
-      </w:r>
-      <w:r>
-        <w:rPr>
-          <w:vertAlign w:val="superscript"/>
+    </w:p>
+    <w:p>
+      <w:pPr>
+        <w:bidi/>
+      </w:pPr>
+      <w:r>
+        <w:rPr>
+          <w:rtl/>
+          <w:cs/>
+          <w:lang w:val="ar_AE" w:bidi="ar_AE"/>
+        </w:rPr>
+      </w:r>
+      <w:r>
+        <w:rPr>
+          <w:vertAlign w:val="superscript"/>
+          <w:rtl/>
+          <w:cs/>
           <w:lang w:val="ar_AE" w:bidi="ar_AE"/>
         </w:rPr>
         <w:t>12</w:t>
       </w:r>
       <w:r>
         <w:rPr>
+          <w:rtl/>
+          <w:cs/>
           <w:lang w:val="ar_AE" w:bidi="ar_AE"/>
         </w:rPr>
         <w:t xml:space="preserve"> فَأُرْسِلُ نَارًا عَلَى تَيْمَانَ فَتَأْكُلُ قُصُورَ بُصْرَةَ».</w:t>
       </w:r>
-      <w:r>
-        <w:rPr>
-          <w:lang w:val="ar_AE" w:bidi="ar_AE"/>
-        </w:rPr>
-      </w:r>
-      <w:r>
-        <w:rPr>
-          <w:lang w:val="ar_AE" w:bidi="ar_AE"/>
-        </w:rPr>
-      </w:r>
-    </w:p>
-    <w:p>
-      <w:pPr>
-        <w:bidi/>
-      </w:pPr>
-      <w:r>
-        <w:rPr>
-          <w:lang w:val="ar_AE" w:bidi="ar_AE"/>
-        </w:rPr>
-      </w:r>
-    </w:p>
-    <w:p>
-      <w:pPr>
-        <w:bidi/>
-      </w:pPr>
-      <w:r>
-        <w:rPr>
-          <w:lang w:val="ar_AE" w:bidi="ar_AE"/>
-        </w:rPr>
-      </w:r>
-      <w:r>
-        <w:rPr>
-          <w:vertAlign w:val="superscript"/>
+    </w:p>
+    <w:p>
+      <w:pPr>
+        <w:bidi/>
+      </w:pPr>
+      <w:r>
+        <w:rPr>
+          <w:rtl/>
+          <w:cs/>
+          <w:lang w:val="ar_AE" w:bidi="ar_AE"/>
+        </w:rPr>
+      </w:r>
+      <w:r>
+        <w:rPr>
+          <w:vertAlign w:val="superscript"/>
+          <w:rtl/>
+          <w:cs/>
           <w:lang w:val="ar_AE" w:bidi="ar_AE"/>
         </w:rPr>
         <w:t>13</w:t>
       </w:r>
       <w:r>
         <w:rPr>
+          <w:rtl/>
+          <w:cs/>
           <w:lang w:val="ar_AE" w:bidi="ar_AE"/>
         </w:rPr>
         <w:t xml:space="preserve"> هَكَذَا قَالَ ٱلرَّبُّ: «مِنْ أَجْلِ ذُنُوبِ بَنِي عَمُّونَ ٱلثَّلَاثَةِ وَٱلْأَرْبَعَةِ لَا أَرْجِعُ عَنْهُ، لِأَنَّهُمْ شَقُّوا حَوَامِلَ جِلْعَادَ لِكَيْ يُوَسِّعُوا تُخُومَهُمْ.</w:t>
       </w:r>
-      <w:r>
-        <w:rPr>
-          <w:lang w:val="ar_AE" w:bidi="ar_AE"/>
-        </w:rPr>
-      </w:r>
-      <w:r>
-        <w:rPr>
-          <w:lang w:val="ar_AE" w:bidi="ar_AE"/>
-        </w:rPr>
-      </w:r>
-    </w:p>
-    <w:p>
-      <w:pPr>
-        <w:bidi/>
-      </w:pPr>
-      <w:r>
-        <w:rPr>
-          <w:lang w:val="ar_AE" w:bidi="ar_AE"/>
-        </w:rPr>
-      </w:r>
-    </w:p>
-    <w:p>
-      <w:pPr>
-        <w:bidi/>
-      </w:pPr>
-      <w:r>
-        <w:rPr>
-          <w:lang w:val="ar_AE" w:bidi="ar_AE"/>
-        </w:rPr>
-      </w:r>
-      <w:r>
-        <w:rPr>
-          <w:vertAlign w:val="superscript"/>
+    </w:p>
+    <w:p>
+      <w:pPr>
+        <w:bidi/>
+      </w:pPr>
+      <w:r>
+        <w:rPr>
+          <w:rtl/>
+          <w:cs/>
+          <w:lang w:val="ar_AE" w:bidi="ar_AE"/>
+        </w:rPr>
+      </w:r>
+      <w:r>
+        <w:rPr>
+          <w:vertAlign w:val="superscript"/>
+          <w:rtl/>
+          <w:cs/>
           <w:lang w:val="ar_AE" w:bidi="ar_AE"/>
         </w:rPr>
         <w:t>14</w:t>
       </w:r>
       <w:r>
         <w:rPr>
+          <w:rtl/>
+          <w:cs/>
           <w:lang w:val="ar_AE" w:bidi="ar_AE"/>
         </w:rPr>
         <w:t xml:space="preserve"> فَأُضْرِمُ نَارًا عَلَى سُورِ رَبَّةَ فَتَأْكُلُ قُصُورَهَا. بِجَلَبَةٍ فِي يَوْمِ ٱلْقِتَالِ، بِنَوْءٍ فِي يَوْمِ ٱلزَّوْبَعَةِ.</w:t>
       </w:r>
-      <w:r>
-        <w:rPr>
-          <w:lang w:val="ar_AE" w:bidi="ar_AE"/>
-        </w:rPr>
-      </w:r>
-      <w:r>
-        <w:rPr>
-          <w:lang w:val="ar_AE" w:bidi="ar_AE"/>
-        </w:rPr>
-      </w:r>
-    </w:p>
-    <w:p>
-      <w:pPr>
-        <w:bidi/>
-      </w:pPr>
-      <w:r>
-        <w:rPr>
-          <w:lang w:val="ar_AE" w:bidi="ar_AE"/>
-        </w:rPr>
-      </w:r>
-    </w:p>
-    <w:p>
-      <w:pPr>
-        <w:bidi/>
-      </w:pPr>
-      <w:r>
-        <w:rPr>
-          <w:lang w:val="ar_AE" w:bidi="ar_AE"/>
-        </w:rPr>
-      </w:r>
-      <w:r>
-        <w:rPr>
-          <w:vertAlign w:val="superscript"/>
+    </w:p>
+    <w:p>
+      <w:pPr>
+        <w:bidi/>
+      </w:pPr>
+      <w:r>
+        <w:rPr>
+          <w:rtl/>
+          <w:cs/>
+          <w:lang w:val="ar_AE" w:bidi="ar_AE"/>
+        </w:rPr>
+      </w:r>
+      <w:r>
+        <w:rPr>
+          <w:vertAlign w:val="superscript"/>
+          <w:rtl/>
+          <w:cs/>
           <w:lang w:val="ar_AE" w:bidi="ar_AE"/>
         </w:rPr>
         <w:t>15</w:t>
       </w:r>
       <w:r>
         <w:rPr>
+          <w:rtl/>
+          <w:cs/>
           <w:lang w:val="ar_AE" w:bidi="ar_AE"/>
         </w:rPr>
         <w:t xml:space="preserve"> وَيَمْضِي مَلِكُهُمْ إِلَى ٱلسَّبْيِ هُوَ وَرُؤَسَاؤُهُ جَمِيعًا، قَالَ ٱلرَّبُّ».</w:t>
       </w:r>
-      <w:r>
-        <w:rPr>
-          <w:lang w:val="ar_AE" w:bidi="ar_AE"/>
-        </w:rPr>
-      </w:r>
-      <w:r>
-        <w:rPr>
-          <w:lang w:val="ar_AE" w:bidi="ar_AE"/>
-        </w:rPr>
-      </w:r>
-    </w:p>
-    <w:p>
-      <w:pPr>
-        <w:bidi/>
-      </w:pPr>
-      <w:r>
-        <w:rPr>
-          <w:lang w:val="ar_AE" w:bidi="ar_AE"/>
-        </w:rPr>
-      </w:r>
     </w:p>
     <w:p>
       <w:pPr>
@@ -903,703 +692,483 @@
       </w:pPr>
       <w:r>
         <w:rPr>
+          <w:rtl/>
+          <w:cs/>
           <w:lang w:val="ar_AE" w:bidi="ar_AE"/>
         </w:rPr>
         <w:t>Amos 2:1</w:t>
       </w:r>
       <w:r>
         <w:rPr>
-          <w:lang w:val="ar_AE" w:bidi="ar_AE"/>
-        </w:rPr>
-      </w:r>
-    </w:p>
-    <w:p>
-      <w:pPr>
-        <w:bidi/>
-      </w:pPr>
-      <w:r>
-        <w:rPr>
-          <w:lang w:val="ar_AE" w:bidi="ar_AE"/>
-        </w:rPr>
-      </w:r>
-      <w:r>
-        <w:rPr>
-          <w:vertAlign w:val="superscript"/>
+          <w:rtl/>
+          <w:cs/>
+          <w:lang w:val="ar_AE" w:bidi="ar_AE"/>
+        </w:rPr>
+      </w:r>
+    </w:p>
+    <w:p>
+      <w:pPr>
+        <w:bidi/>
+      </w:pPr>
+      <w:r>
+        <w:rPr>
+          <w:rtl/>
+          <w:cs/>
+          <w:lang w:val="ar_AE" w:bidi="ar_AE"/>
+        </w:rPr>
+      </w:r>
+      <w:r>
+        <w:rPr>
+          <w:vertAlign w:val="superscript"/>
+          <w:rtl/>
+          <w:cs/>
           <w:lang w:val="ar_AE" w:bidi="ar_AE"/>
         </w:rPr>
         <w:t>1</w:t>
       </w:r>
       <w:r>
         <w:rPr>
+          <w:rtl/>
+          <w:cs/>
           <w:lang w:val="ar_AE" w:bidi="ar_AE"/>
         </w:rPr>
         <w:t xml:space="preserve"> هَكَذَا قَالَ ٱلرَّبُّ: «مِنْ أَجْلِ ذُنُوبِ مُوآبَ ٱلثَّلَاثَةِ وَٱلْأَرْبَعَةِ لَا أَرْجِعُ عَنْهُ، لِأَنَّهُمْ أَحْرَقُوا عِظَامَ مَلِكِ أَدُومَ كِلْسًا.</w:t>
       </w:r>
-      <w:r>
-        <w:rPr>
-          <w:lang w:val="ar_AE" w:bidi="ar_AE"/>
-        </w:rPr>
-      </w:r>
-      <w:r>
-        <w:rPr>
-          <w:lang w:val="ar_AE" w:bidi="ar_AE"/>
-        </w:rPr>
-      </w:r>
-    </w:p>
-    <w:p>
-      <w:pPr>
-        <w:bidi/>
-      </w:pPr>
-      <w:r>
-        <w:rPr>
-          <w:lang w:val="ar_AE" w:bidi="ar_AE"/>
-        </w:rPr>
-      </w:r>
-    </w:p>
-    <w:p>
-      <w:pPr>
-        <w:bidi/>
-      </w:pPr>
-      <w:r>
-        <w:rPr>
-          <w:lang w:val="ar_AE" w:bidi="ar_AE"/>
-        </w:rPr>
-      </w:r>
-      <w:r>
-        <w:rPr>
-          <w:vertAlign w:val="superscript"/>
+    </w:p>
+    <w:p>
+      <w:pPr>
+        <w:bidi/>
+      </w:pPr>
+      <w:r>
+        <w:rPr>
+          <w:rtl/>
+          <w:cs/>
+          <w:lang w:val="ar_AE" w:bidi="ar_AE"/>
+        </w:rPr>
+      </w:r>
+      <w:r>
+        <w:rPr>
+          <w:vertAlign w:val="superscript"/>
+          <w:rtl/>
+          <w:cs/>
           <w:lang w:val="ar_AE" w:bidi="ar_AE"/>
         </w:rPr>
         <w:t>2</w:t>
       </w:r>
       <w:r>
         <w:rPr>
+          <w:rtl/>
+          <w:cs/>
           <w:lang w:val="ar_AE" w:bidi="ar_AE"/>
         </w:rPr>
         <w:t xml:space="preserve"> فَأُرْسِلُ نَارًا عَلَى مُوآبَ فَتَأْكُلُ قُصُورَ قَرْيُوتَ، وَيَمُوتُ مُوآبُ بِضَجِيجٍ، بِجَلَبَةٍ، بِصَوْتِ ٱلْبُوقِ.</w:t>
       </w:r>
-      <w:r>
-        <w:rPr>
-          <w:lang w:val="ar_AE" w:bidi="ar_AE"/>
-        </w:rPr>
-      </w:r>
-      <w:r>
-        <w:rPr>
-          <w:lang w:val="ar_AE" w:bidi="ar_AE"/>
-        </w:rPr>
-      </w:r>
-    </w:p>
-    <w:p>
-      <w:pPr>
-        <w:bidi/>
-      </w:pPr>
-      <w:r>
-        <w:rPr>
-          <w:lang w:val="ar_AE" w:bidi="ar_AE"/>
-        </w:rPr>
-      </w:r>
-    </w:p>
-    <w:p>
-      <w:pPr>
-        <w:bidi/>
-      </w:pPr>
-      <w:r>
-        <w:rPr>
-          <w:lang w:val="ar_AE" w:bidi="ar_AE"/>
-        </w:rPr>
-      </w:r>
-      <w:r>
-        <w:rPr>
-          <w:vertAlign w:val="superscript"/>
+    </w:p>
+    <w:p>
+      <w:pPr>
+        <w:bidi/>
+      </w:pPr>
+      <w:r>
+        <w:rPr>
+          <w:rtl/>
+          <w:cs/>
+          <w:lang w:val="ar_AE" w:bidi="ar_AE"/>
+        </w:rPr>
+      </w:r>
+      <w:r>
+        <w:rPr>
+          <w:vertAlign w:val="superscript"/>
+          <w:rtl/>
+          <w:cs/>
           <w:lang w:val="ar_AE" w:bidi="ar_AE"/>
         </w:rPr>
         <w:t>3</w:t>
       </w:r>
       <w:r>
         <w:rPr>
+          <w:rtl/>
+          <w:cs/>
           <w:lang w:val="ar_AE" w:bidi="ar_AE"/>
         </w:rPr>
         <w:t xml:space="preserve"> وَأَقْطَعُ ٱلْقَاضِيَ مِنْ وَسَطِهَا، وَأَقْتُلُ جَمِيعَ رُؤَسَائِهَا مَعَهُ، قَالَ ٱلرَّبُّ».</w:t>
       </w:r>
-      <w:r>
-        <w:rPr>
-          <w:lang w:val="ar_AE" w:bidi="ar_AE"/>
-        </w:rPr>
-      </w:r>
-      <w:r>
-        <w:rPr>
-          <w:lang w:val="ar_AE" w:bidi="ar_AE"/>
-        </w:rPr>
-      </w:r>
-    </w:p>
-    <w:p>
-      <w:pPr>
-        <w:bidi/>
-      </w:pPr>
-      <w:r>
-        <w:rPr>
-          <w:lang w:val="ar_AE" w:bidi="ar_AE"/>
-        </w:rPr>
-      </w:r>
-    </w:p>
-    <w:p>
-      <w:pPr>
-        <w:bidi/>
-      </w:pPr>
-      <w:r>
-        <w:rPr>
-          <w:lang w:val="ar_AE" w:bidi="ar_AE"/>
-        </w:rPr>
-      </w:r>
-      <w:r>
-        <w:rPr>
-          <w:vertAlign w:val="superscript"/>
+    </w:p>
+    <w:p>
+      <w:pPr>
+        <w:bidi/>
+      </w:pPr>
+      <w:r>
+        <w:rPr>
+          <w:rtl/>
+          <w:cs/>
+          <w:lang w:val="ar_AE" w:bidi="ar_AE"/>
+        </w:rPr>
+      </w:r>
+      <w:r>
+        <w:rPr>
+          <w:vertAlign w:val="superscript"/>
+          <w:rtl/>
+          <w:cs/>
           <w:lang w:val="ar_AE" w:bidi="ar_AE"/>
         </w:rPr>
         <w:t>4</w:t>
       </w:r>
       <w:r>
         <w:rPr>
+          <w:rtl/>
+          <w:cs/>
           <w:lang w:val="ar_AE" w:bidi="ar_AE"/>
         </w:rPr>
         <w:t xml:space="preserve"> هَكَذَا قَالَ ٱلرَّبُّ: «مِنْ أَجْلِ ذُنُوبِ يَهُوذَا ٱلثَّلَاثَةِ وَٱلْأَرْبَعَةِ لَا أَرْجِعُ عَنْهُ، لِأَنَّهُمْ رَفَضُوا نَامُوسَ ٱللهِ وَلَمْ يَحْفَظُوا فَرَائِضَهُ، وَأَضَلَّتْهُمْ أَكَاذِيبُهُمُ ٱلَّتِي سَارَ آبَاؤُهُمْ وَرَاءَهَا.</w:t>
       </w:r>
-      <w:r>
-        <w:rPr>
-          <w:lang w:val="ar_AE" w:bidi="ar_AE"/>
-        </w:rPr>
-      </w:r>
-      <w:r>
-        <w:rPr>
-          <w:lang w:val="ar_AE" w:bidi="ar_AE"/>
-        </w:rPr>
-      </w:r>
-    </w:p>
-    <w:p>
-      <w:pPr>
-        <w:bidi/>
-      </w:pPr>
-      <w:r>
-        <w:rPr>
-          <w:lang w:val="ar_AE" w:bidi="ar_AE"/>
-        </w:rPr>
-      </w:r>
-    </w:p>
-    <w:p>
-      <w:pPr>
-        <w:bidi/>
-      </w:pPr>
-      <w:r>
-        <w:rPr>
-          <w:lang w:val="ar_AE" w:bidi="ar_AE"/>
-        </w:rPr>
-      </w:r>
-      <w:r>
-        <w:rPr>
-          <w:vertAlign w:val="superscript"/>
+    </w:p>
+    <w:p>
+      <w:pPr>
+        <w:bidi/>
+      </w:pPr>
+      <w:r>
+        <w:rPr>
+          <w:rtl/>
+          <w:cs/>
+          <w:lang w:val="ar_AE" w:bidi="ar_AE"/>
+        </w:rPr>
+      </w:r>
+      <w:r>
+        <w:rPr>
+          <w:vertAlign w:val="superscript"/>
+          <w:rtl/>
+          <w:cs/>
           <w:lang w:val="ar_AE" w:bidi="ar_AE"/>
         </w:rPr>
         <w:t>5</w:t>
       </w:r>
       <w:r>
         <w:rPr>
+          <w:rtl/>
+          <w:cs/>
           <w:lang w:val="ar_AE" w:bidi="ar_AE"/>
         </w:rPr>
         <w:t xml:space="preserve"> فَأُرْسِلُ نَارًا عَلَى يَهُوذَا فَتَأْكُلُ قُصُورَ أُورُشَلِيمَ».</w:t>
       </w:r>
-      <w:r>
-        <w:rPr>
-          <w:lang w:val="ar_AE" w:bidi="ar_AE"/>
-        </w:rPr>
-      </w:r>
-      <w:r>
-        <w:rPr>
-          <w:lang w:val="ar_AE" w:bidi="ar_AE"/>
-        </w:rPr>
-      </w:r>
-    </w:p>
-    <w:p>
-      <w:pPr>
-        <w:bidi/>
-      </w:pPr>
-      <w:r>
-        <w:rPr>
-          <w:lang w:val="ar_AE" w:bidi="ar_AE"/>
-        </w:rPr>
-      </w:r>
-    </w:p>
-    <w:p>
-      <w:pPr>
-        <w:bidi/>
-      </w:pPr>
-      <w:r>
-        <w:rPr>
-          <w:lang w:val="ar_AE" w:bidi="ar_AE"/>
-        </w:rPr>
-      </w:r>
-      <w:r>
-        <w:rPr>
-          <w:vertAlign w:val="superscript"/>
+    </w:p>
+    <w:p>
+      <w:pPr>
+        <w:bidi/>
+      </w:pPr>
+      <w:r>
+        <w:rPr>
+          <w:rtl/>
+          <w:cs/>
+          <w:lang w:val="ar_AE" w:bidi="ar_AE"/>
+        </w:rPr>
+      </w:r>
+      <w:r>
+        <w:rPr>
+          <w:vertAlign w:val="superscript"/>
+          <w:rtl/>
+          <w:cs/>
           <w:lang w:val="ar_AE" w:bidi="ar_AE"/>
         </w:rPr>
         <w:t>6</w:t>
       </w:r>
       <w:r>
         <w:rPr>
+          <w:rtl/>
+          <w:cs/>
           <w:lang w:val="ar_AE" w:bidi="ar_AE"/>
         </w:rPr>
         <w:t xml:space="preserve"> هَكَذَا قَالَ ٱلرَّبُّ: «مِنْ أَجْلِ ذُنُوبِ إِسْرَائِيلَ ٱلثَّلَاثَةِ وَٱلْأَرْبَعَةِ لَا أَرْجِعُ عَنْهُ، لِأَنَّهُمْ بَاعُوا ٱلْبَارَّ بِٱلْفِضَّةِ، وَٱلْبَائِسَ لِأَجْلِ نَعْلَيْنِ.</w:t>
       </w:r>
-      <w:r>
-        <w:rPr>
-          <w:lang w:val="ar_AE" w:bidi="ar_AE"/>
-        </w:rPr>
-      </w:r>
-      <w:r>
-        <w:rPr>
-          <w:lang w:val="ar_AE" w:bidi="ar_AE"/>
-        </w:rPr>
-      </w:r>
-    </w:p>
-    <w:p>
-      <w:pPr>
-        <w:bidi/>
-      </w:pPr>
-      <w:r>
-        <w:rPr>
-          <w:lang w:val="ar_AE" w:bidi="ar_AE"/>
-        </w:rPr>
-      </w:r>
-    </w:p>
-    <w:p>
-      <w:pPr>
-        <w:bidi/>
-      </w:pPr>
-      <w:r>
-        <w:rPr>
-          <w:lang w:val="ar_AE" w:bidi="ar_AE"/>
-        </w:rPr>
-      </w:r>
-      <w:r>
-        <w:rPr>
-          <w:vertAlign w:val="superscript"/>
+    </w:p>
+    <w:p>
+      <w:pPr>
+        <w:bidi/>
+      </w:pPr>
+      <w:r>
+        <w:rPr>
+          <w:rtl/>
+          <w:cs/>
+          <w:lang w:val="ar_AE" w:bidi="ar_AE"/>
+        </w:rPr>
+      </w:r>
+      <w:r>
+        <w:rPr>
+          <w:vertAlign w:val="superscript"/>
+          <w:rtl/>
+          <w:cs/>
           <w:lang w:val="ar_AE" w:bidi="ar_AE"/>
         </w:rPr>
         <w:t>7</w:t>
       </w:r>
       <w:r>
         <w:rPr>
+          <w:rtl/>
+          <w:cs/>
           <w:lang w:val="ar_AE" w:bidi="ar_AE"/>
         </w:rPr>
         <w:t xml:space="preserve"> ٱلَّذِينَ يَتَهَمَّمُونَ تُرَابَ ٱلْأَرْضِ عَلَى رُؤُوسِ ٱلْمَسَاكِينِ، وَيَصُدُّونَ سَبِيلَ ٱلْبَائِسِينَ، وَيَذْهَبُ رَجُلٌ وَأَبُوهُ إِلَى صَبِيَّةٍ وَاحِدَةٍ حَتَّى يُدَنِّسُوا ٱسْمَ قُدْسِي.</w:t>
       </w:r>
-      <w:r>
-        <w:rPr>
-          <w:lang w:val="ar_AE" w:bidi="ar_AE"/>
-        </w:rPr>
-      </w:r>
-      <w:r>
-        <w:rPr>
-          <w:lang w:val="ar_AE" w:bidi="ar_AE"/>
-        </w:rPr>
-      </w:r>
-    </w:p>
-    <w:p>
-      <w:pPr>
-        <w:bidi/>
-      </w:pPr>
-      <w:r>
-        <w:rPr>
-          <w:lang w:val="ar_AE" w:bidi="ar_AE"/>
-        </w:rPr>
-      </w:r>
-    </w:p>
-    <w:p>
-      <w:pPr>
-        <w:bidi/>
-      </w:pPr>
-      <w:r>
-        <w:rPr>
-          <w:lang w:val="ar_AE" w:bidi="ar_AE"/>
-        </w:rPr>
-      </w:r>
-      <w:r>
-        <w:rPr>
-          <w:vertAlign w:val="superscript"/>
+    </w:p>
+    <w:p>
+      <w:pPr>
+        <w:bidi/>
+      </w:pPr>
+      <w:r>
+        <w:rPr>
+          <w:rtl/>
+          <w:cs/>
+          <w:lang w:val="ar_AE" w:bidi="ar_AE"/>
+        </w:rPr>
+      </w:r>
+      <w:r>
+        <w:rPr>
+          <w:vertAlign w:val="superscript"/>
+          <w:rtl/>
+          <w:cs/>
           <w:lang w:val="ar_AE" w:bidi="ar_AE"/>
         </w:rPr>
         <w:t>8</w:t>
       </w:r>
       <w:r>
         <w:rPr>
+          <w:rtl/>
+          <w:cs/>
           <w:lang w:val="ar_AE" w:bidi="ar_AE"/>
         </w:rPr>
         <w:t xml:space="preserve"> وَيَتَمَدَّدُونَ عَلَى ثِيَابٍ مَرْهُونَةٍ بِجَانِبِ كُلِّ مَذْبَحٍ، وَيَشْرَبُونَ خَمْرَ ٱلْمُغَرَّمِينَ فِي بَيْتِ آلِهَتِهِمْ.</w:t>
       </w:r>
-      <w:r>
-        <w:rPr>
-          <w:lang w:val="ar_AE" w:bidi="ar_AE"/>
-        </w:rPr>
-      </w:r>
-      <w:r>
-        <w:rPr>
-          <w:lang w:val="ar_AE" w:bidi="ar_AE"/>
-        </w:rPr>
-      </w:r>
-    </w:p>
-    <w:p>
-      <w:pPr>
-        <w:bidi/>
-      </w:pPr>
-      <w:r>
-        <w:rPr>
-          <w:lang w:val="ar_AE" w:bidi="ar_AE"/>
-        </w:rPr>
-      </w:r>
-    </w:p>
-    <w:p>
-      <w:pPr>
-        <w:bidi/>
-      </w:pPr>
-      <w:r>
-        <w:rPr>
-          <w:lang w:val="ar_AE" w:bidi="ar_AE"/>
-        </w:rPr>
-      </w:r>
-      <w:r>
-        <w:rPr>
-          <w:vertAlign w:val="superscript"/>
+    </w:p>
+    <w:p>
+      <w:pPr>
+        <w:bidi/>
+      </w:pPr>
+      <w:r>
+        <w:rPr>
+          <w:rtl/>
+          <w:cs/>
+          <w:lang w:val="ar_AE" w:bidi="ar_AE"/>
+        </w:rPr>
+      </w:r>
+      <w:r>
+        <w:rPr>
+          <w:vertAlign w:val="superscript"/>
+          <w:rtl/>
+          <w:cs/>
           <w:lang w:val="ar_AE" w:bidi="ar_AE"/>
         </w:rPr>
         <w:t>9</w:t>
       </w:r>
       <w:r>
         <w:rPr>
+          <w:rtl/>
+          <w:cs/>
           <w:lang w:val="ar_AE" w:bidi="ar_AE"/>
         </w:rPr>
         <w:t xml:space="preserve"> «وَأَنَا قَدْ أَبَدْتُ مِنْ أَمَامِهِمِ ٱلْأَمُورِيَّ ٱلَّذِي قَامَتُهُ مِثْلُ قَامَةِ ٱلْأَرْزِ، وَهُوَ قَوِيٌّ كَٱلْبَلُّوطِ. أَبَدْتُ ثَمَرَهُ مِنْ فَوْقُ، وَأُصُولَهُ مِنْ تَحْتُ.</w:t>
       </w:r>
-      <w:r>
-        <w:rPr>
-          <w:lang w:val="ar_AE" w:bidi="ar_AE"/>
-        </w:rPr>
-      </w:r>
-      <w:r>
-        <w:rPr>
-          <w:lang w:val="ar_AE" w:bidi="ar_AE"/>
-        </w:rPr>
-      </w:r>
-    </w:p>
-    <w:p>
-      <w:pPr>
-        <w:bidi/>
-      </w:pPr>
-      <w:r>
-        <w:rPr>
-          <w:lang w:val="ar_AE" w:bidi="ar_AE"/>
-        </w:rPr>
-      </w:r>
-    </w:p>
-    <w:p>
-      <w:pPr>
-        <w:bidi/>
-      </w:pPr>
-      <w:r>
-        <w:rPr>
-          <w:lang w:val="ar_AE" w:bidi="ar_AE"/>
-        </w:rPr>
-      </w:r>
-      <w:r>
-        <w:rPr>
-          <w:vertAlign w:val="superscript"/>
+    </w:p>
+    <w:p>
+      <w:pPr>
+        <w:bidi/>
+      </w:pPr>
+      <w:r>
+        <w:rPr>
+          <w:rtl/>
+          <w:cs/>
+          <w:lang w:val="ar_AE" w:bidi="ar_AE"/>
+        </w:rPr>
+      </w:r>
+      <w:r>
+        <w:rPr>
+          <w:vertAlign w:val="superscript"/>
+          <w:rtl/>
+          <w:cs/>
           <w:lang w:val="ar_AE" w:bidi="ar_AE"/>
         </w:rPr>
         <w:t>10</w:t>
       </w:r>
       <w:r>
         <w:rPr>
+          <w:rtl/>
+          <w:cs/>
           <w:lang w:val="ar_AE" w:bidi="ar_AE"/>
         </w:rPr>
         <w:t xml:space="preserve"> وَأَنَا أَصْعَدْتُكُمْ مِنْ أَرْضِ مِصْرَ وَسِرْتُ بِكُمْ فِي ٱلْبَرِّيَّةِ أَرْبَعِينَ سَنَةً لِتَرِثُوا أَرْضَ ٱلْأَمُورِيِّ.</w:t>
       </w:r>
-      <w:r>
-        <w:rPr>
-          <w:lang w:val="ar_AE" w:bidi="ar_AE"/>
-        </w:rPr>
-      </w:r>
-      <w:r>
-        <w:rPr>
-          <w:lang w:val="ar_AE" w:bidi="ar_AE"/>
-        </w:rPr>
-      </w:r>
-    </w:p>
-    <w:p>
-      <w:pPr>
-        <w:bidi/>
-      </w:pPr>
-      <w:r>
-        <w:rPr>
-          <w:lang w:val="ar_AE" w:bidi="ar_AE"/>
-        </w:rPr>
-      </w:r>
-    </w:p>
-    <w:p>
-      <w:pPr>
-        <w:bidi/>
-      </w:pPr>
-      <w:r>
-        <w:rPr>
-          <w:lang w:val="ar_AE" w:bidi="ar_AE"/>
-        </w:rPr>
-      </w:r>
-      <w:r>
-        <w:rPr>
-          <w:vertAlign w:val="superscript"/>
+    </w:p>
+    <w:p>
+      <w:pPr>
+        <w:bidi/>
+      </w:pPr>
+      <w:r>
+        <w:rPr>
+          <w:rtl/>
+          <w:cs/>
+          <w:lang w:val="ar_AE" w:bidi="ar_AE"/>
+        </w:rPr>
+      </w:r>
+      <w:r>
+        <w:rPr>
+          <w:vertAlign w:val="superscript"/>
+          <w:rtl/>
+          <w:cs/>
           <w:lang w:val="ar_AE" w:bidi="ar_AE"/>
         </w:rPr>
         <w:t>11</w:t>
       </w:r>
       <w:r>
         <w:rPr>
+          <w:rtl/>
+          <w:cs/>
           <w:lang w:val="ar_AE" w:bidi="ar_AE"/>
         </w:rPr>
         <w:t xml:space="preserve"> وَأَقَمْتُ مِنْ بَنِيكُمْ أَنْبِيَاءَ، وَمِنْ فِتْيَانِكُمْ نَذِيرِينَ. أَلَيْسَ هَكَذَا يَا بَنِي إِسْرَائِيلَ، يَقُولُ ٱلرَّبُّ؟</w:t>
       </w:r>
-      <w:r>
-        <w:rPr>
-          <w:lang w:val="ar_AE" w:bidi="ar_AE"/>
-        </w:rPr>
-      </w:r>
-      <w:r>
-        <w:rPr>
-          <w:lang w:val="ar_AE" w:bidi="ar_AE"/>
-        </w:rPr>
-      </w:r>
-    </w:p>
-    <w:p>
-      <w:pPr>
-        <w:bidi/>
-      </w:pPr>
-      <w:r>
-        <w:rPr>
-          <w:lang w:val="ar_AE" w:bidi="ar_AE"/>
-        </w:rPr>
-      </w:r>
-    </w:p>
-    <w:p>
-      <w:pPr>
-        <w:bidi/>
-      </w:pPr>
-      <w:r>
-        <w:rPr>
-          <w:lang w:val="ar_AE" w:bidi="ar_AE"/>
-        </w:rPr>
-      </w:r>
-      <w:r>
-        <w:rPr>
-          <w:vertAlign w:val="superscript"/>
+    </w:p>
+    <w:p>
+      <w:pPr>
+        <w:bidi/>
+      </w:pPr>
+      <w:r>
+        <w:rPr>
+          <w:rtl/>
+          <w:cs/>
+          <w:lang w:val="ar_AE" w:bidi="ar_AE"/>
+        </w:rPr>
+      </w:r>
+      <w:r>
+        <w:rPr>
+          <w:vertAlign w:val="superscript"/>
+          <w:rtl/>
+          <w:cs/>
           <w:lang w:val="ar_AE" w:bidi="ar_AE"/>
         </w:rPr>
         <w:t>12</w:t>
       </w:r>
       <w:r>
         <w:rPr>
+          <w:rtl/>
+          <w:cs/>
           <w:lang w:val="ar_AE" w:bidi="ar_AE"/>
         </w:rPr>
         <w:t xml:space="preserve"> لَكِنَّكُمْ سَقَيْتُمُ ٱلنَّذِيرِينَ خَمْرًا، وَأَوْصَيْتُمُ ٱلْأَنْبِيَاءَ قَائِلِينَ: لَا تَتَنَبَّأُوا.</w:t>
       </w:r>
-      <w:r>
-        <w:rPr>
-          <w:lang w:val="ar_AE" w:bidi="ar_AE"/>
-        </w:rPr>
-      </w:r>
-      <w:r>
-        <w:rPr>
-          <w:lang w:val="ar_AE" w:bidi="ar_AE"/>
-        </w:rPr>
-      </w:r>
-    </w:p>
-    <w:p>
-      <w:pPr>
-        <w:bidi/>
-      </w:pPr>
-      <w:r>
-        <w:rPr>
-          <w:lang w:val="ar_AE" w:bidi="ar_AE"/>
-        </w:rPr>
-      </w:r>
-    </w:p>
-    <w:p>
-      <w:pPr>
-        <w:bidi/>
-      </w:pPr>
-      <w:r>
-        <w:rPr>
-          <w:lang w:val="ar_AE" w:bidi="ar_AE"/>
-        </w:rPr>
-      </w:r>
-      <w:r>
-        <w:rPr>
-          <w:vertAlign w:val="superscript"/>
+    </w:p>
+    <w:p>
+      <w:pPr>
+        <w:bidi/>
+      </w:pPr>
+      <w:r>
+        <w:rPr>
+          <w:rtl/>
+          <w:cs/>
+          <w:lang w:val="ar_AE" w:bidi="ar_AE"/>
+        </w:rPr>
+      </w:r>
+      <w:r>
+        <w:rPr>
+          <w:vertAlign w:val="superscript"/>
+          <w:rtl/>
+          <w:cs/>
           <w:lang w:val="ar_AE" w:bidi="ar_AE"/>
         </w:rPr>
         <w:t>13</w:t>
       </w:r>
       <w:r>
         <w:rPr>
+          <w:rtl/>
+          <w:cs/>
           <w:lang w:val="ar_AE" w:bidi="ar_AE"/>
         </w:rPr>
         <w:t xml:space="preserve"> «هَأَنَذَا أَضْغَطُ مَا تَحْتَكُمْ كَمَا تَضْغَطُ ٱلْعَجَلَةُ ٱلْمَلْآنَةُ حِزَمًا.</w:t>
       </w:r>
-      <w:r>
-        <w:rPr>
-          <w:lang w:val="ar_AE" w:bidi="ar_AE"/>
-        </w:rPr>
-      </w:r>
-      <w:r>
-        <w:rPr>
-          <w:lang w:val="ar_AE" w:bidi="ar_AE"/>
-        </w:rPr>
-      </w:r>
-    </w:p>
-    <w:p>
-      <w:pPr>
-        <w:bidi/>
-      </w:pPr>
-      <w:r>
-        <w:rPr>
-          <w:lang w:val="ar_AE" w:bidi="ar_AE"/>
-        </w:rPr>
-      </w:r>
-    </w:p>
-    <w:p>
-      <w:pPr>
-        <w:bidi/>
-      </w:pPr>
-      <w:r>
-        <w:rPr>
-          <w:lang w:val="ar_AE" w:bidi="ar_AE"/>
-        </w:rPr>
-      </w:r>
-      <w:r>
-        <w:rPr>
-          <w:vertAlign w:val="superscript"/>
+    </w:p>
+    <w:p>
+      <w:pPr>
+        <w:bidi/>
+      </w:pPr>
+      <w:r>
+        <w:rPr>
+          <w:rtl/>
+          <w:cs/>
+          <w:lang w:val="ar_AE" w:bidi="ar_AE"/>
+        </w:rPr>
+      </w:r>
+      <w:r>
+        <w:rPr>
+          <w:vertAlign w:val="superscript"/>
+          <w:rtl/>
+          <w:cs/>
           <w:lang w:val="ar_AE" w:bidi="ar_AE"/>
         </w:rPr>
         <w:t>14</w:t>
       </w:r>
       <w:r>
         <w:rPr>
+          <w:rtl/>
+          <w:cs/>
           <w:lang w:val="ar_AE" w:bidi="ar_AE"/>
         </w:rPr>
         <w:t xml:space="preserve"> وَيَبِيدُ ٱلْمَنَاصُ عَنِ ٱلسَّرِيعِ، وَٱلْقَوِيُّ لَا يُشَدِّدُ قُوَّتَهُ، وَٱلْبَطَلُ لَا يُنَجِّي نَفْسَهُ،</w:t>
       </w:r>
-      <w:r>
-        <w:rPr>
-          <w:lang w:val="ar_AE" w:bidi="ar_AE"/>
-        </w:rPr>
-      </w:r>
-      <w:r>
-        <w:rPr>
-          <w:lang w:val="ar_AE" w:bidi="ar_AE"/>
-        </w:rPr>
-      </w:r>
-    </w:p>
-    <w:p>
-      <w:pPr>
-        <w:bidi/>
-      </w:pPr>
-      <w:r>
-        <w:rPr>
-          <w:lang w:val="ar_AE" w:bidi="ar_AE"/>
-        </w:rPr>
-      </w:r>
-    </w:p>
-    <w:p>
-      <w:pPr>
-        <w:bidi/>
-      </w:pPr>
-      <w:r>
-        <w:rPr>
-          <w:lang w:val="ar_AE" w:bidi="ar_AE"/>
-        </w:rPr>
-      </w:r>
-      <w:r>
-        <w:rPr>
-          <w:vertAlign w:val="superscript"/>
+    </w:p>
+    <w:p>
+      <w:pPr>
+        <w:bidi/>
+      </w:pPr>
+      <w:r>
+        <w:rPr>
+          <w:rtl/>
+          <w:cs/>
+          <w:lang w:val="ar_AE" w:bidi="ar_AE"/>
+        </w:rPr>
+      </w:r>
+      <w:r>
+        <w:rPr>
+          <w:vertAlign w:val="superscript"/>
+          <w:rtl/>
+          <w:cs/>
           <w:lang w:val="ar_AE" w:bidi="ar_AE"/>
         </w:rPr>
         <w:t>15</w:t>
       </w:r>
       <w:r>
         <w:rPr>
+          <w:rtl/>
+          <w:cs/>
           <w:lang w:val="ar_AE" w:bidi="ar_AE"/>
         </w:rPr>
         <w:t xml:space="preserve"> وَمَاسِكُ ٱلْقَوْسِ لَا يَثْبُتُ، وَسَرِيعُ ٱلرِّجْلَيْنِ لَا يَنْجُو، وَرَاكِبُ ٱلْخَيْلِ لَا يُنَجِّي نَفْسَهُ.</w:t>
       </w:r>
-      <w:r>
-        <w:rPr>
-          <w:lang w:val="ar_AE" w:bidi="ar_AE"/>
-        </w:rPr>
-      </w:r>
-      <w:r>
-        <w:rPr>
-          <w:lang w:val="ar_AE" w:bidi="ar_AE"/>
-        </w:rPr>
-      </w:r>
-    </w:p>
-    <w:p>
-      <w:pPr>
-        <w:bidi/>
-      </w:pPr>
-      <w:r>
-        <w:rPr>
-          <w:lang w:val="ar_AE" w:bidi="ar_AE"/>
-        </w:rPr>
-      </w:r>
-    </w:p>
-    <w:p>
-      <w:pPr>
-        <w:bidi/>
-      </w:pPr>
-      <w:r>
-        <w:rPr>
-          <w:lang w:val="ar_AE" w:bidi="ar_AE"/>
-        </w:rPr>
-      </w:r>
-      <w:r>
-        <w:rPr>
-          <w:vertAlign w:val="superscript"/>
+    </w:p>
+    <w:p>
+      <w:pPr>
+        <w:bidi/>
+      </w:pPr>
+      <w:r>
+        <w:rPr>
+          <w:rtl/>
+          <w:cs/>
+          <w:lang w:val="ar_AE" w:bidi="ar_AE"/>
+        </w:rPr>
+      </w:r>
+      <w:r>
+        <w:rPr>
+          <w:vertAlign w:val="superscript"/>
+          <w:rtl/>
+          <w:cs/>
           <w:lang w:val="ar_AE" w:bidi="ar_AE"/>
         </w:rPr>
         <w:t>16</w:t>
       </w:r>
       <w:r>
         <w:rPr>
+          <w:rtl/>
+          <w:cs/>
           <w:lang w:val="ar_AE" w:bidi="ar_AE"/>
         </w:rPr>
         <w:t xml:space="preserve"> وَٱلْقَوِيُّ ٱلْقَلْبِ بَيْنَ ٱلْأَبْطَالِ يَهْرُبُ عُرْيَانًا فِي ذَلِكَ ٱلْيَوْمِ، يَقُولُ ٱلرَّبُّ».</w:t>
       </w:r>
-      <w:r>
-        <w:rPr>
-          <w:lang w:val="ar_AE" w:bidi="ar_AE"/>
-        </w:rPr>
-      </w:r>
-      <w:r>
-        <w:rPr>
-          <w:lang w:val="ar_AE" w:bidi="ar_AE"/>
-        </w:rPr>
-      </w:r>
-    </w:p>
-    <w:p>
-      <w:pPr>
-        <w:bidi/>
-      </w:pPr>
-      <w:r>
-        <w:rPr>
-          <w:lang w:val="ar_AE" w:bidi="ar_AE"/>
-        </w:rPr>
-      </w:r>
     </w:p>
     <w:p>
       <w:pPr>
@@ -1608,660 +1177,454 @@
       </w:pPr>
       <w:r>
         <w:rPr>
+          <w:rtl/>
+          <w:cs/>
           <w:lang w:val="ar_AE" w:bidi="ar_AE"/>
         </w:rPr>
         <w:t>Amos 3:1</w:t>
       </w:r>
       <w:r>
         <w:rPr>
-          <w:lang w:val="ar_AE" w:bidi="ar_AE"/>
-        </w:rPr>
-      </w:r>
-    </w:p>
-    <w:p>
-      <w:pPr>
-        <w:bidi/>
-      </w:pPr>
-      <w:r>
-        <w:rPr>
-          <w:lang w:val="ar_AE" w:bidi="ar_AE"/>
-        </w:rPr>
-      </w:r>
-      <w:r>
-        <w:rPr>
-          <w:vertAlign w:val="superscript"/>
+          <w:rtl/>
+          <w:cs/>
+          <w:lang w:val="ar_AE" w:bidi="ar_AE"/>
+        </w:rPr>
+      </w:r>
+    </w:p>
+    <w:p>
+      <w:pPr>
+        <w:bidi/>
+      </w:pPr>
+      <w:r>
+        <w:rPr>
+          <w:rtl/>
+          <w:cs/>
+          <w:lang w:val="ar_AE" w:bidi="ar_AE"/>
+        </w:rPr>
+      </w:r>
+      <w:r>
+        <w:rPr>
+          <w:vertAlign w:val="superscript"/>
+          <w:rtl/>
+          <w:cs/>
           <w:lang w:val="ar_AE" w:bidi="ar_AE"/>
         </w:rPr>
         <w:t>1</w:t>
       </w:r>
       <w:r>
         <w:rPr>
+          <w:rtl/>
+          <w:cs/>
           <w:lang w:val="ar_AE" w:bidi="ar_AE"/>
         </w:rPr>
         <w:t xml:space="preserve"> اِسْمَعُوا هَذَا ٱلْقَوْلَ ٱلَّذِي تَكَلَّمَ بِهِ ٱلرَّبُّ عَلَيْكُمْ يَا بَنِي إِسْرَائِيلَ، عَلَى كُلِّ ٱلْقَبِيلَةِ ٱلَّتِي أَصْعَدْتُهَا مِنْ أَرْضِ مِصْرَ قَائِلًا:</w:t>
       </w:r>
-      <w:r>
-        <w:rPr>
-          <w:lang w:val="ar_AE" w:bidi="ar_AE"/>
-        </w:rPr>
-      </w:r>
-      <w:r>
-        <w:rPr>
-          <w:lang w:val="ar_AE" w:bidi="ar_AE"/>
-        </w:rPr>
-      </w:r>
-    </w:p>
-    <w:p>
-      <w:pPr>
-        <w:bidi/>
-      </w:pPr>
-      <w:r>
-        <w:rPr>
-          <w:lang w:val="ar_AE" w:bidi="ar_AE"/>
-        </w:rPr>
-      </w:r>
-    </w:p>
-    <w:p>
-      <w:pPr>
-        <w:bidi/>
-      </w:pPr>
-      <w:r>
-        <w:rPr>
-          <w:lang w:val="ar_AE" w:bidi="ar_AE"/>
-        </w:rPr>
-      </w:r>
-      <w:r>
-        <w:rPr>
-          <w:vertAlign w:val="superscript"/>
+    </w:p>
+    <w:p>
+      <w:pPr>
+        <w:bidi/>
+      </w:pPr>
+      <w:r>
+        <w:rPr>
+          <w:rtl/>
+          <w:cs/>
+          <w:lang w:val="ar_AE" w:bidi="ar_AE"/>
+        </w:rPr>
+      </w:r>
+      <w:r>
+        <w:rPr>
+          <w:vertAlign w:val="superscript"/>
+          <w:rtl/>
+          <w:cs/>
           <w:lang w:val="ar_AE" w:bidi="ar_AE"/>
         </w:rPr>
         <w:t>2</w:t>
       </w:r>
       <w:r>
         <w:rPr>
+          <w:rtl/>
+          <w:cs/>
           <w:lang w:val="ar_AE" w:bidi="ar_AE"/>
         </w:rPr>
         <w:t xml:space="preserve"> «إِيَّاكُمْ فَقَطْ عَرَفْتُ مِنْ جَمِيعِ قَبَائِلِ ٱلْأَرْضِ، لِذَلِكَ أُعَاقِبُكُمْ عَلَى جَمِيعِ ذُنُوبِكُمْ».</w:t>
       </w:r>
-      <w:r>
-        <w:rPr>
-          <w:lang w:val="ar_AE" w:bidi="ar_AE"/>
-        </w:rPr>
-      </w:r>
-      <w:r>
-        <w:rPr>
-          <w:lang w:val="ar_AE" w:bidi="ar_AE"/>
-        </w:rPr>
-      </w:r>
-    </w:p>
-    <w:p>
-      <w:pPr>
-        <w:bidi/>
-      </w:pPr>
-      <w:r>
-        <w:rPr>
-          <w:lang w:val="ar_AE" w:bidi="ar_AE"/>
-        </w:rPr>
-      </w:r>
-    </w:p>
-    <w:p>
-      <w:pPr>
-        <w:bidi/>
-      </w:pPr>
-      <w:r>
-        <w:rPr>
-          <w:lang w:val="ar_AE" w:bidi="ar_AE"/>
-        </w:rPr>
-      </w:r>
-      <w:r>
-        <w:rPr>
-          <w:vertAlign w:val="superscript"/>
+    </w:p>
+    <w:p>
+      <w:pPr>
+        <w:bidi/>
+      </w:pPr>
+      <w:r>
+        <w:rPr>
+          <w:rtl/>
+          <w:cs/>
+          <w:lang w:val="ar_AE" w:bidi="ar_AE"/>
+        </w:rPr>
+      </w:r>
+      <w:r>
+        <w:rPr>
+          <w:vertAlign w:val="superscript"/>
+          <w:rtl/>
+          <w:cs/>
           <w:lang w:val="ar_AE" w:bidi="ar_AE"/>
         </w:rPr>
         <w:t>3</w:t>
       </w:r>
       <w:r>
         <w:rPr>
+          <w:rtl/>
+          <w:cs/>
           <w:lang w:val="ar_AE" w:bidi="ar_AE"/>
         </w:rPr>
         <w:t xml:space="preserve"> هَلْ يَسِيرُ ٱثْنَانِ مَعًا إِنْ لَمْ يَتَوَاعَدَا؟</w:t>
       </w:r>
-      <w:r>
-        <w:rPr>
-          <w:lang w:val="ar_AE" w:bidi="ar_AE"/>
-        </w:rPr>
-      </w:r>
-      <w:r>
-        <w:rPr>
-          <w:lang w:val="ar_AE" w:bidi="ar_AE"/>
-        </w:rPr>
-      </w:r>
-    </w:p>
-    <w:p>
-      <w:pPr>
-        <w:bidi/>
-      </w:pPr>
-      <w:r>
-        <w:rPr>
-          <w:lang w:val="ar_AE" w:bidi="ar_AE"/>
-        </w:rPr>
-      </w:r>
-    </w:p>
-    <w:p>
-      <w:pPr>
-        <w:bidi/>
-      </w:pPr>
-      <w:r>
-        <w:rPr>
-          <w:lang w:val="ar_AE" w:bidi="ar_AE"/>
-        </w:rPr>
-      </w:r>
-      <w:r>
-        <w:rPr>
-          <w:vertAlign w:val="superscript"/>
+    </w:p>
+    <w:p>
+      <w:pPr>
+        <w:bidi/>
+      </w:pPr>
+      <w:r>
+        <w:rPr>
+          <w:rtl/>
+          <w:cs/>
+          <w:lang w:val="ar_AE" w:bidi="ar_AE"/>
+        </w:rPr>
+      </w:r>
+      <w:r>
+        <w:rPr>
+          <w:vertAlign w:val="superscript"/>
+          <w:rtl/>
+          <w:cs/>
           <w:lang w:val="ar_AE" w:bidi="ar_AE"/>
         </w:rPr>
         <w:t>4</w:t>
       </w:r>
       <w:r>
         <w:rPr>
+          <w:rtl/>
+          <w:cs/>
           <w:lang w:val="ar_AE" w:bidi="ar_AE"/>
         </w:rPr>
         <w:t xml:space="preserve"> هَلْ يُزَمْجِرُ ٱلْأَسَدُ فِي ٱلْوَعْرِ وَلَيْسَ لَهُ فَرِيسَةٌ؟ هَلْ يُعْطِي شِبْلُ ٱلْأَسَدِ زَئِيرَهُ مِنْ خِدْرِهِ إِنْ لَمْ يَخْطَفْ؟</w:t>
       </w:r>
-      <w:r>
-        <w:rPr>
-          <w:lang w:val="ar_AE" w:bidi="ar_AE"/>
-        </w:rPr>
-      </w:r>
-      <w:r>
-        <w:rPr>
-          <w:lang w:val="ar_AE" w:bidi="ar_AE"/>
-        </w:rPr>
-      </w:r>
-    </w:p>
-    <w:p>
-      <w:pPr>
-        <w:bidi/>
-      </w:pPr>
-      <w:r>
-        <w:rPr>
-          <w:lang w:val="ar_AE" w:bidi="ar_AE"/>
-        </w:rPr>
-      </w:r>
-    </w:p>
-    <w:p>
-      <w:pPr>
-        <w:bidi/>
-      </w:pPr>
-      <w:r>
-        <w:rPr>
-          <w:lang w:val="ar_AE" w:bidi="ar_AE"/>
-        </w:rPr>
-      </w:r>
-      <w:r>
-        <w:rPr>
-          <w:vertAlign w:val="superscript"/>
+    </w:p>
+    <w:p>
+      <w:pPr>
+        <w:bidi/>
+      </w:pPr>
+      <w:r>
+        <w:rPr>
+          <w:rtl/>
+          <w:cs/>
+          <w:lang w:val="ar_AE" w:bidi="ar_AE"/>
+        </w:rPr>
+      </w:r>
+      <w:r>
+        <w:rPr>
+          <w:vertAlign w:val="superscript"/>
+          <w:rtl/>
+          <w:cs/>
           <w:lang w:val="ar_AE" w:bidi="ar_AE"/>
         </w:rPr>
         <w:t>5</w:t>
       </w:r>
       <w:r>
         <w:rPr>
+          <w:rtl/>
+          <w:cs/>
           <w:lang w:val="ar_AE" w:bidi="ar_AE"/>
         </w:rPr>
         <w:t xml:space="preserve"> هَلْ يَسْقُطُ عُصْفُورٌ فِي فَخِّ ٱلْأَرْضِ وَلَيْسَ لَهُ شَرَكٌ؟ هَلْ يُرْفَعُ فَخٌّ عَنِ ٱلْأَرْضِ وَهُوَ لَمْ يُمْسِكْ شَيْئًا؟</w:t>
       </w:r>
-      <w:r>
-        <w:rPr>
-          <w:lang w:val="ar_AE" w:bidi="ar_AE"/>
-        </w:rPr>
-      </w:r>
-      <w:r>
-        <w:rPr>
-          <w:lang w:val="ar_AE" w:bidi="ar_AE"/>
-        </w:rPr>
-      </w:r>
-    </w:p>
-    <w:p>
-      <w:pPr>
-        <w:bidi/>
-      </w:pPr>
-      <w:r>
-        <w:rPr>
-          <w:lang w:val="ar_AE" w:bidi="ar_AE"/>
-        </w:rPr>
-      </w:r>
-    </w:p>
-    <w:p>
-      <w:pPr>
-        <w:bidi/>
-      </w:pPr>
-      <w:r>
-        <w:rPr>
-          <w:lang w:val="ar_AE" w:bidi="ar_AE"/>
-        </w:rPr>
-      </w:r>
-      <w:r>
-        <w:rPr>
-          <w:vertAlign w:val="superscript"/>
+    </w:p>
+    <w:p>
+      <w:pPr>
+        <w:bidi/>
+      </w:pPr>
+      <w:r>
+        <w:rPr>
+          <w:rtl/>
+          <w:cs/>
+          <w:lang w:val="ar_AE" w:bidi="ar_AE"/>
+        </w:rPr>
+      </w:r>
+      <w:r>
+        <w:rPr>
+          <w:vertAlign w:val="superscript"/>
+          <w:rtl/>
+          <w:cs/>
           <w:lang w:val="ar_AE" w:bidi="ar_AE"/>
         </w:rPr>
         <w:t>6</w:t>
       </w:r>
       <w:r>
         <w:rPr>
+          <w:rtl/>
+          <w:cs/>
           <w:lang w:val="ar_AE" w:bidi="ar_AE"/>
         </w:rPr>
         <w:t xml:space="preserve"> أَمْ يُضْرَبُ بِٱلْبُوقِ فِي مَدِينَةٍ وَٱلشَّعْبُ لَا يَرْتَعِدُ؟ هَلْ تَحْدُثُ بَلِيَّةٌ فِي مَدِينَةٍ وَٱلرَّبُّ لَمْ يَصْنَعْهَا؟</w:t>
       </w:r>
-      <w:r>
-        <w:rPr>
-          <w:lang w:val="ar_AE" w:bidi="ar_AE"/>
-        </w:rPr>
-      </w:r>
-      <w:r>
-        <w:rPr>
-          <w:lang w:val="ar_AE" w:bidi="ar_AE"/>
-        </w:rPr>
-      </w:r>
-    </w:p>
-    <w:p>
-      <w:pPr>
-        <w:bidi/>
-      </w:pPr>
-      <w:r>
-        <w:rPr>
-          <w:lang w:val="ar_AE" w:bidi="ar_AE"/>
-        </w:rPr>
-      </w:r>
-    </w:p>
-    <w:p>
-      <w:pPr>
-        <w:bidi/>
-      </w:pPr>
-      <w:r>
-        <w:rPr>
-          <w:lang w:val="ar_AE" w:bidi="ar_AE"/>
-        </w:rPr>
-      </w:r>
-      <w:r>
-        <w:rPr>
-          <w:vertAlign w:val="superscript"/>
+    </w:p>
+    <w:p>
+      <w:pPr>
+        <w:bidi/>
+      </w:pPr>
+      <w:r>
+        <w:rPr>
+          <w:rtl/>
+          <w:cs/>
+          <w:lang w:val="ar_AE" w:bidi="ar_AE"/>
+        </w:rPr>
+      </w:r>
+      <w:r>
+        <w:rPr>
+          <w:vertAlign w:val="superscript"/>
+          <w:rtl/>
+          <w:cs/>
           <w:lang w:val="ar_AE" w:bidi="ar_AE"/>
         </w:rPr>
         <w:t>7</w:t>
       </w:r>
       <w:r>
         <w:rPr>
+          <w:rtl/>
+          <w:cs/>
           <w:lang w:val="ar_AE" w:bidi="ar_AE"/>
         </w:rPr>
         <w:t xml:space="preserve"> إِنَّ ٱلسَّيِّدَ ٱلرَّبَّ لَا يَصْنَعُ أَمْرًا إِلَّا وَهُوَ يُعْلِنُ سِرَّهُ لِعَبِيدِهِ ٱلْأَنْبِيَاءِ.</w:t>
       </w:r>
-      <w:r>
-        <w:rPr>
-          <w:lang w:val="ar_AE" w:bidi="ar_AE"/>
-        </w:rPr>
-      </w:r>
-      <w:r>
-        <w:rPr>
-          <w:lang w:val="ar_AE" w:bidi="ar_AE"/>
-        </w:rPr>
-      </w:r>
-    </w:p>
-    <w:p>
-      <w:pPr>
-        <w:bidi/>
-      </w:pPr>
-      <w:r>
-        <w:rPr>
-          <w:lang w:val="ar_AE" w:bidi="ar_AE"/>
-        </w:rPr>
-      </w:r>
-    </w:p>
-    <w:p>
-      <w:pPr>
-        <w:bidi/>
-      </w:pPr>
-      <w:r>
-        <w:rPr>
-          <w:lang w:val="ar_AE" w:bidi="ar_AE"/>
-        </w:rPr>
-      </w:r>
-      <w:r>
-        <w:rPr>
-          <w:vertAlign w:val="superscript"/>
+    </w:p>
+    <w:p>
+      <w:pPr>
+        <w:bidi/>
+      </w:pPr>
+      <w:r>
+        <w:rPr>
+          <w:rtl/>
+          <w:cs/>
+          <w:lang w:val="ar_AE" w:bidi="ar_AE"/>
+        </w:rPr>
+      </w:r>
+      <w:r>
+        <w:rPr>
+          <w:vertAlign w:val="superscript"/>
+          <w:rtl/>
+          <w:cs/>
           <w:lang w:val="ar_AE" w:bidi="ar_AE"/>
         </w:rPr>
         <w:t>8</w:t>
       </w:r>
       <w:r>
         <w:rPr>
+          <w:rtl/>
+          <w:cs/>
           <w:lang w:val="ar_AE" w:bidi="ar_AE"/>
         </w:rPr>
         <w:t xml:space="preserve"> ٱلْأَسَدُ قَدْ زَمْجَرَ، فَمَنْ لَا يَخَافُ؟ ٱلسَّيِّدُ ٱلرَّبُّ قَدْ تَكَلَّمَ، فَمَنْ لَا يَتَنَبَّأُ؟</w:t>
       </w:r>
-      <w:r>
-        <w:rPr>
-          <w:lang w:val="ar_AE" w:bidi="ar_AE"/>
-        </w:rPr>
-      </w:r>
-      <w:r>
-        <w:rPr>
-          <w:lang w:val="ar_AE" w:bidi="ar_AE"/>
-        </w:rPr>
-      </w:r>
-    </w:p>
-    <w:p>
-      <w:pPr>
-        <w:bidi/>
-      </w:pPr>
-      <w:r>
-        <w:rPr>
-          <w:lang w:val="ar_AE" w:bidi="ar_AE"/>
-        </w:rPr>
-      </w:r>
-    </w:p>
-    <w:p>
-      <w:pPr>
-        <w:bidi/>
-      </w:pPr>
-      <w:r>
-        <w:rPr>
-          <w:lang w:val="ar_AE" w:bidi="ar_AE"/>
-        </w:rPr>
-      </w:r>
-      <w:r>
-        <w:rPr>
-          <w:vertAlign w:val="superscript"/>
+    </w:p>
+    <w:p>
+      <w:pPr>
+        <w:bidi/>
+      </w:pPr>
+      <w:r>
+        <w:rPr>
+          <w:rtl/>
+          <w:cs/>
+          <w:lang w:val="ar_AE" w:bidi="ar_AE"/>
+        </w:rPr>
+      </w:r>
+      <w:r>
+        <w:rPr>
+          <w:vertAlign w:val="superscript"/>
+          <w:rtl/>
+          <w:cs/>
           <w:lang w:val="ar_AE" w:bidi="ar_AE"/>
         </w:rPr>
         <w:t>9</w:t>
       </w:r>
       <w:r>
         <w:rPr>
+          <w:rtl/>
+          <w:cs/>
           <w:lang w:val="ar_AE" w:bidi="ar_AE"/>
         </w:rPr>
         <w:t xml:space="preserve"> نَادُوا عَلَى ٱلْقُصُورِ فِي أَشْدُودَ، وَعَلَى ٱلْقُصُورِ فِي أَرْضِ مِصْرَ، وَقُولُوا: «ٱجْتَمِعُوا عَلَى جِبَالِ ٱلسَّامِرَةِ وَٱنْظُرُوا شَغْبًا عَظِيمًا فِي وَسَطِهَا وَمَظَالِمَ فِي دَاخِلِهَا.</w:t>
       </w:r>
-      <w:r>
-        <w:rPr>
-          <w:lang w:val="ar_AE" w:bidi="ar_AE"/>
-        </w:rPr>
-      </w:r>
-      <w:r>
-        <w:rPr>
-          <w:lang w:val="ar_AE" w:bidi="ar_AE"/>
-        </w:rPr>
-      </w:r>
-    </w:p>
-    <w:p>
-      <w:pPr>
-        <w:bidi/>
-      </w:pPr>
-      <w:r>
-        <w:rPr>
-          <w:lang w:val="ar_AE" w:bidi="ar_AE"/>
-        </w:rPr>
-      </w:r>
-    </w:p>
-    <w:p>
-      <w:pPr>
-        <w:bidi/>
-      </w:pPr>
-      <w:r>
-        <w:rPr>
-          <w:lang w:val="ar_AE" w:bidi="ar_AE"/>
-        </w:rPr>
-      </w:r>
-      <w:r>
-        <w:rPr>
-          <w:vertAlign w:val="superscript"/>
+    </w:p>
+    <w:p>
+      <w:pPr>
+        <w:bidi/>
+      </w:pPr>
+      <w:r>
+        <w:rPr>
+          <w:rtl/>
+          <w:cs/>
+          <w:lang w:val="ar_AE" w:bidi="ar_AE"/>
+        </w:rPr>
+      </w:r>
+      <w:r>
+        <w:rPr>
+          <w:vertAlign w:val="superscript"/>
+          <w:rtl/>
+          <w:cs/>
           <w:lang w:val="ar_AE" w:bidi="ar_AE"/>
         </w:rPr>
         <w:t>10</w:t>
       </w:r>
       <w:r>
         <w:rPr>
+          <w:rtl/>
+          <w:cs/>
           <w:lang w:val="ar_AE" w:bidi="ar_AE"/>
         </w:rPr>
         <w:t xml:space="preserve"> فَإِنَّهُمْ لَا يَعْرِفُونَ أَنْ يَصْنَعُوا ٱلِٱسْتِقَامَةَ، يَقُولُ ٱلرَّبُّ. أُولَئِكَ ٱلَّذِينَ يَخْزِنُونَ ٱلظُّلْمَ وَٱلِٱغْتِصَابَ فِي قُصُورِهِمْ.</w:t>
       </w:r>
-      <w:r>
-        <w:rPr>
-          <w:lang w:val="ar_AE" w:bidi="ar_AE"/>
-        </w:rPr>
-      </w:r>
-      <w:r>
-        <w:rPr>
-          <w:lang w:val="ar_AE" w:bidi="ar_AE"/>
-        </w:rPr>
-      </w:r>
-    </w:p>
-    <w:p>
-      <w:pPr>
-        <w:bidi/>
-      </w:pPr>
-      <w:r>
-        <w:rPr>
-          <w:lang w:val="ar_AE" w:bidi="ar_AE"/>
-        </w:rPr>
-      </w:r>
-    </w:p>
-    <w:p>
-      <w:pPr>
-        <w:bidi/>
-      </w:pPr>
-      <w:r>
-        <w:rPr>
-          <w:lang w:val="ar_AE" w:bidi="ar_AE"/>
-        </w:rPr>
-      </w:r>
-      <w:r>
-        <w:rPr>
-          <w:vertAlign w:val="superscript"/>
+    </w:p>
+    <w:p>
+      <w:pPr>
+        <w:bidi/>
+      </w:pPr>
+      <w:r>
+        <w:rPr>
+          <w:rtl/>
+          <w:cs/>
+          <w:lang w:val="ar_AE" w:bidi="ar_AE"/>
+        </w:rPr>
+      </w:r>
+      <w:r>
+        <w:rPr>
+          <w:vertAlign w:val="superscript"/>
+          <w:rtl/>
+          <w:cs/>
           <w:lang w:val="ar_AE" w:bidi="ar_AE"/>
         </w:rPr>
         <w:t>11</w:t>
       </w:r>
       <w:r>
         <w:rPr>
+          <w:rtl/>
+          <w:cs/>
           <w:lang w:val="ar_AE" w:bidi="ar_AE"/>
         </w:rPr>
         <w:t xml:space="preserve"> لِذَلِكَ هَكَذَا قَالَ ٱلسَّيِّدُ ٱلرَّبُّ: ضِيقٌ حَتَّى فِي كُلِّ نَاحِيَةٍ مِنَ ٱلْأَرْضِ، فَيُنْزِلَ عَنْكِ عِزَّكِ وَتُنْهَبُ قُصُورُكِ».</w:t>
       </w:r>
-      <w:r>
-        <w:rPr>
-          <w:lang w:val="ar_AE" w:bidi="ar_AE"/>
-        </w:rPr>
-      </w:r>
-      <w:r>
-        <w:rPr>
-          <w:lang w:val="ar_AE" w:bidi="ar_AE"/>
-        </w:rPr>
-      </w:r>
-    </w:p>
-    <w:p>
-      <w:pPr>
-        <w:bidi/>
-      </w:pPr>
-      <w:r>
-        <w:rPr>
-          <w:lang w:val="ar_AE" w:bidi="ar_AE"/>
-        </w:rPr>
-      </w:r>
-    </w:p>
-    <w:p>
-      <w:pPr>
-        <w:bidi/>
-      </w:pPr>
-      <w:r>
-        <w:rPr>
-          <w:lang w:val="ar_AE" w:bidi="ar_AE"/>
-        </w:rPr>
-      </w:r>
-      <w:r>
-        <w:rPr>
-          <w:vertAlign w:val="superscript"/>
+    </w:p>
+    <w:p>
+      <w:pPr>
+        <w:bidi/>
+      </w:pPr>
+      <w:r>
+        <w:rPr>
+          <w:rtl/>
+          <w:cs/>
+          <w:lang w:val="ar_AE" w:bidi="ar_AE"/>
+        </w:rPr>
+      </w:r>
+      <w:r>
+        <w:rPr>
+          <w:vertAlign w:val="superscript"/>
+          <w:rtl/>
+          <w:cs/>
           <w:lang w:val="ar_AE" w:bidi="ar_AE"/>
         </w:rPr>
         <w:t>12</w:t>
       </w:r>
       <w:r>
         <w:rPr>
+          <w:rtl/>
+          <w:cs/>
           <w:lang w:val="ar_AE" w:bidi="ar_AE"/>
         </w:rPr>
         <w:t xml:space="preserve"> هَكَذَا قَالَ ٱلرَّبُّ: «كَمَا يَنْزِعُ ٱلرَّاعِي مِنْ فَمِ ٱلْأَسَدِ كُرَاعَيْنِ أَوْ قِطْعَةَ أُذُنٍ، هَكَذَا يُنْتَزَعُ بَنُو إِسْرَائِيلَ ٱلْجَالِسُونَ في ٱلسَّامِرَةِ في زَاوِيَةِ ٱلسَّرِيرِ وَعَلَى دِمَقْسِ ٱلْفِرَاشِ!</w:t>
       </w:r>
-      <w:r>
-        <w:rPr>
-          <w:lang w:val="ar_AE" w:bidi="ar_AE"/>
-        </w:rPr>
-      </w:r>
-      <w:r>
-        <w:rPr>
-          <w:lang w:val="ar_AE" w:bidi="ar_AE"/>
-        </w:rPr>
-      </w:r>
-    </w:p>
-    <w:p>
-      <w:pPr>
-        <w:bidi/>
-      </w:pPr>
-      <w:r>
-        <w:rPr>
-          <w:lang w:val="ar_AE" w:bidi="ar_AE"/>
-        </w:rPr>
-      </w:r>
-    </w:p>
-    <w:p>
-      <w:pPr>
-        <w:bidi/>
-      </w:pPr>
-      <w:r>
-        <w:rPr>
-          <w:lang w:val="ar_AE" w:bidi="ar_AE"/>
-        </w:rPr>
-      </w:r>
-      <w:r>
-        <w:rPr>
-          <w:vertAlign w:val="superscript"/>
+    </w:p>
+    <w:p>
+      <w:pPr>
+        <w:bidi/>
+      </w:pPr>
+      <w:r>
+        <w:rPr>
+          <w:rtl/>
+          <w:cs/>
+          <w:lang w:val="ar_AE" w:bidi="ar_AE"/>
+        </w:rPr>
+      </w:r>
+      <w:r>
+        <w:rPr>
+          <w:vertAlign w:val="superscript"/>
+          <w:rtl/>
+          <w:cs/>
           <w:lang w:val="ar_AE" w:bidi="ar_AE"/>
         </w:rPr>
         <w:t>13</w:t>
       </w:r>
       <w:r>
         <w:rPr>
+          <w:rtl/>
+          <w:cs/>
           <w:lang w:val="ar_AE" w:bidi="ar_AE"/>
         </w:rPr>
         <w:t xml:space="preserve"> اِسْمَعُوا وَٱشْهَدُوا علَى بَيتِ يَعْقُوبَ، يَقُولُ ٱلسّيِّدُ ٱلرَّبُّ إِلَهُ ٱلْجُنُودِ.</w:t>
       </w:r>
-      <w:r>
-        <w:rPr>
-          <w:lang w:val="ar_AE" w:bidi="ar_AE"/>
-        </w:rPr>
-      </w:r>
-      <w:r>
-        <w:rPr>
-          <w:lang w:val="ar_AE" w:bidi="ar_AE"/>
-        </w:rPr>
-      </w:r>
-    </w:p>
-    <w:p>
-      <w:pPr>
-        <w:bidi/>
-      </w:pPr>
-      <w:r>
-        <w:rPr>
-          <w:lang w:val="ar_AE" w:bidi="ar_AE"/>
-        </w:rPr>
-      </w:r>
-    </w:p>
-    <w:p>
-      <w:pPr>
-        <w:bidi/>
-      </w:pPr>
-      <w:r>
-        <w:rPr>
-          <w:lang w:val="ar_AE" w:bidi="ar_AE"/>
-        </w:rPr>
-      </w:r>
-      <w:r>
-        <w:rPr>
-          <w:vertAlign w:val="superscript"/>
+    </w:p>
+    <w:p>
+      <w:pPr>
+        <w:bidi/>
+      </w:pPr>
+      <w:r>
+        <w:rPr>
+          <w:rtl/>
+          <w:cs/>
+          <w:lang w:val="ar_AE" w:bidi="ar_AE"/>
+        </w:rPr>
+      </w:r>
+      <w:r>
+        <w:rPr>
+          <w:vertAlign w:val="superscript"/>
+          <w:rtl/>
+          <w:cs/>
           <w:lang w:val="ar_AE" w:bidi="ar_AE"/>
         </w:rPr>
         <w:t>14</w:t>
       </w:r>
       <w:r>
         <w:rPr>
+          <w:rtl/>
+          <w:cs/>
           <w:lang w:val="ar_AE" w:bidi="ar_AE"/>
         </w:rPr>
         <w:t xml:space="preserve"> إِنِّي يَوْمَ مُعَاقَبَتِي إِسْرَائِيلَ عَلَى ذُنُوبِهِ أُعَاقِبُ مَذَابِحَ بَيْتِ إِيلَ، فَتُقْطَعُ قُرُونُ ٱلْمَذْبَحِ وَتَسْقُطُ إِلَى ٱلْأَرْضِ.</w:t>
       </w:r>
-      <w:r>
-        <w:rPr>
-          <w:lang w:val="ar_AE" w:bidi="ar_AE"/>
-        </w:rPr>
-      </w:r>
-      <w:r>
-        <w:rPr>
-          <w:lang w:val="ar_AE" w:bidi="ar_AE"/>
-        </w:rPr>
-      </w:r>
-    </w:p>
-    <w:p>
-      <w:pPr>
-        <w:bidi/>
-      </w:pPr>
-      <w:r>
-        <w:rPr>
-          <w:lang w:val="ar_AE" w:bidi="ar_AE"/>
-        </w:rPr>
-      </w:r>
-    </w:p>
-    <w:p>
-      <w:pPr>
-        <w:bidi/>
-      </w:pPr>
-      <w:r>
-        <w:rPr>
-          <w:lang w:val="ar_AE" w:bidi="ar_AE"/>
-        </w:rPr>
-      </w:r>
-      <w:r>
-        <w:rPr>
-          <w:vertAlign w:val="superscript"/>
+    </w:p>
+    <w:p>
+      <w:pPr>
+        <w:bidi/>
+      </w:pPr>
+      <w:r>
+        <w:rPr>
+          <w:rtl/>
+          <w:cs/>
+          <w:lang w:val="ar_AE" w:bidi="ar_AE"/>
+        </w:rPr>
+      </w:r>
+      <w:r>
+        <w:rPr>
+          <w:vertAlign w:val="superscript"/>
+          <w:rtl/>
+          <w:cs/>
           <w:lang w:val="ar_AE" w:bidi="ar_AE"/>
         </w:rPr>
         <w:t>15</w:t>
       </w:r>
       <w:r>
         <w:rPr>
+          <w:rtl/>
+          <w:cs/>
           <w:lang w:val="ar_AE" w:bidi="ar_AE"/>
         </w:rPr>
         <w:t xml:space="preserve"> وَأَضْرِبُ بَيْتَ ٱلشِّتَاءِ مَعَ بَيْتِ ٱلصَّيْفِ، فَتَبِيدُ بُيُوتُ ٱلْعَاجِ، وَتَضْمَحِلُّ ٱلْبُيُوتُ ٱلْعَظِيمَةُ، يَقُولُ ٱلرَّبُّ».</w:t>
       </w:r>
-      <w:r>
-        <w:rPr>
-          <w:lang w:val="ar_AE" w:bidi="ar_AE"/>
-        </w:rPr>
-      </w:r>
-      <w:r>
-        <w:rPr>
-          <w:lang w:val="ar_AE" w:bidi="ar_AE"/>
-        </w:rPr>
-      </w:r>
-    </w:p>
-    <w:p>
-      <w:pPr>
-        <w:bidi/>
-      </w:pPr>
-      <w:r>
-        <w:rPr>
-          <w:lang w:val="ar_AE" w:bidi="ar_AE"/>
-        </w:rPr>
-      </w:r>
     </w:p>
     <w:p>
       <w:pPr>
@@ -2270,574 +1633,396 @@
       </w:pPr>
       <w:r>
         <w:rPr>
+          <w:rtl/>
+          <w:cs/>
           <w:lang w:val="ar_AE" w:bidi="ar_AE"/>
         </w:rPr>
         <w:t>Amos 4:1</w:t>
       </w:r>
       <w:r>
         <w:rPr>
-          <w:lang w:val="ar_AE" w:bidi="ar_AE"/>
-        </w:rPr>
-      </w:r>
-    </w:p>
-    <w:p>
-      <w:pPr>
-        <w:bidi/>
-      </w:pPr>
-      <w:r>
-        <w:rPr>
-          <w:lang w:val="ar_AE" w:bidi="ar_AE"/>
-        </w:rPr>
-      </w:r>
-      <w:r>
-        <w:rPr>
-          <w:vertAlign w:val="superscript"/>
+          <w:rtl/>
+          <w:cs/>
+          <w:lang w:val="ar_AE" w:bidi="ar_AE"/>
+        </w:rPr>
+      </w:r>
+    </w:p>
+    <w:p>
+      <w:pPr>
+        <w:bidi/>
+      </w:pPr>
+      <w:r>
+        <w:rPr>
+          <w:rtl/>
+          <w:cs/>
+          <w:lang w:val="ar_AE" w:bidi="ar_AE"/>
+        </w:rPr>
+      </w:r>
+      <w:r>
+        <w:rPr>
+          <w:vertAlign w:val="superscript"/>
+          <w:rtl/>
+          <w:cs/>
           <w:lang w:val="ar_AE" w:bidi="ar_AE"/>
         </w:rPr>
         <w:t>1</w:t>
       </w:r>
       <w:r>
         <w:rPr>
+          <w:rtl/>
+          <w:cs/>
           <w:lang w:val="ar_AE" w:bidi="ar_AE"/>
         </w:rPr>
         <w:t xml:space="preserve"> اِسْمَعِي هَذَا ٱلْقَوْلَ يَا بَقَرَاتِ بَاشَانَ ٱلَّتِي فِي جَبَلِ ٱلسَّامِرَةِ، ٱلظَّالِمَةَ ٱلْمَسَاكِينِ، ٱلسَّاحِقَةَ ٱلْبَائِسِينَ، ٱلْقَائِلَةَ لِسَادَتِهَا: «هَاتِ لِنَشْرَبَ».</w:t>
       </w:r>
-      <w:r>
-        <w:rPr>
-          <w:lang w:val="ar_AE" w:bidi="ar_AE"/>
-        </w:rPr>
-      </w:r>
-      <w:r>
-        <w:rPr>
-          <w:lang w:val="ar_AE" w:bidi="ar_AE"/>
-        </w:rPr>
-      </w:r>
-    </w:p>
-    <w:p>
-      <w:pPr>
-        <w:bidi/>
-      </w:pPr>
-      <w:r>
-        <w:rPr>
-          <w:lang w:val="ar_AE" w:bidi="ar_AE"/>
-        </w:rPr>
-      </w:r>
-    </w:p>
-    <w:p>
-      <w:pPr>
-        <w:bidi/>
-      </w:pPr>
-      <w:r>
-        <w:rPr>
-          <w:lang w:val="ar_AE" w:bidi="ar_AE"/>
-        </w:rPr>
-      </w:r>
-      <w:r>
-        <w:rPr>
-          <w:vertAlign w:val="superscript"/>
+    </w:p>
+    <w:p>
+      <w:pPr>
+        <w:bidi/>
+      </w:pPr>
+      <w:r>
+        <w:rPr>
+          <w:rtl/>
+          <w:cs/>
+          <w:lang w:val="ar_AE" w:bidi="ar_AE"/>
+        </w:rPr>
+      </w:r>
+      <w:r>
+        <w:rPr>
+          <w:vertAlign w:val="superscript"/>
+          <w:rtl/>
+          <w:cs/>
           <w:lang w:val="ar_AE" w:bidi="ar_AE"/>
         </w:rPr>
         <w:t>2</w:t>
       </w:r>
       <w:r>
         <w:rPr>
+          <w:rtl/>
+          <w:cs/>
           <w:lang w:val="ar_AE" w:bidi="ar_AE"/>
         </w:rPr>
         <w:t xml:space="preserve"> قَدْ أَقْسَمَ ٱلسَّيِّدُ ٱلرَّبُّ بِقُدْسِهِ: «هُوَذَا أَيَّامٌ تَأْتِي عَلَيْكُنَّ، يَأْخُذُونَكُنَّ بِخَزَائِمَ، وَذُرِّيَّتَكُنَّ بِشُصُوصِ ٱلسَّمَكِ.</w:t>
       </w:r>
-      <w:r>
-        <w:rPr>
-          <w:lang w:val="ar_AE" w:bidi="ar_AE"/>
-        </w:rPr>
-      </w:r>
-      <w:r>
-        <w:rPr>
-          <w:lang w:val="ar_AE" w:bidi="ar_AE"/>
-        </w:rPr>
-      </w:r>
-    </w:p>
-    <w:p>
-      <w:pPr>
-        <w:bidi/>
-      </w:pPr>
-      <w:r>
-        <w:rPr>
-          <w:lang w:val="ar_AE" w:bidi="ar_AE"/>
-        </w:rPr>
-      </w:r>
-    </w:p>
-    <w:p>
-      <w:pPr>
-        <w:bidi/>
-      </w:pPr>
-      <w:r>
-        <w:rPr>
-          <w:lang w:val="ar_AE" w:bidi="ar_AE"/>
-        </w:rPr>
-      </w:r>
-      <w:r>
-        <w:rPr>
-          <w:vertAlign w:val="superscript"/>
+    </w:p>
+    <w:p>
+      <w:pPr>
+        <w:bidi/>
+      </w:pPr>
+      <w:r>
+        <w:rPr>
+          <w:rtl/>
+          <w:cs/>
+          <w:lang w:val="ar_AE" w:bidi="ar_AE"/>
+        </w:rPr>
+      </w:r>
+      <w:r>
+        <w:rPr>
+          <w:vertAlign w:val="superscript"/>
+          <w:rtl/>
+          <w:cs/>
           <w:lang w:val="ar_AE" w:bidi="ar_AE"/>
         </w:rPr>
         <w:t>3</w:t>
       </w:r>
       <w:r>
         <w:rPr>
+          <w:rtl/>
+          <w:cs/>
           <w:lang w:val="ar_AE" w:bidi="ar_AE"/>
         </w:rPr>
         <w:t xml:space="preserve"> وَمِنَ ٱلشُّقُوقِ تَخْرُجْنَ كُلُّ وَاحِدَةٍ عَلَى وَجْهِهَا، وَتَنْدَفِعْنَ إِلَى ٱلْحِصْنِ، يَقُولُ ٱلرَّبُّ.</w:t>
       </w:r>
-      <w:r>
-        <w:rPr>
-          <w:lang w:val="ar_AE" w:bidi="ar_AE"/>
-        </w:rPr>
-      </w:r>
-      <w:r>
-        <w:rPr>
-          <w:lang w:val="ar_AE" w:bidi="ar_AE"/>
-        </w:rPr>
-      </w:r>
-    </w:p>
-    <w:p>
-      <w:pPr>
-        <w:bidi/>
-      </w:pPr>
-      <w:r>
-        <w:rPr>
-          <w:lang w:val="ar_AE" w:bidi="ar_AE"/>
-        </w:rPr>
-      </w:r>
-    </w:p>
-    <w:p>
-      <w:pPr>
-        <w:bidi/>
-      </w:pPr>
-      <w:r>
-        <w:rPr>
-          <w:lang w:val="ar_AE" w:bidi="ar_AE"/>
-        </w:rPr>
-      </w:r>
-      <w:r>
-        <w:rPr>
-          <w:vertAlign w:val="superscript"/>
+    </w:p>
+    <w:p>
+      <w:pPr>
+        <w:bidi/>
+      </w:pPr>
+      <w:r>
+        <w:rPr>
+          <w:rtl/>
+          <w:cs/>
+          <w:lang w:val="ar_AE" w:bidi="ar_AE"/>
+        </w:rPr>
+      </w:r>
+      <w:r>
+        <w:rPr>
+          <w:vertAlign w:val="superscript"/>
+          <w:rtl/>
+          <w:cs/>
           <w:lang w:val="ar_AE" w:bidi="ar_AE"/>
         </w:rPr>
         <w:t>4</w:t>
       </w:r>
       <w:r>
         <w:rPr>
+          <w:rtl/>
+          <w:cs/>
           <w:lang w:val="ar_AE" w:bidi="ar_AE"/>
         </w:rPr>
         <w:t xml:space="preserve"> «هَلُمَّ إِلَى بَيْتِ إِيلَ، وَأَذْنِبُوا إِلَى ٱلْجِلْجَالِ، وَأَكْثِرُوا ٱلذُّنُوبَ، وَأَحْضِرُوا كُلَّ صَبَاحٍ ذَبَائِحَكُمْ، وَكُلَّ ثَلَاثَةِ أَيَّامٍ عُشُورَكُمْ.</w:t>
       </w:r>
-      <w:r>
-        <w:rPr>
-          <w:lang w:val="ar_AE" w:bidi="ar_AE"/>
-        </w:rPr>
-      </w:r>
-      <w:r>
-        <w:rPr>
-          <w:lang w:val="ar_AE" w:bidi="ar_AE"/>
-        </w:rPr>
-      </w:r>
-    </w:p>
-    <w:p>
-      <w:pPr>
-        <w:bidi/>
-      </w:pPr>
-      <w:r>
-        <w:rPr>
-          <w:lang w:val="ar_AE" w:bidi="ar_AE"/>
-        </w:rPr>
-      </w:r>
-    </w:p>
-    <w:p>
-      <w:pPr>
-        <w:bidi/>
-      </w:pPr>
-      <w:r>
-        <w:rPr>
-          <w:lang w:val="ar_AE" w:bidi="ar_AE"/>
-        </w:rPr>
-      </w:r>
-      <w:r>
-        <w:rPr>
-          <w:vertAlign w:val="superscript"/>
+    </w:p>
+    <w:p>
+      <w:pPr>
+        <w:bidi/>
+      </w:pPr>
+      <w:r>
+        <w:rPr>
+          <w:rtl/>
+          <w:cs/>
+          <w:lang w:val="ar_AE" w:bidi="ar_AE"/>
+        </w:rPr>
+      </w:r>
+      <w:r>
+        <w:rPr>
+          <w:vertAlign w:val="superscript"/>
+          <w:rtl/>
+          <w:cs/>
           <w:lang w:val="ar_AE" w:bidi="ar_AE"/>
         </w:rPr>
         <w:t>5</w:t>
       </w:r>
       <w:r>
         <w:rPr>
+          <w:rtl/>
+          <w:cs/>
           <w:lang w:val="ar_AE" w:bidi="ar_AE"/>
         </w:rPr>
         <w:t xml:space="preserve"> وَأَوْقِدُوا مِنَ ٱلْخَمِيرِ تَقْدِمَةَ شُكْرٍ، وَنَادُوا بِنَوَافِلَ وَسَمِّعُوا، لِأَنَّكُمْ هَكَذَا أَحْبَبْتُمْ يَا بَنِي إِسْرَائِيلَ، يَقُولُ ٱلسَّيِّدُ ٱلرَّبُّ.</w:t>
       </w:r>
-      <w:r>
-        <w:rPr>
-          <w:lang w:val="ar_AE" w:bidi="ar_AE"/>
-        </w:rPr>
-      </w:r>
-      <w:r>
-        <w:rPr>
-          <w:lang w:val="ar_AE" w:bidi="ar_AE"/>
-        </w:rPr>
-      </w:r>
-    </w:p>
-    <w:p>
-      <w:pPr>
-        <w:bidi/>
-      </w:pPr>
-      <w:r>
-        <w:rPr>
-          <w:lang w:val="ar_AE" w:bidi="ar_AE"/>
-        </w:rPr>
-      </w:r>
-    </w:p>
-    <w:p>
-      <w:pPr>
-        <w:bidi/>
-      </w:pPr>
-      <w:r>
-        <w:rPr>
-          <w:lang w:val="ar_AE" w:bidi="ar_AE"/>
-        </w:rPr>
-      </w:r>
-      <w:r>
-        <w:rPr>
-          <w:vertAlign w:val="superscript"/>
+    </w:p>
+    <w:p>
+      <w:pPr>
+        <w:bidi/>
+      </w:pPr>
+      <w:r>
+        <w:rPr>
+          <w:rtl/>
+          <w:cs/>
+          <w:lang w:val="ar_AE" w:bidi="ar_AE"/>
+        </w:rPr>
+      </w:r>
+      <w:r>
+        <w:rPr>
+          <w:vertAlign w:val="superscript"/>
+          <w:rtl/>
+          <w:cs/>
           <w:lang w:val="ar_AE" w:bidi="ar_AE"/>
         </w:rPr>
         <w:t>6</w:t>
       </w:r>
       <w:r>
         <w:rPr>
+          <w:rtl/>
+          <w:cs/>
           <w:lang w:val="ar_AE" w:bidi="ar_AE"/>
         </w:rPr>
         <w:t xml:space="preserve"> «وَأَنَا أَيْضًا أَعْطَيْتُكُمْ نَظَافَةَ ٱلْأَسْنَانِ فِي جَمِيعِ مُدُنِكُمْ، وَعَوَزَ ٱلْخُبْزِ فِي جَمِيعِ أَمَاكِنِكُمْ، فَلَمْ تَرْجِعُوا إِلَيَّ، يَقُولُ ٱلرَّبُّ.</w:t>
       </w:r>
-      <w:r>
-        <w:rPr>
-          <w:lang w:val="ar_AE" w:bidi="ar_AE"/>
-        </w:rPr>
-      </w:r>
-      <w:r>
-        <w:rPr>
-          <w:lang w:val="ar_AE" w:bidi="ar_AE"/>
-        </w:rPr>
-      </w:r>
-    </w:p>
-    <w:p>
-      <w:pPr>
-        <w:bidi/>
-      </w:pPr>
-      <w:r>
-        <w:rPr>
-          <w:lang w:val="ar_AE" w:bidi="ar_AE"/>
-        </w:rPr>
-      </w:r>
-    </w:p>
-    <w:p>
-      <w:pPr>
-        <w:bidi/>
-      </w:pPr>
-      <w:r>
-        <w:rPr>
-          <w:lang w:val="ar_AE" w:bidi="ar_AE"/>
-        </w:rPr>
-      </w:r>
-      <w:r>
-        <w:rPr>
-          <w:vertAlign w:val="superscript"/>
+    </w:p>
+    <w:p>
+      <w:pPr>
+        <w:bidi/>
+      </w:pPr>
+      <w:r>
+        <w:rPr>
+          <w:rtl/>
+          <w:cs/>
+          <w:lang w:val="ar_AE" w:bidi="ar_AE"/>
+        </w:rPr>
+      </w:r>
+      <w:r>
+        <w:rPr>
+          <w:vertAlign w:val="superscript"/>
+          <w:rtl/>
+          <w:cs/>
           <w:lang w:val="ar_AE" w:bidi="ar_AE"/>
         </w:rPr>
         <w:t>7</w:t>
       </w:r>
       <w:r>
         <w:rPr>
+          <w:rtl/>
+          <w:cs/>
           <w:lang w:val="ar_AE" w:bidi="ar_AE"/>
         </w:rPr>
         <w:t xml:space="preserve"> وَأَنَا أَيْضًا مَنَعْتُ عَنْكُمُ ٱلْمَطَرَ إِذْ بَقِيَ ثَلَاثَةُ أَشْهُرٍ لِلْحَصَادِ، وَأَمْطَرْتُ عَلَى مَدِينَةٍ وَاحِدَةٍ، وَعَلَى مَدِينَةٍ أُخْرَى لَمْ أُمْطِرْ. أُمْطِرَ عَلَى ضَيْعَةٍ وَاحِدَةٍ، وَٱلضَّيْعَةُ ٱلَّتِي لَمْ يُمْطَرْ عَلَيْهَا جَفَّتْ.</w:t>
       </w:r>
-      <w:r>
-        <w:rPr>
-          <w:lang w:val="ar_AE" w:bidi="ar_AE"/>
-        </w:rPr>
-      </w:r>
-      <w:r>
-        <w:rPr>
-          <w:lang w:val="ar_AE" w:bidi="ar_AE"/>
-        </w:rPr>
-      </w:r>
-    </w:p>
-    <w:p>
-      <w:pPr>
-        <w:bidi/>
-      </w:pPr>
-      <w:r>
-        <w:rPr>
-          <w:lang w:val="ar_AE" w:bidi="ar_AE"/>
-        </w:rPr>
-      </w:r>
-    </w:p>
-    <w:p>
-      <w:pPr>
-        <w:bidi/>
-      </w:pPr>
-      <w:r>
-        <w:rPr>
-          <w:lang w:val="ar_AE" w:bidi="ar_AE"/>
-        </w:rPr>
-      </w:r>
-      <w:r>
-        <w:rPr>
-          <w:vertAlign w:val="superscript"/>
+    </w:p>
+    <w:p>
+      <w:pPr>
+        <w:bidi/>
+      </w:pPr>
+      <w:r>
+        <w:rPr>
+          <w:rtl/>
+          <w:cs/>
+          <w:lang w:val="ar_AE" w:bidi="ar_AE"/>
+        </w:rPr>
+      </w:r>
+      <w:r>
+        <w:rPr>
+          <w:vertAlign w:val="superscript"/>
+          <w:rtl/>
+          <w:cs/>
           <w:lang w:val="ar_AE" w:bidi="ar_AE"/>
         </w:rPr>
         <w:t>8</w:t>
       </w:r>
       <w:r>
         <w:rPr>
+          <w:rtl/>
+          <w:cs/>
           <w:lang w:val="ar_AE" w:bidi="ar_AE"/>
         </w:rPr>
         <w:t xml:space="preserve"> فَجَالَتْ مَدِينَتَانِ أَوْ ثَلَاثٌ إِلَى مَدِينَةٍ وَاحِدَةٍ لِتَشْرَبَ مَاءً وَلَمْ تَشْبَعْ، فَلَمْ تَرْجِعُوا إِلَيَّ، يَقُولُ ٱلرَّبُّ.</w:t>
       </w:r>
-      <w:r>
-        <w:rPr>
-          <w:lang w:val="ar_AE" w:bidi="ar_AE"/>
-        </w:rPr>
-      </w:r>
-      <w:r>
-        <w:rPr>
-          <w:lang w:val="ar_AE" w:bidi="ar_AE"/>
-        </w:rPr>
-      </w:r>
-    </w:p>
-    <w:p>
-      <w:pPr>
-        <w:bidi/>
-      </w:pPr>
-      <w:r>
-        <w:rPr>
-          <w:lang w:val="ar_AE" w:bidi="ar_AE"/>
-        </w:rPr>
-      </w:r>
-    </w:p>
-    <w:p>
-      <w:pPr>
-        <w:bidi/>
-      </w:pPr>
-      <w:r>
-        <w:rPr>
-          <w:lang w:val="ar_AE" w:bidi="ar_AE"/>
-        </w:rPr>
-      </w:r>
-      <w:r>
-        <w:rPr>
-          <w:vertAlign w:val="superscript"/>
+    </w:p>
+    <w:p>
+      <w:pPr>
+        <w:bidi/>
+      </w:pPr>
+      <w:r>
+        <w:rPr>
+          <w:rtl/>
+          <w:cs/>
+          <w:lang w:val="ar_AE" w:bidi="ar_AE"/>
+        </w:rPr>
+      </w:r>
+      <w:r>
+        <w:rPr>
+          <w:vertAlign w:val="superscript"/>
+          <w:rtl/>
+          <w:cs/>
           <w:lang w:val="ar_AE" w:bidi="ar_AE"/>
         </w:rPr>
         <w:t>9</w:t>
       </w:r>
       <w:r>
         <w:rPr>
+          <w:rtl/>
+          <w:cs/>
           <w:lang w:val="ar_AE" w:bidi="ar_AE"/>
         </w:rPr>
         <w:t xml:space="preserve"> ضَرْبَتُكُمْ بِٱللَّفْحِ وَٱلْيَرَقَانِ. كَثِيرًا مَا أَكَلَ ٱلْقَمَصُ جَنَّاتِكُمْ وَكُرُومَكُمْ وَتِينَكُمْ وَزَيْتُونَكُمْ، فَلَمْ تَرْجِعُوا إِلَيَّ، يَقُولُ ٱلرَّبُّ.</w:t>
       </w:r>
-      <w:r>
-        <w:rPr>
-          <w:lang w:val="ar_AE" w:bidi="ar_AE"/>
-        </w:rPr>
-      </w:r>
-      <w:r>
-        <w:rPr>
-          <w:lang w:val="ar_AE" w:bidi="ar_AE"/>
-        </w:rPr>
-      </w:r>
-    </w:p>
-    <w:p>
-      <w:pPr>
-        <w:bidi/>
-      </w:pPr>
-      <w:r>
-        <w:rPr>
-          <w:lang w:val="ar_AE" w:bidi="ar_AE"/>
-        </w:rPr>
-      </w:r>
-    </w:p>
-    <w:p>
-      <w:pPr>
-        <w:bidi/>
-      </w:pPr>
-      <w:r>
-        <w:rPr>
-          <w:lang w:val="ar_AE" w:bidi="ar_AE"/>
-        </w:rPr>
-      </w:r>
-      <w:r>
-        <w:rPr>
-          <w:vertAlign w:val="superscript"/>
+    </w:p>
+    <w:p>
+      <w:pPr>
+        <w:bidi/>
+      </w:pPr>
+      <w:r>
+        <w:rPr>
+          <w:rtl/>
+          <w:cs/>
+          <w:lang w:val="ar_AE" w:bidi="ar_AE"/>
+        </w:rPr>
+      </w:r>
+      <w:r>
+        <w:rPr>
+          <w:vertAlign w:val="superscript"/>
+          <w:rtl/>
+          <w:cs/>
           <w:lang w:val="ar_AE" w:bidi="ar_AE"/>
         </w:rPr>
         <w:t>10</w:t>
       </w:r>
       <w:r>
         <w:rPr>
+          <w:rtl/>
+          <w:cs/>
           <w:lang w:val="ar_AE" w:bidi="ar_AE"/>
         </w:rPr>
         <w:t xml:space="preserve"> أَرْسَلْتُ بَيْنَكُمْ وَبَأً عَلَى طَرِيقَةِ مِصْرَ. قَتَلْتُ بِٱلسَّيْفِ فِتْيَانَكُمْ مَعَ سَبْيِ خَيْلِكُمْ، وَأَصْعَدْتُ نَتْنَ مَحَالِّكُمْ حَتَّى إِلَى أُنُوفِكُمْ، فَلَمْ تَرْجِعُوا إِلَيَّ، يَقُولُ ٱلرَّبُّ.</w:t>
       </w:r>
-      <w:r>
-        <w:rPr>
-          <w:lang w:val="ar_AE" w:bidi="ar_AE"/>
-        </w:rPr>
-      </w:r>
-      <w:r>
-        <w:rPr>
-          <w:lang w:val="ar_AE" w:bidi="ar_AE"/>
-        </w:rPr>
-      </w:r>
-    </w:p>
-    <w:p>
-      <w:pPr>
-        <w:bidi/>
-      </w:pPr>
-      <w:r>
-        <w:rPr>
-          <w:lang w:val="ar_AE" w:bidi="ar_AE"/>
-        </w:rPr>
-      </w:r>
-    </w:p>
-    <w:p>
-      <w:pPr>
-        <w:bidi/>
-      </w:pPr>
-      <w:r>
-        <w:rPr>
-          <w:lang w:val="ar_AE" w:bidi="ar_AE"/>
-        </w:rPr>
-      </w:r>
-      <w:r>
-        <w:rPr>
-          <w:vertAlign w:val="superscript"/>
+    </w:p>
+    <w:p>
+      <w:pPr>
+        <w:bidi/>
+      </w:pPr>
+      <w:r>
+        <w:rPr>
+          <w:rtl/>
+          <w:cs/>
+          <w:lang w:val="ar_AE" w:bidi="ar_AE"/>
+        </w:rPr>
+      </w:r>
+      <w:r>
+        <w:rPr>
+          <w:vertAlign w:val="superscript"/>
+          <w:rtl/>
+          <w:cs/>
           <w:lang w:val="ar_AE" w:bidi="ar_AE"/>
         </w:rPr>
         <w:t>11</w:t>
       </w:r>
       <w:r>
         <w:rPr>
+          <w:rtl/>
+          <w:cs/>
           <w:lang w:val="ar_AE" w:bidi="ar_AE"/>
         </w:rPr>
         <w:t xml:space="preserve"> قَلَبْتُ بَعْضَكُمْ كَمَا قَلَبَ ٱللهُ سَدُومَ وَعَمُورَةَ، فَصِرْتُمْ كَشُعْلَةٍ مُنْتَشَلَةٍ مِنَ ٱلْحَرِيقِ، فَلَمْ تَرْجِعُوا إِلَيَّ، يَقُولُ ٱلرَّبُّ.</w:t>
       </w:r>
-      <w:r>
-        <w:rPr>
-          <w:lang w:val="ar_AE" w:bidi="ar_AE"/>
-        </w:rPr>
-      </w:r>
-      <w:r>
-        <w:rPr>
-          <w:lang w:val="ar_AE" w:bidi="ar_AE"/>
-        </w:rPr>
-      </w:r>
-    </w:p>
-    <w:p>
-      <w:pPr>
-        <w:bidi/>
-      </w:pPr>
-      <w:r>
-        <w:rPr>
-          <w:lang w:val="ar_AE" w:bidi="ar_AE"/>
-        </w:rPr>
-      </w:r>
-    </w:p>
-    <w:p>
-      <w:pPr>
-        <w:bidi/>
-      </w:pPr>
-      <w:r>
-        <w:rPr>
-          <w:lang w:val="ar_AE" w:bidi="ar_AE"/>
-        </w:rPr>
-      </w:r>
-      <w:r>
-        <w:rPr>
-          <w:vertAlign w:val="superscript"/>
+    </w:p>
+    <w:p>
+      <w:pPr>
+        <w:bidi/>
+      </w:pPr>
+      <w:r>
+        <w:rPr>
+          <w:rtl/>
+          <w:cs/>
+          <w:lang w:val="ar_AE" w:bidi="ar_AE"/>
+        </w:rPr>
+      </w:r>
+      <w:r>
+        <w:rPr>
+          <w:vertAlign w:val="superscript"/>
+          <w:rtl/>
+          <w:cs/>
           <w:lang w:val="ar_AE" w:bidi="ar_AE"/>
         </w:rPr>
         <w:t>12</w:t>
       </w:r>
       <w:r>
         <w:rPr>
+          <w:rtl/>
+          <w:cs/>
           <w:lang w:val="ar_AE" w:bidi="ar_AE"/>
         </w:rPr>
         <w:t xml:space="preserve"> «لِذَلِكَ هَكَذَا أَصْنَعُ بِكَ يَا إِسْرَائِيلُ. فَمِنْ أَجْلِ أَنِّي أَصْنَعُ بِكَ هَذَا، فَٱسْتَعِدَّ لِلِقَاءِ إِلَهِكَ يَا إِسْرَائِيلُ».</w:t>
       </w:r>
-      <w:r>
-        <w:rPr>
-          <w:lang w:val="ar_AE" w:bidi="ar_AE"/>
-        </w:rPr>
-      </w:r>
-      <w:r>
-        <w:rPr>
-          <w:lang w:val="ar_AE" w:bidi="ar_AE"/>
-        </w:rPr>
-      </w:r>
-    </w:p>
-    <w:p>
-      <w:pPr>
-        <w:bidi/>
-      </w:pPr>
-      <w:r>
-        <w:rPr>
-          <w:lang w:val="ar_AE" w:bidi="ar_AE"/>
-        </w:rPr>
-      </w:r>
-    </w:p>
-    <w:p>
-      <w:pPr>
-        <w:bidi/>
-      </w:pPr>
-      <w:r>
-        <w:rPr>
-          <w:lang w:val="ar_AE" w:bidi="ar_AE"/>
-        </w:rPr>
-      </w:r>
-      <w:r>
-        <w:rPr>
-          <w:vertAlign w:val="superscript"/>
+    </w:p>
+    <w:p>
+      <w:pPr>
+        <w:bidi/>
+      </w:pPr>
+      <w:r>
+        <w:rPr>
+          <w:rtl/>
+          <w:cs/>
+          <w:lang w:val="ar_AE" w:bidi="ar_AE"/>
+        </w:rPr>
+      </w:r>
+      <w:r>
+        <w:rPr>
+          <w:vertAlign w:val="superscript"/>
+          <w:rtl/>
+          <w:cs/>
           <w:lang w:val="ar_AE" w:bidi="ar_AE"/>
         </w:rPr>
         <w:t>13</w:t>
       </w:r>
       <w:r>
         <w:rPr>
+          <w:rtl/>
+          <w:cs/>
           <w:lang w:val="ar_AE" w:bidi="ar_AE"/>
         </w:rPr>
         <w:t xml:space="preserve"> فَإِنَّهُ هُوَذَا ٱلَّذِي صَنَعَ ٱلْجِبَالَ وَخَلَقَ ٱلرِّيحَ وَأَخْبَرَ ٱلْإِنْسَانَ مَا هُوَ فِكْرُهُ، ٱلَّذِي يَجْعَلُ ٱلْفَجْرَ ظَلَامًا، وَيَمْشِي عَلَى مَشَارِفِ ٱلْأَرْضِ، يَهْوَهُ إِلَهُ ٱلْجُنُودِ ٱسْمُهُ.</w:t>
       </w:r>
-      <w:r>
-        <w:rPr>
-          <w:lang w:val="ar_AE" w:bidi="ar_AE"/>
-        </w:rPr>
-      </w:r>
-      <w:r>
-        <w:rPr>
-          <w:lang w:val="ar_AE" w:bidi="ar_AE"/>
-        </w:rPr>
-      </w:r>
-    </w:p>
-    <w:p>
-      <w:pPr>
-        <w:bidi/>
-      </w:pPr>
-      <w:r>
-        <w:rPr>
-          <w:lang w:val="ar_AE" w:bidi="ar_AE"/>
-        </w:rPr>
-      </w:r>
     </w:p>
     <w:p>
       <w:pPr>
@@ -2846,1176 +2031,802 @@
       </w:pPr>
       <w:r>
         <w:rPr>
+          <w:rtl/>
+          <w:cs/>
           <w:lang w:val="ar_AE" w:bidi="ar_AE"/>
         </w:rPr>
         <w:t>Amos 5:1</w:t>
       </w:r>
       <w:r>
         <w:rPr>
-          <w:lang w:val="ar_AE" w:bidi="ar_AE"/>
-        </w:rPr>
-      </w:r>
-    </w:p>
-    <w:p>
-      <w:pPr>
-        <w:bidi/>
-      </w:pPr>
-      <w:r>
-        <w:rPr>
-          <w:lang w:val="ar_AE" w:bidi="ar_AE"/>
-        </w:rPr>
-      </w:r>
-      <w:r>
-        <w:rPr>
-          <w:vertAlign w:val="superscript"/>
+          <w:rtl/>
+          <w:cs/>
+          <w:lang w:val="ar_AE" w:bidi="ar_AE"/>
+        </w:rPr>
+      </w:r>
+    </w:p>
+    <w:p>
+      <w:pPr>
+        <w:bidi/>
+      </w:pPr>
+      <w:r>
+        <w:rPr>
+          <w:rtl/>
+          <w:cs/>
+          <w:lang w:val="ar_AE" w:bidi="ar_AE"/>
+        </w:rPr>
+      </w:r>
+      <w:r>
+        <w:rPr>
+          <w:vertAlign w:val="superscript"/>
+          <w:rtl/>
+          <w:cs/>
           <w:lang w:val="ar_AE" w:bidi="ar_AE"/>
         </w:rPr>
         <w:t>1</w:t>
       </w:r>
       <w:r>
         <w:rPr>
+          <w:rtl/>
+          <w:cs/>
           <w:lang w:val="ar_AE" w:bidi="ar_AE"/>
         </w:rPr>
         <w:t xml:space="preserve"> اِسْمَعُوا هَذَا ٱلْقَوْلَ ٱلَّذِي أَنَا أُنَادِي بِهِ عَلَيْكُمْ، مَرْثَاةً يَا بَيْتَ إِسْرَائِيلَ:</w:t>
       </w:r>
-      <w:r>
-        <w:rPr>
-          <w:lang w:val="ar_AE" w:bidi="ar_AE"/>
-        </w:rPr>
-      </w:r>
-      <w:r>
-        <w:rPr>
-          <w:lang w:val="ar_AE" w:bidi="ar_AE"/>
-        </w:rPr>
-      </w:r>
-    </w:p>
-    <w:p>
-      <w:pPr>
-        <w:bidi/>
-      </w:pPr>
-      <w:r>
-        <w:rPr>
-          <w:lang w:val="ar_AE" w:bidi="ar_AE"/>
-        </w:rPr>
-      </w:r>
-    </w:p>
-    <w:p>
-      <w:pPr>
-        <w:bidi/>
-      </w:pPr>
-      <w:r>
-        <w:rPr>
-          <w:lang w:val="ar_AE" w:bidi="ar_AE"/>
-        </w:rPr>
-      </w:r>
-      <w:r>
-        <w:rPr>
-          <w:vertAlign w:val="superscript"/>
+    </w:p>
+    <w:p>
+      <w:pPr>
+        <w:bidi/>
+      </w:pPr>
+      <w:r>
+        <w:rPr>
+          <w:rtl/>
+          <w:cs/>
+          <w:lang w:val="ar_AE" w:bidi="ar_AE"/>
+        </w:rPr>
+      </w:r>
+      <w:r>
+        <w:rPr>
+          <w:vertAlign w:val="superscript"/>
+          <w:rtl/>
+          <w:cs/>
           <w:lang w:val="ar_AE" w:bidi="ar_AE"/>
         </w:rPr>
         <w:t>2</w:t>
       </w:r>
       <w:r>
         <w:rPr>
+          <w:rtl/>
+          <w:cs/>
           <w:lang w:val="ar_AE" w:bidi="ar_AE"/>
         </w:rPr>
         <w:t xml:space="preserve"> «سَقَطَتْ عَذْرَاءُ إِسْرَائِيلَ. لَا تَعُودُ تَقُومُ. ٱنْطَرَحَتْ عَلَى أَرْضِهَا لَيْسَ مَنْ يُقِيمُهَا».</w:t>
       </w:r>
-      <w:r>
-        <w:rPr>
-          <w:lang w:val="ar_AE" w:bidi="ar_AE"/>
-        </w:rPr>
-      </w:r>
-      <w:r>
-        <w:rPr>
-          <w:lang w:val="ar_AE" w:bidi="ar_AE"/>
-        </w:rPr>
-      </w:r>
-    </w:p>
-    <w:p>
-      <w:pPr>
-        <w:bidi/>
-      </w:pPr>
-      <w:r>
-        <w:rPr>
-          <w:lang w:val="ar_AE" w:bidi="ar_AE"/>
-        </w:rPr>
-      </w:r>
-    </w:p>
-    <w:p>
-      <w:pPr>
-        <w:bidi/>
-      </w:pPr>
-      <w:r>
-        <w:rPr>
-          <w:lang w:val="ar_AE" w:bidi="ar_AE"/>
-        </w:rPr>
-      </w:r>
-      <w:r>
-        <w:rPr>
-          <w:vertAlign w:val="superscript"/>
+    </w:p>
+    <w:p>
+      <w:pPr>
+        <w:bidi/>
+      </w:pPr>
+      <w:r>
+        <w:rPr>
+          <w:rtl/>
+          <w:cs/>
+          <w:lang w:val="ar_AE" w:bidi="ar_AE"/>
+        </w:rPr>
+      </w:r>
+      <w:r>
+        <w:rPr>
+          <w:vertAlign w:val="superscript"/>
+          <w:rtl/>
+          <w:cs/>
           <w:lang w:val="ar_AE" w:bidi="ar_AE"/>
         </w:rPr>
         <w:t>3</w:t>
       </w:r>
       <w:r>
         <w:rPr>
+          <w:rtl/>
+          <w:cs/>
           <w:lang w:val="ar_AE" w:bidi="ar_AE"/>
         </w:rPr>
         <w:t xml:space="preserve"> لِأَنَّهُ هَكَذَا قَالَ ٱلسَّيِّدُ ٱلرَّبُّ: «ٱلْمَدِينَةُ ٱلْخَارِجَةُ بِأَلْفٍ، يَبْقَى لَهَا مِئَةٌ، وَٱلْخَارِجَةُ بِمِئَةٍ يَبْقَى لَهَا عَشَرَةٌ مِنْ بَيْتِ إِسْرَائِيلَ».</w:t>
       </w:r>
-      <w:r>
-        <w:rPr>
-          <w:lang w:val="ar_AE" w:bidi="ar_AE"/>
-        </w:rPr>
-      </w:r>
-      <w:r>
-        <w:rPr>
-          <w:lang w:val="ar_AE" w:bidi="ar_AE"/>
-        </w:rPr>
-      </w:r>
-    </w:p>
-    <w:p>
-      <w:pPr>
-        <w:bidi/>
-      </w:pPr>
-      <w:r>
-        <w:rPr>
-          <w:lang w:val="ar_AE" w:bidi="ar_AE"/>
-        </w:rPr>
-      </w:r>
-    </w:p>
-    <w:p>
-      <w:pPr>
-        <w:bidi/>
-      </w:pPr>
-      <w:r>
-        <w:rPr>
-          <w:lang w:val="ar_AE" w:bidi="ar_AE"/>
-        </w:rPr>
-      </w:r>
-      <w:r>
-        <w:rPr>
-          <w:vertAlign w:val="superscript"/>
+    </w:p>
+    <w:p>
+      <w:pPr>
+        <w:bidi/>
+      </w:pPr>
+      <w:r>
+        <w:rPr>
+          <w:rtl/>
+          <w:cs/>
+          <w:lang w:val="ar_AE" w:bidi="ar_AE"/>
+        </w:rPr>
+      </w:r>
+      <w:r>
+        <w:rPr>
+          <w:vertAlign w:val="superscript"/>
+          <w:rtl/>
+          <w:cs/>
           <w:lang w:val="ar_AE" w:bidi="ar_AE"/>
         </w:rPr>
         <w:t>4</w:t>
       </w:r>
       <w:r>
         <w:rPr>
+          <w:rtl/>
+          <w:cs/>
           <w:lang w:val="ar_AE" w:bidi="ar_AE"/>
         </w:rPr>
         <w:t xml:space="preserve"> لِأَنَّهُ هَكَذَا قَالَ ٱلرَّبُّ لِبَيْتِ إِسْرَائِيلَ: «ٱطْلُبُوا فَتَحْيَوْا.</w:t>
       </w:r>
-      <w:r>
-        <w:rPr>
-          <w:lang w:val="ar_AE" w:bidi="ar_AE"/>
-        </w:rPr>
-      </w:r>
-      <w:r>
-        <w:rPr>
-          <w:lang w:val="ar_AE" w:bidi="ar_AE"/>
-        </w:rPr>
-      </w:r>
-    </w:p>
-    <w:p>
-      <w:pPr>
-        <w:bidi/>
-      </w:pPr>
-      <w:r>
-        <w:rPr>
-          <w:lang w:val="ar_AE" w:bidi="ar_AE"/>
-        </w:rPr>
-      </w:r>
-    </w:p>
-    <w:p>
-      <w:pPr>
-        <w:bidi/>
-      </w:pPr>
-      <w:r>
-        <w:rPr>
-          <w:lang w:val="ar_AE" w:bidi="ar_AE"/>
-        </w:rPr>
-      </w:r>
-      <w:r>
-        <w:rPr>
-          <w:vertAlign w:val="superscript"/>
+    </w:p>
+    <w:p>
+      <w:pPr>
+        <w:bidi/>
+      </w:pPr>
+      <w:r>
+        <w:rPr>
+          <w:rtl/>
+          <w:cs/>
+          <w:lang w:val="ar_AE" w:bidi="ar_AE"/>
+        </w:rPr>
+      </w:r>
+      <w:r>
+        <w:rPr>
+          <w:vertAlign w:val="superscript"/>
+          <w:rtl/>
+          <w:cs/>
           <w:lang w:val="ar_AE" w:bidi="ar_AE"/>
         </w:rPr>
         <w:t>5</w:t>
       </w:r>
       <w:r>
         <w:rPr>
+          <w:rtl/>
+          <w:cs/>
           <w:lang w:val="ar_AE" w:bidi="ar_AE"/>
         </w:rPr>
         <w:t xml:space="preserve"> وَلَا تَطْلُبُوا بَيْتَ إِيلَ، وَإِلَى ٱلْجِلْجَالِ لَا تَذْهَبُوا، وَإِلَى بِئْرَ سَبْعٍ لَا تَعْبُرُوا. لِأَنَّ ٱلْجِلْجَالَ تُسْبَى سَبْيًا، وَبَيْتَ إِيلَ تَصِيرُ عَدَمًا».</w:t>
       </w:r>
-      <w:r>
-        <w:rPr>
-          <w:lang w:val="ar_AE" w:bidi="ar_AE"/>
-        </w:rPr>
-      </w:r>
-      <w:r>
-        <w:rPr>
-          <w:lang w:val="ar_AE" w:bidi="ar_AE"/>
-        </w:rPr>
-      </w:r>
-    </w:p>
-    <w:p>
-      <w:pPr>
-        <w:bidi/>
-      </w:pPr>
-      <w:r>
-        <w:rPr>
-          <w:lang w:val="ar_AE" w:bidi="ar_AE"/>
-        </w:rPr>
-      </w:r>
-    </w:p>
-    <w:p>
-      <w:pPr>
-        <w:bidi/>
-      </w:pPr>
-      <w:r>
-        <w:rPr>
-          <w:lang w:val="ar_AE" w:bidi="ar_AE"/>
-        </w:rPr>
-      </w:r>
-      <w:r>
-        <w:rPr>
-          <w:vertAlign w:val="superscript"/>
+    </w:p>
+    <w:p>
+      <w:pPr>
+        <w:bidi/>
+      </w:pPr>
+      <w:r>
+        <w:rPr>
+          <w:rtl/>
+          <w:cs/>
+          <w:lang w:val="ar_AE" w:bidi="ar_AE"/>
+        </w:rPr>
+      </w:r>
+      <w:r>
+        <w:rPr>
+          <w:vertAlign w:val="superscript"/>
+          <w:rtl/>
+          <w:cs/>
           <w:lang w:val="ar_AE" w:bidi="ar_AE"/>
         </w:rPr>
         <w:t>6</w:t>
       </w:r>
       <w:r>
         <w:rPr>
+          <w:rtl/>
+          <w:cs/>
           <w:lang w:val="ar_AE" w:bidi="ar_AE"/>
         </w:rPr>
         <w:t xml:space="preserve"> اُطْلُبُوا ٱلرَّبَّ فَتَحْيَوْا لِئَلَّا يَقْتَحِمَ بَيْتَ يُوسُفَ كَنَارٍ تُحْرِقُ، وَلَا يَكُونُ مَنْ يُطْفِئُهَا مِنْ بَيْتِ إِيلَ.</w:t>
       </w:r>
-      <w:r>
-        <w:rPr>
-          <w:lang w:val="ar_AE" w:bidi="ar_AE"/>
-        </w:rPr>
-      </w:r>
-      <w:r>
-        <w:rPr>
-          <w:lang w:val="ar_AE" w:bidi="ar_AE"/>
-        </w:rPr>
-      </w:r>
-    </w:p>
-    <w:p>
-      <w:pPr>
-        <w:bidi/>
-      </w:pPr>
-      <w:r>
-        <w:rPr>
-          <w:lang w:val="ar_AE" w:bidi="ar_AE"/>
-        </w:rPr>
-      </w:r>
-    </w:p>
-    <w:p>
-      <w:pPr>
-        <w:bidi/>
-      </w:pPr>
-      <w:r>
-        <w:rPr>
-          <w:lang w:val="ar_AE" w:bidi="ar_AE"/>
-        </w:rPr>
-      </w:r>
-      <w:r>
-        <w:rPr>
-          <w:vertAlign w:val="superscript"/>
+    </w:p>
+    <w:p>
+      <w:pPr>
+        <w:bidi/>
+      </w:pPr>
+      <w:r>
+        <w:rPr>
+          <w:rtl/>
+          <w:cs/>
+          <w:lang w:val="ar_AE" w:bidi="ar_AE"/>
+        </w:rPr>
+      </w:r>
+      <w:r>
+        <w:rPr>
+          <w:vertAlign w:val="superscript"/>
+          <w:rtl/>
+          <w:cs/>
           <w:lang w:val="ar_AE" w:bidi="ar_AE"/>
         </w:rPr>
         <w:t>7</w:t>
       </w:r>
       <w:r>
         <w:rPr>
+          <w:rtl/>
+          <w:cs/>
           <w:lang w:val="ar_AE" w:bidi="ar_AE"/>
         </w:rPr>
         <w:t xml:space="preserve"> يَا أَيُّهَا ٱلَّذِينَ يُحَوِّلُونَ ٱلْحَقَّ أَفْسَنْتِينًا، وَيُلْقُونَ ٱلْبِرَّ إِلَى ٱلْأَرْضِ.</w:t>
       </w:r>
-      <w:r>
-        <w:rPr>
-          <w:lang w:val="ar_AE" w:bidi="ar_AE"/>
-        </w:rPr>
-      </w:r>
-      <w:r>
-        <w:rPr>
-          <w:lang w:val="ar_AE" w:bidi="ar_AE"/>
-        </w:rPr>
-      </w:r>
-    </w:p>
-    <w:p>
-      <w:pPr>
-        <w:bidi/>
-      </w:pPr>
-      <w:r>
-        <w:rPr>
-          <w:lang w:val="ar_AE" w:bidi="ar_AE"/>
-        </w:rPr>
-      </w:r>
-    </w:p>
-    <w:p>
-      <w:pPr>
-        <w:bidi/>
-      </w:pPr>
-      <w:r>
-        <w:rPr>
-          <w:lang w:val="ar_AE" w:bidi="ar_AE"/>
-        </w:rPr>
-      </w:r>
-      <w:r>
-        <w:rPr>
-          <w:vertAlign w:val="superscript"/>
+    </w:p>
+    <w:p>
+      <w:pPr>
+        <w:bidi/>
+      </w:pPr>
+      <w:r>
+        <w:rPr>
+          <w:rtl/>
+          <w:cs/>
+          <w:lang w:val="ar_AE" w:bidi="ar_AE"/>
+        </w:rPr>
+      </w:r>
+      <w:r>
+        <w:rPr>
+          <w:vertAlign w:val="superscript"/>
+          <w:rtl/>
+          <w:cs/>
           <w:lang w:val="ar_AE" w:bidi="ar_AE"/>
         </w:rPr>
         <w:t>8</w:t>
       </w:r>
       <w:r>
         <w:rPr>
+          <w:rtl/>
+          <w:cs/>
           <w:lang w:val="ar_AE" w:bidi="ar_AE"/>
         </w:rPr>
         <w:t xml:space="preserve"> اَلَّذِي صَنَعَ ٱلثُّرَيَّا وَٱلْجَبَّارَ، وَيُحَوِّلُ ظِلَّ ٱلْمَوْتِ صُبْحًا، وَيُظْلِمُ ٱلنَّهَارَ كَٱللَّيْلِ. ٱلَّذِي يَدْعُو مِيَاهَ ٱلْبَحْرِ وَيَصُبُّهَا عَلَى وَجْهِ ٱلْأَرْضِ، يَهْوَهُ ٱسْمُهُ.</w:t>
       </w:r>
-      <w:r>
-        <w:rPr>
-          <w:lang w:val="ar_AE" w:bidi="ar_AE"/>
-        </w:rPr>
-      </w:r>
-      <w:r>
-        <w:rPr>
-          <w:lang w:val="ar_AE" w:bidi="ar_AE"/>
-        </w:rPr>
-      </w:r>
-    </w:p>
-    <w:p>
-      <w:pPr>
-        <w:bidi/>
-      </w:pPr>
-      <w:r>
-        <w:rPr>
-          <w:lang w:val="ar_AE" w:bidi="ar_AE"/>
-        </w:rPr>
-      </w:r>
-    </w:p>
-    <w:p>
-      <w:pPr>
-        <w:bidi/>
-      </w:pPr>
-      <w:r>
-        <w:rPr>
-          <w:lang w:val="ar_AE" w:bidi="ar_AE"/>
-        </w:rPr>
-      </w:r>
-      <w:r>
-        <w:rPr>
-          <w:vertAlign w:val="superscript"/>
+    </w:p>
+    <w:p>
+      <w:pPr>
+        <w:bidi/>
+      </w:pPr>
+      <w:r>
+        <w:rPr>
+          <w:rtl/>
+          <w:cs/>
+          <w:lang w:val="ar_AE" w:bidi="ar_AE"/>
+        </w:rPr>
+      </w:r>
+      <w:r>
+        <w:rPr>
+          <w:vertAlign w:val="superscript"/>
+          <w:rtl/>
+          <w:cs/>
           <w:lang w:val="ar_AE" w:bidi="ar_AE"/>
         </w:rPr>
         <w:t>9</w:t>
       </w:r>
       <w:r>
         <w:rPr>
+          <w:rtl/>
+          <w:cs/>
           <w:lang w:val="ar_AE" w:bidi="ar_AE"/>
         </w:rPr>
         <w:t xml:space="preserve"> ٱلَّذِي يُفْلِحُ ٱلْخَرِبَ عَلَى ٱلْقَوِيِّ، فَيَأْتِي ٱلْخَرِبُ عَلَى ٱلْحِصْنِ.</w:t>
       </w:r>
-      <w:r>
-        <w:rPr>
-          <w:lang w:val="ar_AE" w:bidi="ar_AE"/>
-        </w:rPr>
-      </w:r>
-      <w:r>
-        <w:rPr>
-          <w:lang w:val="ar_AE" w:bidi="ar_AE"/>
-        </w:rPr>
-      </w:r>
-    </w:p>
-    <w:p>
-      <w:pPr>
-        <w:bidi/>
-      </w:pPr>
-      <w:r>
-        <w:rPr>
-          <w:lang w:val="ar_AE" w:bidi="ar_AE"/>
-        </w:rPr>
-      </w:r>
-    </w:p>
-    <w:p>
-      <w:pPr>
-        <w:bidi/>
-      </w:pPr>
-      <w:r>
-        <w:rPr>
-          <w:lang w:val="ar_AE" w:bidi="ar_AE"/>
-        </w:rPr>
-      </w:r>
-      <w:r>
-        <w:rPr>
-          <w:vertAlign w:val="superscript"/>
+    </w:p>
+    <w:p>
+      <w:pPr>
+        <w:bidi/>
+      </w:pPr>
+      <w:r>
+        <w:rPr>
+          <w:rtl/>
+          <w:cs/>
+          <w:lang w:val="ar_AE" w:bidi="ar_AE"/>
+        </w:rPr>
+      </w:r>
+      <w:r>
+        <w:rPr>
+          <w:vertAlign w:val="superscript"/>
+          <w:rtl/>
+          <w:cs/>
           <w:lang w:val="ar_AE" w:bidi="ar_AE"/>
         </w:rPr>
         <w:t>10</w:t>
       </w:r>
       <w:r>
         <w:rPr>
+          <w:rtl/>
+          <w:cs/>
           <w:lang w:val="ar_AE" w:bidi="ar_AE"/>
         </w:rPr>
         <w:t xml:space="preserve"> إِنَّهُمْ فِي ٱلْبَابِ يُبْغِضُونَ ٱلْمُنْذِرَ، وَيَكْرَهُونَ ٱلْمُتَكَلِّمَ بِٱلصِّدْقِ.</w:t>
       </w:r>
-      <w:r>
-        <w:rPr>
-          <w:lang w:val="ar_AE" w:bidi="ar_AE"/>
-        </w:rPr>
-      </w:r>
-      <w:r>
-        <w:rPr>
-          <w:lang w:val="ar_AE" w:bidi="ar_AE"/>
-        </w:rPr>
-      </w:r>
-    </w:p>
-    <w:p>
-      <w:pPr>
-        <w:bidi/>
-      </w:pPr>
-      <w:r>
-        <w:rPr>
-          <w:lang w:val="ar_AE" w:bidi="ar_AE"/>
-        </w:rPr>
-      </w:r>
-    </w:p>
-    <w:p>
-      <w:pPr>
-        <w:bidi/>
-      </w:pPr>
-      <w:r>
-        <w:rPr>
-          <w:lang w:val="ar_AE" w:bidi="ar_AE"/>
-        </w:rPr>
-      </w:r>
-      <w:r>
-        <w:rPr>
-          <w:vertAlign w:val="superscript"/>
+    </w:p>
+    <w:p>
+      <w:pPr>
+        <w:bidi/>
+      </w:pPr>
+      <w:r>
+        <w:rPr>
+          <w:rtl/>
+          <w:cs/>
+          <w:lang w:val="ar_AE" w:bidi="ar_AE"/>
+        </w:rPr>
+      </w:r>
+      <w:r>
+        <w:rPr>
+          <w:vertAlign w:val="superscript"/>
+          <w:rtl/>
+          <w:cs/>
           <w:lang w:val="ar_AE" w:bidi="ar_AE"/>
         </w:rPr>
         <w:t>11</w:t>
       </w:r>
       <w:r>
         <w:rPr>
+          <w:rtl/>
+          <w:cs/>
           <w:lang w:val="ar_AE" w:bidi="ar_AE"/>
         </w:rPr>
         <w:t xml:space="preserve"> لِذَلِكَ مِنْ أَجْلِ أَنَّكُمْ تَدُوسُونَ ٱلْمِسْكِينَ، وَتَأْخُذُونَ مِنْهُ هَدِيَّةَ قَمْحٍ، بَنَيْتُمْ بُيُوتًا مِنْ حِجَارَةٍ مَنْحُوتَةٍ وَلَا تَسْكُنُونَ فِيهَا، وَغَرَسْتُمْ كُرُومًا شَهِيَّةً وَلَا تَشْرَبُونَ خَمْرَهَا.</w:t>
       </w:r>
-      <w:r>
-        <w:rPr>
-          <w:lang w:val="ar_AE" w:bidi="ar_AE"/>
-        </w:rPr>
-      </w:r>
-      <w:r>
-        <w:rPr>
-          <w:lang w:val="ar_AE" w:bidi="ar_AE"/>
-        </w:rPr>
-      </w:r>
-    </w:p>
-    <w:p>
-      <w:pPr>
-        <w:bidi/>
-      </w:pPr>
-      <w:r>
-        <w:rPr>
-          <w:lang w:val="ar_AE" w:bidi="ar_AE"/>
-        </w:rPr>
-      </w:r>
-    </w:p>
-    <w:p>
-      <w:pPr>
-        <w:bidi/>
-      </w:pPr>
-      <w:r>
-        <w:rPr>
-          <w:lang w:val="ar_AE" w:bidi="ar_AE"/>
-        </w:rPr>
-      </w:r>
-      <w:r>
-        <w:rPr>
-          <w:vertAlign w:val="superscript"/>
+    </w:p>
+    <w:p>
+      <w:pPr>
+        <w:bidi/>
+      </w:pPr>
+      <w:r>
+        <w:rPr>
+          <w:rtl/>
+          <w:cs/>
+          <w:lang w:val="ar_AE" w:bidi="ar_AE"/>
+        </w:rPr>
+      </w:r>
+      <w:r>
+        <w:rPr>
+          <w:vertAlign w:val="superscript"/>
+          <w:rtl/>
+          <w:cs/>
           <w:lang w:val="ar_AE" w:bidi="ar_AE"/>
         </w:rPr>
         <w:t>12</w:t>
       </w:r>
       <w:r>
         <w:rPr>
+          <w:rtl/>
+          <w:cs/>
           <w:lang w:val="ar_AE" w:bidi="ar_AE"/>
         </w:rPr>
         <w:t xml:space="preserve"> لِأَنِّي عَلِمْتُ أَنَّ ذُنُوبَكُمْ كَثِيرَةٌ وَخَطَايَاكُمْ وَافِرَةٌ أَيُّهَا ٱلْمُضَايِقُونَ ٱلْبَارَّ، ٱلْآخِذُونَ ٱلرَّشْوَةَ، ٱلصَّادُّونَ ٱلْبَائِسِينَ فِي ٱلْبَابِ.</w:t>
       </w:r>
-      <w:r>
-        <w:rPr>
-          <w:lang w:val="ar_AE" w:bidi="ar_AE"/>
-        </w:rPr>
-      </w:r>
-      <w:r>
-        <w:rPr>
-          <w:lang w:val="ar_AE" w:bidi="ar_AE"/>
-        </w:rPr>
-      </w:r>
-    </w:p>
-    <w:p>
-      <w:pPr>
-        <w:bidi/>
-      </w:pPr>
-      <w:r>
-        <w:rPr>
-          <w:lang w:val="ar_AE" w:bidi="ar_AE"/>
-        </w:rPr>
-      </w:r>
-    </w:p>
-    <w:p>
-      <w:pPr>
-        <w:bidi/>
-      </w:pPr>
-      <w:r>
-        <w:rPr>
-          <w:lang w:val="ar_AE" w:bidi="ar_AE"/>
-        </w:rPr>
-      </w:r>
-      <w:r>
-        <w:rPr>
-          <w:vertAlign w:val="superscript"/>
+    </w:p>
+    <w:p>
+      <w:pPr>
+        <w:bidi/>
+      </w:pPr>
+      <w:r>
+        <w:rPr>
+          <w:rtl/>
+          <w:cs/>
+          <w:lang w:val="ar_AE" w:bidi="ar_AE"/>
+        </w:rPr>
+      </w:r>
+      <w:r>
+        <w:rPr>
+          <w:vertAlign w:val="superscript"/>
+          <w:rtl/>
+          <w:cs/>
           <w:lang w:val="ar_AE" w:bidi="ar_AE"/>
         </w:rPr>
         <w:t>13</w:t>
       </w:r>
       <w:r>
         <w:rPr>
+          <w:rtl/>
+          <w:cs/>
           <w:lang w:val="ar_AE" w:bidi="ar_AE"/>
         </w:rPr>
         <w:t xml:space="preserve"> لِذَلِكَ يَصْمُتُ ٱلْعَاقِلُ فِي ذَلِكَ ٱلزَّمَانِ لِأَنَّهُ زَمَانٌ رَدِيءٌ.</w:t>
       </w:r>
-      <w:r>
-        <w:rPr>
-          <w:lang w:val="ar_AE" w:bidi="ar_AE"/>
-        </w:rPr>
-      </w:r>
-      <w:r>
-        <w:rPr>
-          <w:lang w:val="ar_AE" w:bidi="ar_AE"/>
-        </w:rPr>
-      </w:r>
-    </w:p>
-    <w:p>
-      <w:pPr>
-        <w:bidi/>
-      </w:pPr>
-      <w:r>
-        <w:rPr>
-          <w:lang w:val="ar_AE" w:bidi="ar_AE"/>
-        </w:rPr>
-      </w:r>
-    </w:p>
-    <w:p>
-      <w:pPr>
-        <w:bidi/>
-      </w:pPr>
-      <w:r>
-        <w:rPr>
-          <w:lang w:val="ar_AE" w:bidi="ar_AE"/>
-        </w:rPr>
-      </w:r>
-      <w:r>
-        <w:rPr>
-          <w:vertAlign w:val="superscript"/>
+    </w:p>
+    <w:p>
+      <w:pPr>
+        <w:bidi/>
+      </w:pPr>
+      <w:r>
+        <w:rPr>
+          <w:rtl/>
+          <w:cs/>
+          <w:lang w:val="ar_AE" w:bidi="ar_AE"/>
+        </w:rPr>
+      </w:r>
+      <w:r>
+        <w:rPr>
+          <w:vertAlign w:val="superscript"/>
+          <w:rtl/>
+          <w:cs/>
           <w:lang w:val="ar_AE" w:bidi="ar_AE"/>
         </w:rPr>
         <w:t>14</w:t>
       </w:r>
       <w:r>
         <w:rPr>
+          <w:rtl/>
+          <w:cs/>
           <w:lang w:val="ar_AE" w:bidi="ar_AE"/>
         </w:rPr>
         <w:t xml:space="preserve"> اُطْلُبُوا ٱلْخَيْرَ لَا ٱلشَّرَّ لِكَىْ تَحْيَوْا، فَعَلَى هَذَا يَكُونُ ٱلرَّبُّ إِلَهُ ٱلْجُنُودِ مَعَكُمْ كَمَا قُلْتُمْ.</w:t>
       </w:r>
-      <w:r>
-        <w:rPr>
-          <w:lang w:val="ar_AE" w:bidi="ar_AE"/>
-        </w:rPr>
-      </w:r>
-      <w:r>
-        <w:rPr>
-          <w:lang w:val="ar_AE" w:bidi="ar_AE"/>
-        </w:rPr>
-      </w:r>
-    </w:p>
-    <w:p>
-      <w:pPr>
-        <w:bidi/>
-      </w:pPr>
-      <w:r>
-        <w:rPr>
-          <w:lang w:val="ar_AE" w:bidi="ar_AE"/>
-        </w:rPr>
-      </w:r>
-    </w:p>
-    <w:p>
-      <w:pPr>
-        <w:bidi/>
-      </w:pPr>
-      <w:r>
-        <w:rPr>
-          <w:lang w:val="ar_AE" w:bidi="ar_AE"/>
-        </w:rPr>
-      </w:r>
-      <w:r>
-        <w:rPr>
-          <w:vertAlign w:val="superscript"/>
+    </w:p>
+    <w:p>
+      <w:pPr>
+        <w:bidi/>
+      </w:pPr>
+      <w:r>
+        <w:rPr>
+          <w:rtl/>
+          <w:cs/>
+          <w:lang w:val="ar_AE" w:bidi="ar_AE"/>
+        </w:rPr>
+      </w:r>
+      <w:r>
+        <w:rPr>
+          <w:vertAlign w:val="superscript"/>
+          <w:rtl/>
+          <w:cs/>
           <w:lang w:val="ar_AE" w:bidi="ar_AE"/>
         </w:rPr>
         <w:t>15</w:t>
       </w:r>
       <w:r>
         <w:rPr>
+          <w:rtl/>
+          <w:cs/>
           <w:lang w:val="ar_AE" w:bidi="ar_AE"/>
         </w:rPr>
         <w:t xml:space="preserve"> اُبْغُضُوا ٱلشَّرَّ، وَأَحِبُّوا ٱلْخَيْرَ، وَثَبِّتُوا ٱلْحَقَّ فِي ٱلْبَابِ، لَعَلَّ ٱلرَّبَّ إِلَهَ ٱلْجُنُودِ يَتَرَاءَفُ عَلَى بَقِيَّةِ يُوسُفَ.</w:t>
       </w:r>
-      <w:r>
-        <w:rPr>
-          <w:lang w:val="ar_AE" w:bidi="ar_AE"/>
-        </w:rPr>
-      </w:r>
-      <w:r>
-        <w:rPr>
-          <w:lang w:val="ar_AE" w:bidi="ar_AE"/>
-        </w:rPr>
-      </w:r>
-    </w:p>
-    <w:p>
-      <w:pPr>
-        <w:bidi/>
-      </w:pPr>
-      <w:r>
-        <w:rPr>
-          <w:lang w:val="ar_AE" w:bidi="ar_AE"/>
-        </w:rPr>
-      </w:r>
-    </w:p>
-    <w:p>
-      <w:pPr>
-        <w:bidi/>
-      </w:pPr>
-      <w:r>
-        <w:rPr>
-          <w:lang w:val="ar_AE" w:bidi="ar_AE"/>
-        </w:rPr>
-      </w:r>
-      <w:r>
-        <w:rPr>
-          <w:vertAlign w:val="superscript"/>
+    </w:p>
+    <w:p>
+      <w:pPr>
+        <w:bidi/>
+      </w:pPr>
+      <w:r>
+        <w:rPr>
+          <w:rtl/>
+          <w:cs/>
+          <w:lang w:val="ar_AE" w:bidi="ar_AE"/>
+        </w:rPr>
+      </w:r>
+      <w:r>
+        <w:rPr>
+          <w:vertAlign w:val="superscript"/>
+          <w:rtl/>
+          <w:cs/>
           <w:lang w:val="ar_AE" w:bidi="ar_AE"/>
         </w:rPr>
         <w:t>16</w:t>
       </w:r>
       <w:r>
         <w:rPr>
+          <w:rtl/>
+          <w:cs/>
           <w:lang w:val="ar_AE" w:bidi="ar_AE"/>
         </w:rPr>
         <w:t xml:space="preserve"> لِذَلِكَ هَكَذَا قَالَ ٱلسَّيِّدُ ٱلرَّبُّ إِلَهُ ٱلْجُنُودِ: «فِي جَمِيعِ ٱلْأَسْوَاقِ نَحِيبٌ، وَفِي جَمِيعِ ٱلْأَزِقَّةِ يَقُولُونَ: آهِ! آهِ! وَيَدْعُونَ ٱلْفَلَّاحَ إِلَى ٱلنَّوْحِ، وَجَمِيعَ عَارِفِي ٱلرِّثَاءِ لِلنَّدْبِ.</w:t>
       </w:r>
-      <w:r>
-        <w:rPr>
-          <w:lang w:val="ar_AE" w:bidi="ar_AE"/>
-        </w:rPr>
-      </w:r>
-      <w:r>
-        <w:rPr>
-          <w:lang w:val="ar_AE" w:bidi="ar_AE"/>
-        </w:rPr>
-      </w:r>
-    </w:p>
-    <w:p>
-      <w:pPr>
-        <w:bidi/>
-      </w:pPr>
-      <w:r>
-        <w:rPr>
-          <w:lang w:val="ar_AE" w:bidi="ar_AE"/>
-        </w:rPr>
-      </w:r>
-    </w:p>
-    <w:p>
-      <w:pPr>
-        <w:bidi/>
-      </w:pPr>
-      <w:r>
-        <w:rPr>
-          <w:lang w:val="ar_AE" w:bidi="ar_AE"/>
-        </w:rPr>
-      </w:r>
-      <w:r>
-        <w:rPr>
-          <w:vertAlign w:val="superscript"/>
+    </w:p>
+    <w:p>
+      <w:pPr>
+        <w:bidi/>
+      </w:pPr>
+      <w:r>
+        <w:rPr>
+          <w:rtl/>
+          <w:cs/>
+          <w:lang w:val="ar_AE" w:bidi="ar_AE"/>
+        </w:rPr>
+      </w:r>
+      <w:r>
+        <w:rPr>
+          <w:vertAlign w:val="superscript"/>
+          <w:rtl/>
+          <w:cs/>
           <w:lang w:val="ar_AE" w:bidi="ar_AE"/>
         </w:rPr>
         <w:t>17</w:t>
       </w:r>
       <w:r>
         <w:rPr>
+          <w:rtl/>
+          <w:cs/>
           <w:lang w:val="ar_AE" w:bidi="ar_AE"/>
         </w:rPr>
         <w:t xml:space="preserve"> وَفِي جَمِيعِ ٱلْكُرُومِ نَدْبٌ، لِأَنِّي أَعْبُرُ فِي وَسَطِكَ، قَالَ ٱلرَّبُّ».</w:t>
       </w:r>
-      <w:r>
-        <w:rPr>
-          <w:lang w:val="ar_AE" w:bidi="ar_AE"/>
-        </w:rPr>
-      </w:r>
-      <w:r>
-        <w:rPr>
-          <w:lang w:val="ar_AE" w:bidi="ar_AE"/>
-        </w:rPr>
-      </w:r>
-    </w:p>
-    <w:p>
-      <w:pPr>
-        <w:bidi/>
-      </w:pPr>
-      <w:r>
-        <w:rPr>
-          <w:lang w:val="ar_AE" w:bidi="ar_AE"/>
-        </w:rPr>
-      </w:r>
-    </w:p>
-    <w:p>
-      <w:pPr>
-        <w:bidi/>
-      </w:pPr>
-      <w:r>
-        <w:rPr>
-          <w:lang w:val="ar_AE" w:bidi="ar_AE"/>
-        </w:rPr>
-      </w:r>
-      <w:r>
-        <w:rPr>
-          <w:vertAlign w:val="superscript"/>
+    </w:p>
+    <w:p>
+      <w:pPr>
+        <w:bidi/>
+      </w:pPr>
+      <w:r>
+        <w:rPr>
+          <w:rtl/>
+          <w:cs/>
+          <w:lang w:val="ar_AE" w:bidi="ar_AE"/>
+        </w:rPr>
+      </w:r>
+      <w:r>
+        <w:rPr>
+          <w:vertAlign w:val="superscript"/>
+          <w:rtl/>
+          <w:cs/>
           <w:lang w:val="ar_AE" w:bidi="ar_AE"/>
         </w:rPr>
         <w:t>18</w:t>
       </w:r>
       <w:r>
         <w:rPr>
+          <w:rtl/>
+          <w:cs/>
           <w:lang w:val="ar_AE" w:bidi="ar_AE"/>
         </w:rPr>
         <w:t xml:space="preserve"> وَيْلٌ لِلَّذِينَ يَشْتَهُونَ يَوْمَ ٱلرَّبِّ! لِمَاذَا لَكُمْ يَوْمُ ٱلرَّبِّ؟ هُوَ ظَلَامٌ لَا نُورٌ.</w:t>
       </w:r>
-      <w:r>
-        <w:rPr>
-          <w:lang w:val="ar_AE" w:bidi="ar_AE"/>
-        </w:rPr>
-      </w:r>
-      <w:r>
-        <w:rPr>
-          <w:lang w:val="ar_AE" w:bidi="ar_AE"/>
-        </w:rPr>
-      </w:r>
-    </w:p>
-    <w:p>
-      <w:pPr>
-        <w:bidi/>
-      </w:pPr>
-      <w:r>
-        <w:rPr>
-          <w:lang w:val="ar_AE" w:bidi="ar_AE"/>
-        </w:rPr>
-      </w:r>
-    </w:p>
-    <w:p>
-      <w:pPr>
-        <w:bidi/>
-      </w:pPr>
-      <w:r>
-        <w:rPr>
-          <w:lang w:val="ar_AE" w:bidi="ar_AE"/>
-        </w:rPr>
-      </w:r>
-      <w:r>
-        <w:rPr>
-          <w:vertAlign w:val="superscript"/>
+    </w:p>
+    <w:p>
+      <w:pPr>
+        <w:bidi/>
+      </w:pPr>
+      <w:r>
+        <w:rPr>
+          <w:rtl/>
+          <w:cs/>
+          <w:lang w:val="ar_AE" w:bidi="ar_AE"/>
+        </w:rPr>
+      </w:r>
+      <w:r>
+        <w:rPr>
+          <w:vertAlign w:val="superscript"/>
+          <w:rtl/>
+          <w:cs/>
           <w:lang w:val="ar_AE" w:bidi="ar_AE"/>
         </w:rPr>
         <w:t>19</w:t>
       </w:r>
       <w:r>
         <w:rPr>
+          <w:rtl/>
+          <w:cs/>
           <w:lang w:val="ar_AE" w:bidi="ar_AE"/>
         </w:rPr>
         <w:t xml:space="preserve"> كَمَا إِذَا هَرَبَ إِنْسَانٌ مِنْ أَمَامِ ٱلْأَسَدِ فَصَادَفَهُ ٱلدُّبُّ، أَوْ دَخَلَ ٱلْبَيْتَ وَوَضَعَ يَدَهُ عَلَى ٱلْحَائِطِ فَلَدَغَتْهُ ٱلْحَيَّةُ!</w:t>
       </w:r>
-      <w:r>
-        <w:rPr>
-          <w:lang w:val="ar_AE" w:bidi="ar_AE"/>
-        </w:rPr>
-      </w:r>
-      <w:r>
-        <w:rPr>
-          <w:lang w:val="ar_AE" w:bidi="ar_AE"/>
-        </w:rPr>
-      </w:r>
-    </w:p>
-    <w:p>
-      <w:pPr>
-        <w:bidi/>
-      </w:pPr>
-      <w:r>
-        <w:rPr>
-          <w:lang w:val="ar_AE" w:bidi="ar_AE"/>
-        </w:rPr>
-      </w:r>
-    </w:p>
-    <w:p>
-      <w:pPr>
-        <w:bidi/>
-      </w:pPr>
-      <w:r>
-        <w:rPr>
-          <w:lang w:val="ar_AE" w:bidi="ar_AE"/>
-        </w:rPr>
-      </w:r>
-      <w:r>
-        <w:rPr>
-          <w:vertAlign w:val="superscript"/>
+    </w:p>
+    <w:p>
+      <w:pPr>
+        <w:bidi/>
+      </w:pPr>
+      <w:r>
+        <w:rPr>
+          <w:rtl/>
+          <w:cs/>
+          <w:lang w:val="ar_AE" w:bidi="ar_AE"/>
+        </w:rPr>
+      </w:r>
+      <w:r>
+        <w:rPr>
+          <w:vertAlign w:val="superscript"/>
+          <w:rtl/>
+          <w:cs/>
           <w:lang w:val="ar_AE" w:bidi="ar_AE"/>
         </w:rPr>
         <w:t>20</w:t>
       </w:r>
       <w:r>
         <w:rPr>
+          <w:rtl/>
+          <w:cs/>
           <w:lang w:val="ar_AE" w:bidi="ar_AE"/>
         </w:rPr>
         <w:t xml:space="preserve"> أَلَيْسَ يَوْمُ ٱلرَّبِّ ظَلَامًا لَا نُورًا، وَقَتَامًا وَلَا نُورَ لَهُ؟</w:t>
       </w:r>
-      <w:r>
-        <w:rPr>
-          <w:lang w:val="ar_AE" w:bidi="ar_AE"/>
-        </w:rPr>
-      </w:r>
-      <w:r>
-        <w:rPr>
-          <w:lang w:val="ar_AE" w:bidi="ar_AE"/>
-        </w:rPr>
-      </w:r>
-    </w:p>
-    <w:p>
-      <w:pPr>
-        <w:bidi/>
-      </w:pPr>
-      <w:r>
-        <w:rPr>
-          <w:lang w:val="ar_AE" w:bidi="ar_AE"/>
-        </w:rPr>
-      </w:r>
-    </w:p>
-    <w:p>
-      <w:pPr>
-        <w:bidi/>
-      </w:pPr>
-      <w:r>
-        <w:rPr>
-          <w:lang w:val="ar_AE" w:bidi="ar_AE"/>
-        </w:rPr>
-      </w:r>
-      <w:r>
-        <w:rPr>
-          <w:vertAlign w:val="superscript"/>
+    </w:p>
+    <w:p>
+      <w:pPr>
+        <w:bidi/>
+      </w:pPr>
+      <w:r>
+        <w:rPr>
+          <w:rtl/>
+          <w:cs/>
+          <w:lang w:val="ar_AE" w:bidi="ar_AE"/>
+        </w:rPr>
+      </w:r>
+      <w:r>
+        <w:rPr>
+          <w:vertAlign w:val="superscript"/>
+          <w:rtl/>
+          <w:cs/>
           <w:lang w:val="ar_AE" w:bidi="ar_AE"/>
         </w:rPr>
         <w:t>21</w:t>
       </w:r>
       <w:r>
         <w:rPr>
+          <w:rtl/>
+          <w:cs/>
           <w:lang w:val="ar_AE" w:bidi="ar_AE"/>
         </w:rPr>
         <w:t xml:space="preserve"> «بَغَضْتُ، كَرِهْتُ أَعْيَادَكُمْ، وَلَسْتُ أَلْتَذُّ بِٱعْتِكَافَاتِكُمْ.</w:t>
       </w:r>
-      <w:r>
-        <w:rPr>
-          <w:lang w:val="ar_AE" w:bidi="ar_AE"/>
-        </w:rPr>
-      </w:r>
-      <w:r>
-        <w:rPr>
-          <w:lang w:val="ar_AE" w:bidi="ar_AE"/>
-        </w:rPr>
-      </w:r>
-    </w:p>
-    <w:p>
-      <w:pPr>
-        <w:bidi/>
-      </w:pPr>
-      <w:r>
-        <w:rPr>
-          <w:lang w:val="ar_AE" w:bidi="ar_AE"/>
-        </w:rPr>
-      </w:r>
-    </w:p>
-    <w:p>
-      <w:pPr>
-        <w:bidi/>
-      </w:pPr>
-      <w:r>
-        <w:rPr>
-          <w:lang w:val="ar_AE" w:bidi="ar_AE"/>
-        </w:rPr>
-      </w:r>
-      <w:r>
-        <w:rPr>
-          <w:vertAlign w:val="superscript"/>
+    </w:p>
+    <w:p>
+      <w:pPr>
+        <w:bidi/>
+      </w:pPr>
+      <w:r>
+        <w:rPr>
+          <w:rtl/>
+          <w:cs/>
+          <w:lang w:val="ar_AE" w:bidi="ar_AE"/>
+        </w:rPr>
+      </w:r>
+      <w:r>
+        <w:rPr>
+          <w:vertAlign w:val="superscript"/>
+          <w:rtl/>
+          <w:cs/>
           <w:lang w:val="ar_AE" w:bidi="ar_AE"/>
         </w:rPr>
         <w:t>22</w:t>
       </w:r>
       <w:r>
         <w:rPr>
+          <w:rtl/>
+          <w:cs/>
           <w:lang w:val="ar_AE" w:bidi="ar_AE"/>
         </w:rPr>
         <w:t xml:space="preserve"> إِنِّي إِذَا قَدَّمْتُمْ لِي مُحْرَقَاتِكُمْ وَتَقْدِمَاتِكُمْ لَا أَرْتَضِي، وَذَبَائِحَ ٱلسَّلَامَةِ مِنْ مُسَمَّنَاتِكُمْ لَا أَلْتَفِتُ إِلَيْهَا.</w:t>
       </w:r>
-      <w:r>
-        <w:rPr>
-          <w:lang w:val="ar_AE" w:bidi="ar_AE"/>
-        </w:rPr>
-      </w:r>
-      <w:r>
-        <w:rPr>
-          <w:lang w:val="ar_AE" w:bidi="ar_AE"/>
-        </w:rPr>
-      </w:r>
-    </w:p>
-    <w:p>
-      <w:pPr>
-        <w:bidi/>
-      </w:pPr>
-      <w:r>
-        <w:rPr>
-          <w:lang w:val="ar_AE" w:bidi="ar_AE"/>
-        </w:rPr>
-      </w:r>
-    </w:p>
-    <w:p>
-      <w:pPr>
-        <w:bidi/>
-      </w:pPr>
-      <w:r>
-        <w:rPr>
-          <w:lang w:val="ar_AE" w:bidi="ar_AE"/>
-        </w:rPr>
-      </w:r>
-      <w:r>
-        <w:rPr>
-          <w:vertAlign w:val="superscript"/>
+    </w:p>
+    <w:p>
+      <w:pPr>
+        <w:bidi/>
+      </w:pPr>
+      <w:r>
+        <w:rPr>
+          <w:rtl/>
+          <w:cs/>
+          <w:lang w:val="ar_AE" w:bidi="ar_AE"/>
+        </w:rPr>
+      </w:r>
+      <w:r>
+        <w:rPr>
+          <w:vertAlign w:val="superscript"/>
+          <w:rtl/>
+          <w:cs/>
           <w:lang w:val="ar_AE" w:bidi="ar_AE"/>
         </w:rPr>
         <w:t>23</w:t>
       </w:r>
       <w:r>
         <w:rPr>
+          <w:rtl/>
+          <w:cs/>
           <w:lang w:val="ar_AE" w:bidi="ar_AE"/>
         </w:rPr>
         <w:t xml:space="preserve"> أَبْعِدْ عَنِّي ضَجَّةَ أَغَانِيكَ، وَنَغْمَةَ رَبَابِكَ لَا أَسْمَعُ.</w:t>
       </w:r>
-      <w:r>
-        <w:rPr>
-          <w:lang w:val="ar_AE" w:bidi="ar_AE"/>
-        </w:rPr>
-      </w:r>
-      <w:r>
-        <w:rPr>
-          <w:lang w:val="ar_AE" w:bidi="ar_AE"/>
-        </w:rPr>
-      </w:r>
-    </w:p>
-    <w:p>
-      <w:pPr>
-        <w:bidi/>
-      </w:pPr>
-      <w:r>
-        <w:rPr>
-          <w:lang w:val="ar_AE" w:bidi="ar_AE"/>
-        </w:rPr>
-      </w:r>
-    </w:p>
-    <w:p>
-      <w:pPr>
-        <w:bidi/>
-      </w:pPr>
-      <w:r>
-        <w:rPr>
-          <w:lang w:val="ar_AE" w:bidi="ar_AE"/>
-        </w:rPr>
-      </w:r>
-      <w:r>
-        <w:rPr>
-          <w:vertAlign w:val="superscript"/>
+    </w:p>
+    <w:p>
+      <w:pPr>
+        <w:bidi/>
+      </w:pPr>
+      <w:r>
+        <w:rPr>
+          <w:rtl/>
+          <w:cs/>
+          <w:lang w:val="ar_AE" w:bidi="ar_AE"/>
+        </w:rPr>
+      </w:r>
+      <w:r>
+        <w:rPr>
+          <w:vertAlign w:val="superscript"/>
+          <w:rtl/>
+          <w:cs/>
           <w:lang w:val="ar_AE" w:bidi="ar_AE"/>
         </w:rPr>
         <w:t>24</w:t>
       </w:r>
       <w:r>
         <w:rPr>
+          <w:rtl/>
+          <w:cs/>
           <w:lang w:val="ar_AE" w:bidi="ar_AE"/>
         </w:rPr>
         <w:t xml:space="preserve"> وَلْيَجْرِ ٱلْحَقُّ كَٱلْمِيَاهِ، وَٱلْبِرُّ كَنَهْرٍ دَائِمٍ.</w:t>
       </w:r>
-      <w:r>
-        <w:rPr>
-          <w:lang w:val="ar_AE" w:bidi="ar_AE"/>
-        </w:rPr>
-      </w:r>
-      <w:r>
-        <w:rPr>
-          <w:lang w:val="ar_AE" w:bidi="ar_AE"/>
-        </w:rPr>
-      </w:r>
-    </w:p>
-    <w:p>
-      <w:pPr>
-        <w:bidi/>
-      </w:pPr>
-      <w:r>
-        <w:rPr>
-          <w:lang w:val="ar_AE" w:bidi="ar_AE"/>
-        </w:rPr>
-      </w:r>
-    </w:p>
-    <w:p>
-      <w:pPr>
-        <w:bidi/>
-      </w:pPr>
-      <w:r>
-        <w:rPr>
-          <w:lang w:val="ar_AE" w:bidi="ar_AE"/>
-        </w:rPr>
-      </w:r>
-      <w:r>
-        <w:rPr>
-          <w:vertAlign w:val="superscript"/>
+    </w:p>
+    <w:p>
+      <w:pPr>
+        <w:bidi/>
+      </w:pPr>
+      <w:r>
+        <w:rPr>
+          <w:rtl/>
+          <w:cs/>
+          <w:lang w:val="ar_AE" w:bidi="ar_AE"/>
+        </w:rPr>
+      </w:r>
+      <w:r>
+        <w:rPr>
+          <w:vertAlign w:val="superscript"/>
+          <w:rtl/>
+          <w:cs/>
           <w:lang w:val="ar_AE" w:bidi="ar_AE"/>
         </w:rPr>
         <w:t>25</w:t>
       </w:r>
       <w:r>
         <w:rPr>
+          <w:rtl/>
+          <w:cs/>
           <w:lang w:val="ar_AE" w:bidi="ar_AE"/>
         </w:rPr>
         <w:t xml:space="preserve"> «هَلْ قَدَّمْتُمْ لِي ذَبَائِحَ وَتَقْدِمَاتٍ فِي ٱلْبَرِّيَّةِ أَرْبَعِينَ سَنَةً يَا بَيْتَ إِسْرَائِيلَ؟</w:t>
       </w:r>
-      <w:r>
-        <w:rPr>
-          <w:lang w:val="ar_AE" w:bidi="ar_AE"/>
-        </w:rPr>
-      </w:r>
-      <w:r>
-        <w:rPr>
-          <w:lang w:val="ar_AE" w:bidi="ar_AE"/>
-        </w:rPr>
-      </w:r>
-    </w:p>
-    <w:p>
-      <w:pPr>
-        <w:bidi/>
-      </w:pPr>
-      <w:r>
-        <w:rPr>
-          <w:lang w:val="ar_AE" w:bidi="ar_AE"/>
-        </w:rPr>
-      </w:r>
-    </w:p>
-    <w:p>
-      <w:pPr>
-        <w:bidi/>
-      </w:pPr>
-      <w:r>
-        <w:rPr>
-          <w:lang w:val="ar_AE" w:bidi="ar_AE"/>
-        </w:rPr>
-      </w:r>
-      <w:r>
-        <w:rPr>
-          <w:vertAlign w:val="superscript"/>
+    </w:p>
+    <w:p>
+      <w:pPr>
+        <w:bidi/>
+      </w:pPr>
+      <w:r>
+        <w:rPr>
+          <w:rtl/>
+          <w:cs/>
+          <w:lang w:val="ar_AE" w:bidi="ar_AE"/>
+        </w:rPr>
+      </w:r>
+      <w:r>
+        <w:rPr>
+          <w:vertAlign w:val="superscript"/>
+          <w:rtl/>
+          <w:cs/>
           <w:lang w:val="ar_AE" w:bidi="ar_AE"/>
         </w:rPr>
         <w:t>26</w:t>
       </w:r>
       <w:r>
         <w:rPr>
+          <w:rtl/>
+          <w:cs/>
           <w:lang w:val="ar_AE" w:bidi="ar_AE"/>
         </w:rPr>
         <w:t xml:space="preserve"> بَلْ حَمَلْتُمْ خَيْمَةَ مَلْكُومِكُمْ، وَتِمْثَالَ أَصْنَامِكُمْ، نَجْمَ إِلَهِكُمُ ٱلَّذِي صَنَعْتُمْ لِنُفُوسِكُمْ.</w:t>
       </w:r>
-      <w:r>
-        <w:rPr>
-          <w:lang w:val="ar_AE" w:bidi="ar_AE"/>
-        </w:rPr>
-      </w:r>
-      <w:r>
-        <w:rPr>
-          <w:lang w:val="ar_AE" w:bidi="ar_AE"/>
-        </w:rPr>
-      </w:r>
-    </w:p>
-    <w:p>
-      <w:pPr>
-        <w:bidi/>
-      </w:pPr>
-      <w:r>
-        <w:rPr>
-          <w:lang w:val="ar_AE" w:bidi="ar_AE"/>
-        </w:rPr>
-      </w:r>
-    </w:p>
-    <w:p>
-      <w:pPr>
-        <w:bidi/>
-      </w:pPr>
-      <w:r>
-        <w:rPr>
-          <w:lang w:val="ar_AE" w:bidi="ar_AE"/>
-        </w:rPr>
-      </w:r>
-      <w:r>
-        <w:rPr>
-          <w:vertAlign w:val="superscript"/>
+    </w:p>
+    <w:p>
+      <w:pPr>
+        <w:bidi/>
+      </w:pPr>
+      <w:r>
+        <w:rPr>
+          <w:rtl/>
+          <w:cs/>
+          <w:lang w:val="ar_AE" w:bidi="ar_AE"/>
+        </w:rPr>
+      </w:r>
+      <w:r>
+        <w:rPr>
+          <w:vertAlign w:val="superscript"/>
+          <w:rtl/>
+          <w:cs/>
           <w:lang w:val="ar_AE" w:bidi="ar_AE"/>
         </w:rPr>
         <w:t>27</w:t>
       </w:r>
       <w:r>
         <w:rPr>
+          <w:rtl/>
+          <w:cs/>
           <w:lang w:val="ar_AE" w:bidi="ar_AE"/>
         </w:rPr>
         <w:t xml:space="preserve"> فَأَسْبِيكُمْ إِلَى مَا وَرَاءَ دِمَشْقَ، قَالَ ٱلرَّبُّ إِلَهُ ٱلْجُنُودِ ٱسْمُهُ».</w:t>
       </w:r>
-      <w:r>
-        <w:rPr>
-          <w:lang w:val="ar_AE" w:bidi="ar_AE"/>
-        </w:rPr>
-      </w:r>
-      <w:r>
-        <w:rPr>
-          <w:lang w:val="ar_AE" w:bidi="ar_AE"/>
-        </w:rPr>
-      </w:r>
-    </w:p>
-    <w:p>
-      <w:pPr>
-        <w:bidi/>
-      </w:pPr>
-      <w:r>
-        <w:rPr>
-          <w:lang w:val="ar_AE" w:bidi="ar_AE"/>
-        </w:rPr>
-      </w:r>
     </w:p>
     <w:p>
       <w:pPr>
@@ -4024,617 +2835,425 @@
       </w:pPr>
       <w:r>
         <w:rPr>
+          <w:rtl/>
+          <w:cs/>
           <w:lang w:val="ar_AE" w:bidi="ar_AE"/>
         </w:rPr>
         <w:t>Amos 6:1</w:t>
       </w:r>
       <w:r>
         <w:rPr>
-          <w:lang w:val="ar_AE" w:bidi="ar_AE"/>
-        </w:rPr>
-      </w:r>
-    </w:p>
-    <w:p>
-      <w:pPr>
-        <w:bidi/>
-      </w:pPr>
-      <w:r>
-        <w:rPr>
-          <w:lang w:val="ar_AE" w:bidi="ar_AE"/>
-        </w:rPr>
-      </w:r>
-      <w:r>
-        <w:rPr>
-          <w:vertAlign w:val="superscript"/>
+          <w:rtl/>
+          <w:cs/>
+          <w:lang w:val="ar_AE" w:bidi="ar_AE"/>
+        </w:rPr>
+      </w:r>
+    </w:p>
+    <w:p>
+      <w:pPr>
+        <w:bidi/>
+      </w:pPr>
+      <w:r>
+        <w:rPr>
+          <w:rtl/>
+          <w:cs/>
+          <w:lang w:val="ar_AE" w:bidi="ar_AE"/>
+        </w:rPr>
+      </w:r>
+      <w:r>
+        <w:rPr>
+          <w:vertAlign w:val="superscript"/>
+          <w:rtl/>
+          <w:cs/>
           <w:lang w:val="ar_AE" w:bidi="ar_AE"/>
         </w:rPr>
         <w:t>1</w:t>
       </w:r>
       <w:r>
         <w:rPr>
+          <w:rtl/>
+          <w:cs/>
           <w:lang w:val="ar_AE" w:bidi="ar_AE"/>
         </w:rPr>
         <w:t xml:space="preserve"> وَيْلٌ لِلْمُسْتَرِيحِينَ فِي صِهْيَوْنَ، وَٱلْمُطْمَئِنِّينَ فِي جَبَلِ ٱلسَّامِرَةِ، نُقَبَاءِ أَوَّلِ ٱلْأُمَمِ. يَأْتِي إِلَيْهِمْ بَيْتُ إِسْرَائِيلَ.</w:t>
       </w:r>
-      <w:r>
-        <w:rPr>
-          <w:lang w:val="ar_AE" w:bidi="ar_AE"/>
-        </w:rPr>
-      </w:r>
-      <w:r>
-        <w:rPr>
-          <w:lang w:val="ar_AE" w:bidi="ar_AE"/>
-        </w:rPr>
-      </w:r>
-    </w:p>
-    <w:p>
-      <w:pPr>
-        <w:bidi/>
-      </w:pPr>
-      <w:r>
-        <w:rPr>
-          <w:lang w:val="ar_AE" w:bidi="ar_AE"/>
-        </w:rPr>
-      </w:r>
-    </w:p>
-    <w:p>
-      <w:pPr>
-        <w:bidi/>
-      </w:pPr>
-      <w:r>
-        <w:rPr>
-          <w:lang w:val="ar_AE" w:bidi="ar_AE"/>
-        </w:rPr>
-      </w:r>
-      <w:r>
-        <w:rPr>
-          <w:vertAlign w:val="superscript"/>
+    </w:p>
+    <w:p>
+      <w:pPr>
+        <w:bidi/>
+      </w:pPr>
+      <w:r>
+        <w:rPr>
+          <w:rtl/>
+          <w:cs/>
+          <w:lang w:val="ar_AE" w:bidi="ar_AE"/>
+        </w:rPr>
+      </w:r>
+      <w:r>
+        <w:rPr>
+          <w:vertAlign w:val="superscript"/>
+          <w:rtl/>
+          <w:cs/>
           <w:lang w:val="ar_AE" w:bidi="ar_AE"/>
         </w:rPr>
         <w:t>2</w:t>
       </w:r>
       <w:r>
         <w:rPr>
+          <w:rtl/>
+          <w:cs/>
           <w:lang w:val="ar_AE" w:bidi="ar_AE"/>
         </w:rPr>
         <w:t xml:space="preserve"> اُعْبُرُوا إِلَى كَلْنَةَ وَٱنْظُرُوا، وَٱذْهَبُوا مِنْ هُنَاكَ إِلَى حَمَاةَ ٱلْعَظِيمَةِ، ثُمَّ ٱنْزِلُوا إِلَى جَتِّ ٱلْفِلِسْطِينِيِّينَ. أَهِيَ أَفْضَلُ مِنْ هَذِهِ ٱلْمَمَالِكِ، أَمْ تُخُمُهُمْ أَوْسَعُ مِنْ تُخُمِكُمْ؟</w:t>
       </w:r>
-      <w:r>
-        <w:rPr>
-          <w:lang w:val="ar_AE" w:bidi="ar_AE"/>
-        </w:rPr>
-      </w:r>
-      <w:r>
-        <w:rPr>
-          <w:lang w:val="ar_AE" w:bidi="ar_AE"/>
-        </w:rPr>
-      </w:r>
-    </w:p>
-    <w:p>
-      <w:pPr>
-        <w:bidi/>
-      </w:pPr>
-      <w:r>
-        <w:rPr>
-          <w:lang w:val="ar_AE" w:bidi="ar_AE"/>
-        </w:rPr>
-      </w:r>
-    </w:p>
-    <w:p>
-      <w:pPr>
-        <w:bidi/>
-      </w:pPr>
-      <w:r>
-        <w:rPr>
-          <w:lang w:val="ar_AE" w:bidi="ar_AE"/>
-        </w:rPr>
-      </w:r>
-      <w:r>
-        <w:rPr>
-          <w:vertAlign w:val="superscript"/>
+    </w:p>
+    <w:p>
+      <w:pPr>
+        <w:bidi/>
+      </w:pPr>
+      <w:r>
+        <w:rPr>
+          <w:rtl/>
+          <w:cs/>
+          <w:lang w:val="ar_AE" w:bidi="ar_AE"/>
+        </w:rPr>
+      </w:r>
+      <w:r>
+        <w:rPr>
+          <w:vertAlign w:val="superscript"/>
+          <w:rtl/>
+          <w:cs/>
           <w:lang w:val="ar_AE" w:bidi="ar_AE"/>
         </w:rPr>
         <w:t>3</w:t>
       </w:r>
       <w:r>
         <w:rPr>
+          <w:rtl/>
+          <w:cs/>
           <w:lang w:val="ar_AE" w:bidi="ar_AE"/>
         </w:rPr>
         <w:t xml:space="preserve"> أَنْتُمُ ٱلَّذِينَ تُبْعِدُونَ يَوْمَ ٱلْبَلِيَّةِ وَتُقَرِّبُونَ مَقْعَدَ ٱلظُّلْمِ،</w:t>
       </w:r>
-      <w:r>
-        <w:rPr>
-          <w:lang w:val="ar_AE" w:bidi="ar_AE"/>
-        </w:rPr>
-      </w:r>
-      <w:r>
-        <w:rPr>
-          <w:lang w:val="ar_AE" w:bidi="ar_AE"/>
-        </w:rPr>
-      </w:r>
-    </w:p>
-    <w:p>
-      <w:pPr>
-        <w:bidi/>
-      </w:pPr>
-      <w:r>
-        <w:rPr>
-          <w:lang w:val="ar_AE" w:bidi="ar_AE"/>
-        </w:rPr>
-      </w:r>
-    </w:p>
-    <w:p>
-      <w:pPr>
-        <w:bidi/>
-      </w:pPr>
-      <w:r>
-        <w:rPr>
-          <w:lang w:val="ar_AE" w:bidi="ar_AE"/>
-        </w:rPr>
-      </w:r>
-      <w:r>
-        <w:rPr>
-          <w:vertAlign w:val="superscript"/>
+    </w:p>
+    <w:p>
+      <w:pPr>
+        <w:bidi/>
+      </w:pPr>
+      <w:r>
+        <w:rPr>
+          <w:rtl/>
+          <w:cs/>
+          <w:lang w:val="ar_AE" w:bidi="ar_AE"/>
+        </w:rPr>
+      </w:r>
+      <w:r>
+        <w:rPr>
+          <w:vertAlign w:val="superscript"/>
+          <w:rtl/>
+          <w:cs/>
           <w:lang w:val="ar_AE" w:bidi="ar_AE"/>
         </w:rPr>
         <w:t>4</w:t>
       </w:r>
       <w:r>
         <w:rPr>
+          <w:rtl/>
+          <w:cs/>
           <w:lang w:val="ar_AE" w:bidi="ar_AE"/>
         </w:rPr>
         <w:t xml:space="preserve"> ٱلْمُضْطَجِعُونَ عَلَى أَسِرَّةٍ مِنَ ٱلْعَاجِ، وَٱلْمُتَمَدِّدُونَ عَلَى فُرُشِهِمْ، وَٱلْآكِلُونَ خِرَافًا مِنَ ٱلْغَنَمِ، وَعُجُولًا مِنْ وَسَطِ ٱلصِّيَرةِ،</w:t>
       </w:r>
-      <w:r>
-        <w:rPr>
-          <w:lang w:val="ar_AE" w:bidi="ar_AE"/>
-        </w:rPr>
-      </w:r>
-      <w:r>
-        <w:rPr>
-          <w:lang w:val="ar_AE" w:bidi="ar_AE"/>
-        </w:rPr>
-      </w:r>
-    </w:p>
-    <w:p>
-      <w:pPr>
-        <w:bidi/>
-      </w:pPr>
-      <w:r>
-        <w:rPr>
-          <w:lang w:val="ar_AE" w:bidi="ar_AE"/>
-        </w:rPr>
-      </w:r>
-    </w:p>
-    <w:p>
-      <w:pPr>
-        <w:bidi/>
-      </w:pPr>
-      <w:r>
-        <w:rPr>
-          <w:lang w:val="ar_AE" w:bidi="ar_AE"/>
-        </w:rPr>
-      </w:r>
-      <w:r>
-        <w:rPr>
-          <w:vertAlign w:val="superscript"/>
+    </w:p>
+    <w:p>
+      <w:pPr>
+        <w:bidi/>
+      </w:pPr>
+      <w:r>
+        <w:rPr>
+          <w:rtl/>
+          <w:cs/>
+          <w:lang w:val="ar_AE" w:bidi="ar_AE"/>
+        </w:rPr>
+      </w:r>
+      <w:r>
+        <w:rPr>
+          <w:vertAlign w:val="superscript"/>
+          <w:rtl/>
+          <w:cs/>
           <w:lang w:val="ar_AE" w:bidi="ar_AE"/>
         </w:rPr>
         <w:t>5</w:t>
       </w:r>
       <w:r>
         <w:rPr>
+          <w:rtl/>
+          <w:cs/>
           <w:lang w:val="ar_AE" w:bidi="ar_AE"/>
         </w:rPr>
         <w:t xml:space="preserve"> ٱلْهَاذِرُونَ مَعَ صَوْتِ ٱلرَّبَابِ، ٱلْمُخْتَرِعُونَ لِأَنْفُسِهِمْ آلَاتِ ٱلْغِنَاءِ كَدَاوُدَ،</w:t>
       </w:r>
-      <w:r>
-        <w:rPr>
-          <w:lang w:val="ar_AE" w:bidi="ar_AE"/>
-        </w:rPr>
-      </w:r>
-      <w:r>
-        <w:rPr>
-          <w:lang w:val="ar_AE" w:bidi="ar_AE"/>
-        </w:rPr>
-      </w:r>
-    </w:p>
-    <w:p>
-      <w:pPr>
-        <w:bidi/>
-      </w:pPr>
-      <w:r>
-        <w:rPr>
-          <w:lang w:val="ar_AE" w:bidi="ar_AE"/>
-        </w:rPr>
-      </w:r>
-    </w:p>
-    <w:p>
-      <w:pPr>
-        <w:bidi/>
-      </w:pPr>
-      <w:r>
-        <w:rPr>
-          <w:lang w:val="ar_AE" w:bidi="ar_AE"/>
-        </w:rPr>
-      </w:r>
-      <w:r>
-        <w:rPr>
-          <w:vertAlign w:val="superscript"/>
+    </w:p>
+    <w:p>
+      <w:pPr>
+        <w:bidi/>
+      </w:pPr>
+      <w:r>
+        <w:rPr>
+          <w:rtl/>
+          <w:cs/>
+          <w:lang w:val="ar_AE" w:bidi="ar_AE"/>
+        </w:rPr>
+      </w:r>
+      <w:r>
+        <w:rPr>
+          <w:vertAlign w:val="superscript"/>
+          <w:rtl/>
+          <w:cs/>
           <w:lang w:val="ar_AE" w:bidi="ar_AE"/>
         </w:rPr>
         <w:t>6</w:t>
       </w:r>
       <w:r>
         <w:rPr>
+          <w:rtl/>
+          <w:cs/>
           <w:lang w:val="ar_AE" w:bidi="ar_AE"/>
         </w:rPr>
         <w:t xml:space="preserve"> ٱلشَّارِبُونَ مِنْ كُؤُوسِ ٱلْخَمْرِ، وَٱلَّذِينَ يَدَّهِنُونَ بِأَفْضَلِ ٱلْأَدْهَانِ وَلَا يَغْتَمُّونَ عَلَى ٱنْسِحَاقِ يُوسُفَ.</w:t>
       </w:r>
-      <w:r>
-        <w:rPr>
-          <w:lang w:val="ar_AE" w:bidi="ar_AE"/>
-        </w:rPr>
-      </w:r>
-      <w:r>
-        <w:rPr>
-          <w:lang w:val="ar_AE" w:bidi="ar_AE"/>
-        </w:rPr>
-      </w:r>
-    </w:p>
-    <w:p>
-      <w:pPr>
-        <w:bidi/>
-      </w:pPr>
-      <w:r>
-        <w:rPr>
-          <w:lang w:val="ar_AE" w:bidi="ar_AE"/>
-        </w:rPr>
-      </w:r>
-    </w:p>
-    <w:p>
-      <w:pPr>
-        <w:bidi/>
-      </w:pPr>
-      <w:r>
-        <w:rPr>
-          <w:lang w:val="ar_AE" w:bidi="ar_AE"/>
-        </w:rPr>
-      </w:r>
-      <w:r>
-        <w:rPr>
-          <w:vertAlign w:val="superscript"/>
+    </w:p>
+    <w:p>
+      <w:pPr>
+        <w:bidi/>
+      </w:pPr>
+      <w:r>
+        <w:rPr>
+          <w:rtl/>
+          <w:cs/>
+          <w:lang w:val="ar_AE" w:bidi="ar_AE"/>
+        </w:rPr>
+      </w:r>
+      <w:r>
+        <w:rPr>
+          <w:vertAlign w:val="superscript"/>
+          <w:rtl/>
+          <w:cs/>
           <w:lang w:val="ar_AE" w:bidi="ar_AE"/>
         </w:rPr>
         <w:t>7</w:t>
       </w:r>
       <w:r>
         <w:rPr>
+          <w:rtl/>
+          <w:cs/>
           <w:lang w:val="ar_AE" w:bidi="ar_AE"/>
         </w:rPr>
         <w:t xml:space="preserve"> لِذَلِكَ ٱلْآنَ يُسْبَوْنَ فِي أَوَّلِ ٱلْمَسْبِيِّينَ، وَيَزُولُ صِيَاحُ ٱلْمُتَمَدِّدِينَ.</w:t>
       </w:r>
-      <w:r>
-        <w:rPr>
-          <w:lang w:val="ar_AE" w:bidi="ar_AE"/>
-        </w:rPr>
-      </w:r>
-      <w:r>
-        <w:rPr>
-          <w:lang w:val="ar_AE" w:bidi="ar_AE"/>
-        </w:rPr>
-      </w:r>
-    </w:p>
-    <w:p>
-      <w:pPr>
-        <w:bidi/>
-      </w:pPr>
-      <w:r>
-        <w:rPr>
-          <w:lang w:val="ar_AE" w:bidi="ar_AE"/>
-        </w:rPr>
-      </w:r>
-    </w:p>
-    <w:p>
-      <w:pPr>
-        <w:bidi/>
-      </w:pPr>
-      <w:r>
-        <w:rPr>
-          <w:lang w:val="ar_AE" w:bidi="ar_AE"/>
-        </w:rPr>
-      </w:r>
-      <w:r>
-        <w:rPr>
-          <w:vertAlign w:val="superscript"/>
+    </w:p>
+    <w:p>
+      <w:pPr>
+        <w:bidi/>
+      </w:pPr>
+      <w:r>
+        <w:rPr>
+          <w:rtl/>
+          <w:cs/>
+          <w:lang w:val="ar_AE" w:bidi="ar_AE"/>
+        </w:rPr>
+      </w:r>
+      <w:r>
+        <w:rPr>
+          <w:vertAlign w:val="superscript"/>
+          <w:rtl/>
+          <w:cs/>
           <w:lang w:val="ar_AE" w:bidi="ar_AE"/>
         </w:rPr>
         <w:t>8</w:t>
       </w:r>
       <w:r>
         <w:rPr>
+          <w:rtl/>
+          <w:cs/>
           <w:lang w:val="ar_AE" w:bidi="ar_AE"/>
         </w:rPr>
         <w:t xml:space="preserve"> قَدْ أَقْسَمَ ٱلسَّيِّدُ ٱلرَّبُّ بِنَفْسِهِ، يَقُولُ ٱلرَّبُّ إِلَهُ ٱلْجُنُودِ: «إِنِّي أَكْرَهُ عَظَمَةَ يَعْقُوبَ وَأُبْغِضُ قُصُورَهُ، فَأُسَلِّمُ ٱلْمَدِينَةَ وَمِلْأَهَا».</w:t>
       </w:r>
-      <w:r>
-        <w:rPr>
-          <w:lang w:val="ar_AE" w:bidi="ar_AE"/>
-        </w:rPr>
-      </w:r>
-      <w:r>
-        <w:rPr>
-          <w:lang w:val="ar_AE" w:bidi="ar_AE"/>
-        </w:rPr>
-      </w:r>
-    </w:p>
-    <w:p>
-      <w:pPr>
-        <w:bidi/>
-      </w:pPr>
-      <w:r>
-        <w:rPr>
-          <w:lang w:val="ar_AE" w:bidi="ar_AE"/>
-        </w:rPr>
-      </w:r>
-    </w:p>
-    <w:p>
-      <w:pPr>
-        <w:bidi/>
-      </w:pPr>
-      <w:r>
-        <w:rPr>
-          <w:lang w:val="ar_AE" w:bidi="ar_AE"/>
-        </w:rPr>
-      </w:r>
-      <w:r>
-        <w:rPr>
-          <w:vertAlign w:val="superscript"/>
+    </w:p>
+    <w:p>
+      <w:pPr>
+        <w:bidi/>
+      </w:pPr>
+      <w:r>
+        <w:rPr>
+          <w:rtl/>
+          <w:cs/>
+          <w:lang w:val="ar_AE" w:bidi="ar_AE"/>
+        </w:rPr>
+      </w:r>
+      <w:r>
+        <w:rPr>
+          <w:vertAlign w:val="superscript"/>
+          <w:rtl/>
+          <w:cs/>
           <w:lang w:val="ar_AE" w:bidi="ar_AE"/>
         </w:rPr>
         <w:t>9</w:t>
       </w:r>
       <w:r>
         <w:rPr>
+          <w:rtl/>
+          <w:cs/>
           <w:lang w:val="ar_AE" w:bidi="ar_AE"/>
         </w:rPr>
         <w:t xml:space="preserve"> فَيَكُونُ إِذَا بَقِيَ عَشَرَةُ رِجَالٍ فِي بَيْتٍ وَاحِدٍ أَنَّهُمْ يَمُوتُونَ.</w:t>
       </w:r>
-      <w:r>
-        <w:rPr>
-          <w:lang w:val="ar_AE" w:bidi="ar_AE"/>
-        </w:rPr>
-      </w:r>
-      <w:r>
-        <w:rPr>
-          <w:lang w:val="ar_AE" w:bidi="ar_AE"/>
-        </w:rPr>
-      </w:r>
-    </w:p>
-    <w:p>
-      <w:pPr>
-        <w:bidi/>
-      </w:pPr>
-      <w:r>
-        <w:rPr>
-          <w:lang w:val="ar_AE" w:bidi="ar_AE"/>
-        </w:rPr>
-      </w:r>
-    </w:p>
-    <w:p>
-      <w:pPr>
-        <w:bidi/>
-      </w:pPr>
-      <w:r>
-        <w:rPr>
-          <w:lang w:val="ar_AE" w:bidi="ar_AE"/>
-        </w:rPr>
-      </w:r>
-      <w:r>
-        <w:rPr>
-          <w:vertAlign w:val="superscript"/>
+    </w:p>
+    <w:p>
+      <w:pPr>
+        <w:bidi/>
+      </w:pPr>
+      <w:r>
+        <w:rPr>
+          <w:rtl/>
+          <w:cs/>
+          <w:lang w:val="ar_AE" w:bidi="ar_AE"/>
+        </w:rPr>
+      </w:r>
+      <w:r>
+        <w:rPr>
+          <w:vertAlign w:val="superscript"/>
+          <w:rtl/>
+          <w:cs/>
           <w:lang w:val="ar_AE" w:bidi="ar_AE"/>
         </w:rPr>
         <w:t>10</w:t>
       </w:r>
       <w:r>
         <w:rPr>
+          <w:rtl/>
+          <w:cs/>
           <w:lang w:val="ar_AE" w:bidi="ar_AE"/>
         </w:rPr>
         <w:t xml:space="preserve"> وَإِذَا حَمَلَ أَحَدًا عَمُّهُ وَمُحْرِقُهُ لِيُخْرِجَ ٱلْعِظَامَ مِنَ ٱلْبَيْتِ، وَقَالَ لِمَنْ هُوَ فِي جَوَانِبِ ٱلْبَيْتِ: «أَعِنْدَكَ بَعْدُ؟» يَقُولُ: «لَيْسَ بَعْدُ». فَيَقُولُ: «ٱسْكُتْ، فَإِنَّهُ لَا يُذْكَرُ ٱسْمُ ٱلرَّبِّ».</w:t>
       </w:r>
-      <w:r>
-        <w:rPr>
-          <w:lang w:val="ar_AE" w:bidi="ar_AE"/>
-        </w:rPr>
-      </w:r>
-      <w:r>
-        <w:rPr>
-          <w:lang w:val="ar_AE" w:bidi="ar_AE"/>
-        </w:rPr>
-      </w:r>
-    </w:p>
-    <w:p>
-      <w:pPr>
-        <w:bidi/>
-      </w:pPr>
-      <w:r>
-        <w:rPr>
-          <w:lang w:val="ar_AE" w:bidi="ar_AE"/>
-        </w:rPr>
-      </w:r>
-    </w:p>
-    <w:p>
-      <w:pPr>
-        <w:bidi/>
-      </w:pPr>
-      <w:r>
-        <w:rPr>
-          <w:lang w:val="ar_AE" w:bidi="ar_AE"/>
-        </w:rPr>
-      </w:r>
-      <w:r>
-        <w:rPr>
-          <w:vertAlign w:val="superscript"/>
+    </w:p>
+    <w:p>
+      <w:pPr>
+        <w:bidi/>
+      </w:pPr>
+      <w:r>
+        <w:rPr>
+          <w:rtl/>
+          <w:cs/>
+          <w:lang w:val="ar_AE" w:bidi="ar_AE"/>
+        </w:rPr>
+      </w:r>
+      <w:r>
+        <w:rPr>
+          <w:vertAlign w:val="superscript"/>
+          <w:rtl/>
+          <w:cs/>
           <w:lang w:val="ar_AE" w:bidi="ar_AE"/>
         </w:rPr>
         <w:t>11</w:t>
       </w:r>
       <w:r>
         <w:rPr>
+          <w:rtl/>
+          <w:cs/>
           <w:lang w:val="ar_AE" w:bidi="ar_AE"/>
         </w:rPr>
         <w:t xml:space="preserve"> لِأَنَّهُ هُوَذَا ٱلرَّبُّ يَأْمُرُ فَيَضْرِبُ ٱلْبَيْتَ ٱلْكَبِيرَ رَدْمًا، وَٱلْبَيْتَ ٱلصَّغِيرَ شُقُوقًا.</w:t>
       </w:r>
-      <w:r>
-        <w:rPr>
-          <w:lang w:val="ar_AE" w:bidi="ar_AE"/>
-        </w:rPr>
-      </w:r>
-      <w:r>
-        <w:rPr>
-          <w:lang w:val="ar_AE" w:bidi="ar_AE"/>
-        </w:rPr>
-      </w:r>
-    </w:p>
-    <w:p>
-      <w:pPr>
-        <w:bidi/>
-      </w:pPr>
-      <w:r>
-        <w:rPr>
-          <w:lang w:val="ar_AE" w:bidi="ar_AE"/>
-        </w:rPr>
-      </w:r>
-    </w:p>
-    <w:p>
-      <w:pPr>
-        <w:bidi/>
-      </w:pPr>
-      <w:r>
-        <w:rPr>
-          <w:lang w:val="ar_AE" w:bidi="ar_AE"/>
-        </w:rPr>
-      </w:r>
-      <w:r>
-        <w:rPr>
-          <w:vertAlign w:val="superscript"/>
+    </w:p>
+    <w:p>
+      <w:pPr>
+        <w:bidi/>
+      </w:pPr>
+      <w:r>
+        <w:rPr>
+          <w:rtl/>
+          <w:cs/>
+          <w:lang w:val="ar_AE" w:bidi="ar_AE"/>
+        </w:rPr>
+      </w:r>
+      <w:r>
+        <w:rPr>
+          <w:vertAlign w:val="superscript"/>
+          <w:rtl/>
+          <w:cs/>
           <w:lang w:val="ar_AE" w:bidi="ar_AE"/>
         </w:rPr>
         <w:t>12</w:t>
       </w:r>
       <w:r>
         <w:rPr>
+          <w:rtl/>
+          <w:cs/>
           <w:lang w:val="ar_AE" w:bidi="ar_AE"/>
         </w:rPr>
         <w:t xml:space="preserve"> هَلْ تَرْكُضُ ٱلْخَيْلُ عَلَى ٱلصَّخْرِ؟ أَوْ يُحْرَثُ عَلَيْهِ بِٱلْبَقَرِ؟ حَتَّى حَوَّلْتُمُ ٱلْحَقَّ سَمًّا، وَثَمَرَ ٱلْبِرِّ أَفْسَنْتِينًا.</w:t>
       </w:r>
-      <w:r>
-        <w:rPr>
-          <w:lang w:val="ar_AE" w:bidi="ar_AE"/>
-        </w:rPr>
-      </w:r>
-      <w:r>
-        <w:rPr>
-          <w:lang w:val="ar_AE" w:bidi="ar_AE"/>
-        </w:rPr>
-      </w:r>
-    </w:p>
-    <w:p>
-      <w:pPr>
-        <w:bidi/>
-      </w:pPr>
-      <w:r>
-        <w:rPr>
-          <w:lang w:val="ar_AE" w:bidi="ar_AE"/>
-        </w:rPr>
-      </w:r>
-    </w:p>
-    <w:p>
-      <w:pPr>
-        <w:bidi/>
-      </w:pPr>
-      <w:r>
-        <w:rPr>
-          <w:lang w:val="ar_AE" w:bidi="ar_AE"/>
-        </w:rPr>
-      </w:r>
-      <w:r>
-        <w:rPr>
-          <w:vertAlign w:val="superscript"/>
+    </w:p>
+    <w:p>
+      <w:pPr>
+        <w:bidi/>
+      </w:pPr>
+      <w:r>
+        <w:rPr>
+          <w:rtl/>
+          <w:cs/>
+          <w:lang w:val="ar_AE" w:bidi="ar_AE"/>
+        </w:rPr>
+      </w:r>
+      <w:r>
+        <w:rPr>
+          <w:vertAlign w:val="superscript"/>
+          <w:rtl/>
+          <w:cs/>
           <w:lang w:val="ar_AE" w:bidi="ar_AE"/>
         </w:rPr>
         <w:t>13</w:t>
       </w:r>
       <w:r>
         <w:rPr>
+          <w:rtl/>
+          <w:cs/>
           <w:lang w:val="ar_AE" w:bidi="ar_AE"/>
         </w:rPr>
         <w:t xml:space="preserve"> أَنْتُمُ ٱلْفَرِحُونَ بِٱلْبُطْلِ، ٱلْقَائِلُونَ: «أَلَيْسَ بِقُوَّتِنَا ٱتَّخَذْنَا لِأَنْفُسِنَا قُرُونًا؟»</w:t>
       </w:r>
-      <w:r>
-        <w:rPr>
-          <w:lang w:val="ar_AE" w:bidi="ar_AE"/>
-        </w:rPr>
-      </w:r>
-      <w:r>
-        <w:rPr>
-          <w:lang w:val="ar_AE" w:bidi="ar_AE"/>
-        </w:rPr>
-      </w:r>
-    </w:p>
-    <w:p>
-      <w:pPr>
-        <w:bidi/>
-      </w:pPr>
-      <w:r>
-        <w:rPr>
-          <w:lang w:val="ar_AE" w:bidi="ar_AE"/>
-        </w:rPr>
-      </w:r>
-    </w:p>
-    <w:p>
-      <w:pPr>
-        <w:bidi/>
-      </w:pPr>
-      <w:r>
-        <w:rPr>
-          <w:lang w:val="ar_AE" w:bidi="ar_AE"/>
-        </w:rPr>
-      </w:r>
-      <w:r>
-        <w:rPr>
-          <w:vertAlign w:val="superscript"/>
+    </w:p>
+    <w:p>
+      <w:pPr>
+        <w:bidi/>
+      </w:pPr>
+      <w:r>
+        <w:rPr>
+          <w:rtl/>
+          <w:cs/>
+          <w:lang w:val="ar_AE" w:bidi="ar_AE"/>
+        </w:rPr>
+      </w:r>
+      <w:r>
+        <w:rPr>
+          <w:vertAlign w:val="superscript"/>
+          <w:rtl/>
+          <w:cs/>
           <w:lang w:val="ar_AE" w:bidi="ar_AE"/>
         </w:rPr>
         <w:t>14</w:t>
       </w:r>
       <w:r>
         <w:rPr>
+          <w:rtl/>
+          <w:cs/>
           <w:lang w:val="ar_AE" w:bidi="ar_AE"/>
         </w:rPr>
         <w:t xml:space="preserve"> «لِأَنِّي هَأَنَذَا أُقِيمُ عَلَيْكُمْ يَا بَيْتَ إِسْرَائِيلَ، يَقُولُ ٱلرَّبُّ إِلَهُ ٱلْجُنُودِ، أُمَّةً فَيُضَايِقُونَكُمْ مِنْ مَدْخَلِ حَمَاةَ إِلَى وَادِي ٱلْعَرَبَةِ».</w:t>
       </w:r>
-      <w:r>
-        <w:rPr>
-          <w:lang w:val="ar_AE" w:bidi="ar_AE"/>
-        </w:rPr>
-      </w:r>
-      <w:r>
-        <w:rPr>
-          <w:lang w:val="ar_AE" w:bidi="ar_AE"/>
-        </w:rPr>
-      </w:r>
-    </w:p>
-    <w:p>
-      <w:pPr>
-        <w:bidi/>
-      </w:pPr>
-      <w:r>
-        <w:rPr>
-          <w:lang w:val="ar_AE" w:bidi="ar_AE"/>
-        </w:rPr>
-      </w:r>
     </w:p>
     <w:p>
       <w:pPr>
@@ -4643,746 +3262,512 @@
       </w:pPr>
       <w:r>
         <w:rPr>
+          <w:rtl/>
+          <w:cs/>
           <w:lang w:val="ar_AE" w:bidi="ar_AE"/>
         </w:rPr>
         <w:t>Amos 7:1</w:t>
       </w:r>
       <w:r>
         <w:rPr>
-          <w:lang w:val="ar_AE" w:bidi="ar_AE"/>
-        </w:rPr>
-      </w:r>
-    </w:p>
-    <w:p>
-      <w:pPr>
-        <w:bidi/>
-      </w:pPr>
-      <w:r>
-        <w:rPr>
-          <w:lang w:val="ar_AE" w:bidi="ar_AE"/>
-        </w:rPr>
-      </w:r>
-      <w:r>
-        <w:rPr>
-          <w:vertAlign w:val="superscript"/>
+          <w:rtl/>
+          <w:cs/>
+          <w:lang w:val="ar_AE" w:bidi="ar_AE"/>
+        </w:rPr>
+      </w:r>
+    </w:p>
+    <w:p>
+      <w:pPr>
+        <w:bidi/>
+      </w:pPr>
+      <w:r>
+        <w:rPr>
+          <w:rtl/>
+          <w:cs/>
+          <w:lang w:val="ar_AE" w:bidi="ar_AE"/>
+        </w:rPr>
+      </w:r>
+      <w:r>
+        <w:rPr>
+          <w:vertAlign w:val="superscript"/>
+          <w:rtl/>
+          <w:cs/>
           <w:lang w:val="ar_AE" w:bidi="ar_AE"/>
         </w:rPr>
         <w:t>1</w:t>
       </w:r>
       <w:r>
         <w:rPr>
+          <w:rtl/>
+          <w:cs/>
           <w:lang w:val="ar_AE" w:bidi="ar_AE"/>
         </w:rPr>
         <w:t xml:space="preserve"> هَكَذَا أَرَانِي ٱلسَّيِّدُ ٱلرَّبُّ وَإِذَا هُوَ يَصْنَعُ جَرَادًا فِي أَوَّلِ طُلُوعِ خِلْفِ ٱلْعُشْبِ. وَإِذَا خِلْفُ عُشْبٍ بَعْدَ جِزَازِ ٱلْمَلِكِ.</w:t>
       </w:r>
-      <w:r>
-        <w:rPr>
-          <w:lang w:val="ar_AE" w:bidi="ar_AE"/>
-        </w:rPr>
-      </w:r>
-      <w:r>
-        <w:rPr>
-          <w:lang w:val="ar_AE" w:bidi="ar_AE"/>
-        </w:rPr>
-      </w:r>
-    </w:p>
-    <w:p>
-      <w:pPr>
-        <w:bidi/>
-      </w:pPr>
-      <w:r>
-        <w:rPr>
-          <w:lang w:val="ar_AE" w:bidi="ar_AE"/>
-        </w:rPr>
-      </w:r>
-    </w:p>
-    <w:p>
-      <w:pPr>
-        <w:bidi/>
-      </w:pPr>
-      <w:r>
-        <w:rPr>
-          <w:lang w:val="ar_AE" w:bidi="ar_AE"/>
-        </w:rPr>
-      </w:r>
-      <w:r>
-        <w:rPr>
-          <w:vertAlign w:val="superscript"/>
+    </w:p>
+    <w:p>
+      <w:pPr>
+        <w:bidi/>
+      </w:pPr>
+      <w:r>
+        <w:rPr>
+          <w:rtl/>
+          <w:cs/>
+          <w:lang w:val="ar_AE" w:bidi="ar_AE"/>
+        </w:rPr>
+      </w:r>
+      <w:r>
+        <w:rPr>
+          <w:vertAlign w:val="superscript"/>
+          <w:rtl/>
+          <w:cs/>
           <w:lang w:val="ar_AE" w:bidi="ar_AE"/>
         </w:rPr>
         <w:t>2</w:t>
       </w:r>
       <w:r>
         <w:rPr>
+          <w:rtl/>
+          <w:cs/>
           <w:lang w:val="ar_AE" w:bidi="ar_AE"/>
         </w:rPr>
         <w:t xml:space="preserve"> وَحَدَثَ لَمَّا فَرَغَ مِنْ أَكْلِ عُشْبِ ٱلْأَرْضِ أَنِّي قُلْتُ: «أَيُّهَا ٱلسَّيِّدُ ٱلرَّبُّ، ٱصْفَحْ! كَيْفَ يَقُومُ يَعْقُوبُ؟ فَإِنَّهُ صَغِيرٌ!».</w:t>
       </w:r>
-      <w:r>
-        <w:rPr>
-          <w:lang w:val="ar_AE" w:bidi="ar_AE"/>
-        </w:rPr>
-      </w:r>
-      <w:r>
-        <w:rPr>
-          <w:lang w:val="ar_AE" w:bidi="ar_AE"/>
-        </w:rPr>
-      </w:r>
-    </w:p>
-    <w:p>
-      <w:pPr>
-        <w:bidi/>
-      </w:pPr>
-      <w:r>
-        <w:rPr>
-          <w:lang w:val="ar_AE" w:bidi="ar_AE"/>
-        </w:rPr>
-      </w:r>
-    </w:p>
-    <w:p>
-      <w:pPr>
-        <w:bidi/>
-      </w:pPr>
-      <w:r>
-        <w:rPr>
-          <w:lang w:val="ar_AE" w:bidi="ar_AE"/>
-        </w:rPr>
-      </w:r>
-      <w:r>
-        <w:rPr>
-          <w:vertAlign w:val="superscript"/>
+    </w:p>
+    <w:p>
+      <w:pPr>
+        <w:bidi/>
+      </w:pPr>
+      <w:r>
+        <w:rPr>
+          <w:rtl/>
+          <w:cs/>
+          <w:lang w:val="ar_AE" w:bidi="ar_AE"/>
+        </w:rPr>
+      </w:r>
+      <w:r>
+        <w:rPr>
+          <w:vertAlign w:val="superscript"/>
+          <w:rtl/>
+          <w:cs/>
           <w:lang w:val="ar_AE" w:bidi="ar_AE"/>
         </w:rPr>
         <w:t>3</w:t>
       </w:r>
       <w:r>
         <w:rPr>
+          <w:rtl/>
+          <w:cs/>
           <w:lang w:val="ar_AE" w:bidi="ar_AE"/>
         </w:rPr>
         <w:t xml:space="preserve"> فَنَدِمَ ٱلرَّبُّ عَلَى هَذَا. «لَا يَكُونُ» قَالَ ٱلرَّبُّ.</w:t>
       </w:r>
-      <w:r>
-        <w:rPr>
-          <w:lang w:val="ar_AE" w:bidi="ar_AE"/>
-        </w:rPr>
-      </w:r>
-      <w:r>
-        <w:rPr>
-          <w:lang w:val="ar_AE" w:bidi="ar_AE"/>
-        </w:rPr>
-      </w:r>
-    </w:p>
-    <w:p>
-      <w:pPr>
-        <w:bidi/>
-      </w:pPr>
-      <w:r>
-        <w:rPr>
-          <w:lang w:val="ar_AE" w:bidi="ar_AE"/>
-        </w:rPr>
-      </w:r>
-    </w:p>
-    <w:p>
-      <w:pPr>
-        <w:bidi/>
-      </w:pPr>
-      <w:r>
-        <w:rPr>
-          <w:lang w:val="ar_AE" w:bidi="ar_AE"/>
-        </w:rPr>
-      </w:r>
-      <w:r>
-        <w:rPr>
-          <w:vertAlign w:val="superscript"/>
+    </w:p>
+    <w:p>
+      <w:pPr>
+        <w:bidi/>
+      </w:pPr>
+      <w:r>
+        <w:rPr>
+          <w:rtl/>
+          <w:cs/>
+          <w:lang w:val="ar_AE" w:bidi="ar_AE"/>
+        </w:rPr>
+      </w:r>
+      <w:r>
+        <w:rPr>
+          <w:vertAlign w:val="superscript"/>
+          <w:rtl/>
+          <w:cs/>
           <w:lang w:val="ar_AE" w:bidi="ar_AE"/>
         </w:rPr>
         <w:t>4</w:t>
       </w:r>
       <w:r>
         <w:rPr>
+          <w:rtl/>
+          <w:cs/>
           <w:lang w:val="ar_AE" w:bidi="ar_AE"/>
         </w:rPr>
         <w:t xml:space="preserve"> هَكَذَا أَرَانِي ٱلسَّيِّدُ ٱلرَّبُّ، وَإِذَا ٱلسَّيِّدُ ٱلرَّبُّ قَدْ دَعَا لِلْمُحَاكَمَةِ بِٱلنَّارِ، فَأَكَلَتِ ٱلْغَمْرَ ٱلْعَظِيمَ وَأَكَلَتِ ٱلْحَقْلَ.</w:t>
       </w:r>
-      <w:r>
-        <w:rPr>
-          <w:lang w:val="ar_AE" w:bidi="ar_AE"/>
-        </w:rPr>
-      </w:r>
-      <w:r>
-        <w:rPr>
-          <w:lang w:val="ar_AE" w:bidi="ar_AE"/>
-        </w:rPr>
-      </w:r>
-    </w:p>
-    <w:p>
-      <w:pPr>
-        <w:bidi/>
-      </w:pPr>
-      <w:r>
-        <w:rPr>
-          <w:lang w:val="ar_AE" w:bidi="ar_AE"/>
-        </w:rPr>
-      </w:r>
-    </w:p>
-    <w:p>
-      <w:pPr>
-        <w:bidi/>
-      </w:pPr>
-      <w:r>
-        <w:rPr>
-          <w:lang w:val="ar_AE" w:bidi="ar_AE"/>
-        </w:rPr>
-      </w:r>
-      <w:r>
-        <w:rPr>
-          <w:vertAlign w:val="superscript"/>
+    </w:p>
+    <w:p>
+      <w:pPr>
+        <w:bidi/>
+      </w:pPr>
+      <w:r>
+        <w:rPr>
+          <w:rtl/>
+          <w:cs/>
+          <w:lang w:val="ar_AE" w:bidi="ar_AE"/>
+        </w:rPr>
+      </w:r>
+      <w:r>
+        <w:rPr>
+          <w:vertAlign w:val="superscript"/>
+          <w:rtl/>
+          <w:cs/>
           <w:lang w:val="ar_AE" w:bidi="ar_AE"/>
         </w:rPr>
         <w:t>5</w:t>
       </w:r>
       <w:r>
         <w:rPr>
+          <w:rtl/>
+          <w:cs/>
           <w:lang w:val="ar_AE" w:bidi="ar_AE"/>
         </w:rPr>
         <w:t xml:space="preserve"> فَقُلْتُ: «أَيُّهَا ٱلسَّيِّدُ ٱلرَّبُّ، كُفَّ! كَيْفَ يَقُومُ يَعْقُوبُ؟ فَإِنَّهُ صَغِيرٌ!».</w:t>
       </w:r>
-      <w:r>
-        <w:rPr>
-          <w:lang w:val="ar_AE" w:bidi="ar_AE"/>
-        </w:rPr>
-      </w:r>
-      <w:r>
-        <w:rPr>
-          <w:lang w:val="ar_AE" w:bidi="ar_AE"/>
-        </w:rPr>
-      </w:r>
-    </w:p>
-    <w:p>
-      <w:pPr>
-        <w:bidi/>
-      </w:pPr>
-      <w:r>
-        <w:rPr>
-          <w:lang w:val="ar_AE" w:bidi="ar_AE"/>
-        </w:rPr>
-      </w:r>
-    </w:p>
-    <w:p>
-      <w:pPr>
-        <w:bidi/>
-      </w:pPr>
-      <w:r>
-        <w:rPr>
-          <w:lang w:val="ar_AE" w:bidi="ar_AE"/>
-        </w:rPr>
-      </w:r>
-      <w:r>
-        <w:rPr>
-          <w:vertAlign w:val="superscript"/>
+    </w:p>
+    <w:p>
+      <w:pPr>
+        <w:bidi/>
+      </w:pPr>
+      <w:r>
+        <w:rPr>
+          <w:rtl/>
+          <w:cs/>
+          <w:lang w:val="ar_AE" w:bidi="ar_AE"/>
+        </w:rPr>
+      </w:r>
+      <w:r>
+        <w:rPr>
+          <w:vertAlign w:val="superscript"/>
+          <w:rtl/>
+          <w:cs/>
           <w:lang w:val="ar_AE" w:bidi="ar_AE"/>
         </w:rPr>
         <w:t>6</w:t>
       </w:r>
       <w:r>
         <w:rPr>
+          <w:rtl/>
+          <w:cs/>
           <w:lang w:val="ar_AE" w:bidi="ar_AE"/>
         </w:rPr>
         <w:t xml:space="preserve"> فَنَدِمَ ٱلرَّبُّ عَلَى هَذَا.«فَهُوَ أَيْضًا لَا يَكُونُ» قَالَ ٱلسَّيِّدُ ٱلرَّبُّ.</w:t>
       </w:r>
-      <w:r>
-        <w:rPr>
-          <w:lang w:val="ar_AE" w:bidi="ar_AE"/>
-        </w:rPr>
-      </w:r>
-      <w:r>
-        <w:rPr>
-          <w:lang w:val="ar_AE" w:bidi="ar_AE"/>
-        </w:rPr>
-      </w:r>
-    </w:p>
-    <w:p>
-      <w:pPr>
-        <w:bidi/>
-      </w:pPr>
-      <w:r>
-        <w:rPr>
-          <w:lang w:val="ar_AE" w:bidi="ar_AE"/>
-        </w:rPr>
-      </w:r>
-    </w:p>
-    <w:p>
-      <w:pPr>
-        <w:bidi/>
-      </w:pPr>
-      <w:r>
-        <w:rPr>
-          <w:lang w:val="ar_AE" w:bidi="ar_AE"/>
-        </w:rPr>
-      </w:r>
-      <w:r>
-        <w:rPr>
-          <w:vertAlign w:val="superscript"/>
+    </w:p>
+    <w:p>
+      <w:pPr>
+        <w:bidi/>
+      </w:pPr>
+      <w:r>
+        <w:rPr>
+          <w:rtl/>
+          <w:cs/>
+          <w:lang w:val="ar_AE" w:bidi="ar_AE"/>
+        </w:rPr>
+      </w:r>
+      <w:r>
+        <w:rPr>
+          <w:vertAlign w:val="superscript"/>
+          <w:rtl/>
+          <w:cs/>
           <w:lang w:val="ar_AE" w:bidi="ar_AE"/>
         </w:rPr>
         <w:t>7</w:t>
       </w:r>
       <w:r>
         <w:rPr>
+          <w:rtl/>
+          <w:cs/>
           <w:lang w:val="ar_AE" w:bidi="ar_AE"/>
         </w:rPr>
         <w:t xml:space="preserve"> هَكَذَا أَرَانِي وَإِذَا ٱلرَّبُّ وَاقِفٌ عَلَى حَائِطٍ قَائِمٍ وَفِي يَدِهِ زِيجٌ.</w:t>
       </w:r>
-      <w:r>
-        <w:rPr>
-          <w:lang w:val="ar_AE" w:bidi="ar_AE"/>
-        </w:rPr>
-      </w:r>
-      <w:r>
-        <w:rPr>
-          <w:lang w:val="ar_AE" w:bidi="ar_AE"/>
-        </w:rPr>
-      </w:r>
-    </w:p>
-    <w:p>
-      <w:pPr>
-        <w:bidi/>
-      </w:pPr>
-      <w:r>
-        <w:rPr>
-          <w:lang w:val="ar_AE" w:bidi="ar_AE"/>
-        </w:rPr>
-      </w:r>
-    </w:p>
-    <w:p>
-      <w:pPr>
-        <w:bidi/>
-      </w:pPr>
-      <w:r>
-        <w:rPr>
-          <w:lang w:val="ar_AE" w:bidi="ar_AE"/>
-        </w:rPr>
-      </w:r>
-      <w:r>
-        <w:rPr>
-          <w:vertAlign w:val="superscript"/>
+    </w:p>
+    <w:p>
+      <w:pPr>
+        <w:bidi/>
+      </w:pPr>
+      <w:r>
+        <w:rPr>
+          <w:rtl/>
+          <w:cs/>
+          <w:lang w:val="ar_AE" w:bidi="ar_AE"/>
+        </w:rPr>
+      </w:r>
+      <w:r>
+        <w:rPr>
+          <w:vertAlign w:val="superscript"/>
+          <w:rtl/>
+          <w:cs/>
           <w:lang w:val="ar_AE" w:bidi="ar_AE"/>
         </w:rPr>
         <w:t>8</w:t>
       </w:r>
       <w:r>
         <w:rPr>
+          <w:rtl/>
+          <w:cs/>
           <w:lang w:val="ar_AE" w:bidi="ar_AE"/>
         </w:rPr>
         <w:t xml:space="preserve"> فَقَالَ لِي ٱلرَّبُّ: «مَا أَنْتَ رَاءٍ يَا عَامُوسُ؟» فَقُلْتُ: «زِيجًا». فَقَالَ ٱلسَّيِّدُ: «هَأَنَذَا وَاضِعٌ زِيجًا فِي وَسَطِ شَعْبِي إِسْرَائِيلَ. لَا أَعُودُ أَصْفَحُ لَهُ بَعْدُ.</w:t>
       </w:r>
-      <w:r>
-        <w:rPr>
-          <w:lang w:val="ar_AE" w:bidi="ar_AE"/>
-        </w:rPr>
-      </w:r>
-      <w:r>
-        <w:rPr>
-          <w:lang w:val="ar_AE" w:bidi="ar_AE"/>
-        </w:rPr>
-      </w:r>
-    </w:p>
-    <w:p>
-      <w:pPr>
-        <w:bidi/>
-      </w:pPr>
-      <w:r>
-        <w:rPr>
-          <w:lang w:val="ar_AE" w:bidi="ar_AE"/>
-        </w:rPr>
-      </w:r>
-    </w:p>
-    <w:p>
-      <w:pPr>
-        <w:bidi/>
-      </w:pPr>
-      <w:r>
-        <w:rPr>
-          <w:lang w:val="ar_AE" w:bidi="ar_AE"/>
-        </w:rPr>
-      </w:r>
-      <w:r>
-        <w:rPr>
-          <w:vertAlign w:val="superscript"/>
+    </w:p>
+    <w:p>
+      <w:pPr>
+        <w:bidi/>
+      </w:pPr>
+      <w:r>
+        <w:rPr>
+          <w:rtl/>
+          <w:cs/>
+          <w:lang w:val="ar_AE" w:bidi="ar_AE"/>
+        </w:rPr>
+      </w:r>
+      <w:r>
+        <w:rPr>
+          <w:vertAlign w:val="superscript"/>
+          <w:rtl/>
+          <w:cs/>
           <w:lang w:val="ar_AE" w:bidi="ar_AE"/>
         </w:rPr>
         <w:t>9</w:t>
       </w:r>
       <w:r>
         <w:rPr>
+          <w:rtl/>
+          <w:cs/>
           <w:lang w:val="ar_AE" w:bidi="ar_AE"/>
         </w:rPr>
         <w:t xml:space="preserve"> فَتُقْفِرُ مُرْتَفَعَاتُ إِسْحَاقَ وَتَخْرَبُ مَقَادِسُ إِسْرَائِيلَ، وَأَقُومُ عَلَى بَيْتِ يَرُبْعَامَ بِٱلسَّيْفِ».</w:t>
       </w:r>
-      <w:r>
-        <w:rPr>
-          <w:lang w:val="ar_AE" w:bidi="ar_AE"/>
-        </w:rPr>
-      </w:r>
-      <w:r>
-        <w:rPr>
-          <w:lang w:val="ar_AE" w:bidi="ar_AE"/>
-        </w:rPr>
-      </w:r>
-    </w:p>
-    <w:p>
-      <w:pPr>
-        <w:bidi/>
-      </w:pPr>
-      <w:r>
-        <w:rPr>
-          <w:lang w:val="ar_AE" w:bidi="ar_AE"/>
-        </w:rPr>
-      </w:r>
-    </w:p>
-    <w:p>
-      <w:pPr>
-        <w:bidi/>
-      </w:pPr>
-      <w:r>
-        <w:rPr>
-          <w:lang w:val="ar_AE" w:bidi="ar_AE"/>
-        </w:rPr>
-      </w:r>
-      <w:r>
-        <w:rPr>
-          <w:vertAlign w:val="superscript"/>
+    </w:p>
+    <w:p>
+      <w:pPr>
+        <w:bidi/>
+      </w:pPr>
+      <w:r>
+        <w:rPr>
+          <w:rtl/>
+          <w:cs/>
+          <w:lang w:val="ar_AE" w:bidi="ar_AE"/>
+        </w:rPr>
+      </w:r>
+      <w:r>
+        <w:rPr>
+          <w:vertAlign w:val="superscript"/>
+          <w:rtl/>
+          <w:cs/>
           <w:lang w:val="ar_AE" w:bidi="ar_AE"/>
         </w:rPr>
         <w:t>10</w:t>
       </w:r>
       <w:r>
         <w:rPr>
+          <w:rtl/>
+          <w:cs/>
           <w:lang w:val="ar_AE" w:bidi="ar_AE"/>
         </w:rPr>
         <w:t xml:space="preserve"> فَأَرْسَلَ أَمَصْيَا كَاهِنُ بَيْتِ إِيلَ إِلَى يَرُبْعَامَ مَلِكِ إِسْرَائِيلَ قَائِلًا: «قَدْ فَتَنَ عَلَيْكَ عَامُوسُ فِي وَسَطِ بَيْتِ إِسْرَائِيلَ. لَا تَقْدِرُ ٱلْأَرْضُ أَنْ تُطِيقَ كُلَّ أَقْوَالِهِ.</w:t>
       </w:r>
-      <w:r>
-        <w:rPr>
-          <w:lang w:val="ar_AE" w:bidi="ar_AE"/>
-        </w:rPr>
-      </w:r>
-      <w:r>
-        <w:rPr>
-          <w:lang w:val="ar_AE" w:bidi="ar_AE"/>
-        </w:rPr>
-      </w:r>
-    </w:p>
-    <w:p>
-      <w:pPr>
-        <w:bidi/>
-      </w:pPr>
-      <w:r>
-        <w:rPr>
-          <w:lang w:val="ar_AE" w:bidi="ar_AE"/>
-        </w:rPr>
-      </w:r>
-    </w:p>
-    <w:p>
-      <w:pPr>
-        <w:bidi/>
-      </w:pPr>
-      <w:r>
-        <w:rPr>
-          <w:lang w:val="ar_AE" w:bidi="ar_AE"/>
-        </w:rPr>
-      </w:r>
-      <w:r>
-        <w:rPr>
-          <w:vertAlign w:val="superscript"/>
+    </w:p>
+    <w:p>
+      <w:pPr>
+        <w:bidi/>
+      </w:pPr>
+      <w:r>
+        <w:rPr>
+          <w:rtl/>
+          <w:cs/>
+          <w:lang w:val="ar_AE" w:bidi="ar_AE"/>
+        </w:rPr>
+      </w:r>
+      <w:r>
+        <w:rPr>
+          <w:vertAlign w:val="superscript"/>
+          <w:rtl/>
+          <w:cs/>
           <w:lang w:val="ar_AE" w:bidi="ar_AE"/>
         </w:rPr>
         <w:t>11</w:t>
       </w:r>
       <w:r>
         <w:rPr>
+          <w:rtl/>
+          <w:cs/>
           <w:lang w:val="ar_AE" w:bidi="ar_AE"/>
         </w:rPr>
         <w:t xml:space="preserve"> لِأَنَّهُ هَكَذَا قَالَ عَامُوسُ: يَمُوتُ يَرُبْعَامُ بِٱلسَّيْفِ، وَيُسْبَى إِسْرَائِيلُ عَنْ أَرْضِهِ».</w:t>
       </w:r>
-      <w:r>
-        <w:rPr>
-          <w:lang w:val="ar_AE" w:bidi="ar_AE"/>
-        </w:rPr>
-      </w:r>
-      <w:r>
-        <w:rPr>
-          <w:lang w:val="ar_AE" w:bidi="ar_AE"/>
-        </w:rPr>
-      </w:r>
-    </w:p>
-    <w:p>
-      <w:pPr>
-        <w:bidi/>
-      </w:pPr>
-      <w:r>
-        <w:rPr>
-          <w:lang w:val="ar_AE" w:bidi="ar_AE"/>
-        </w:rPr>
-      </w:r>
-    </w:p>
-    <w:p>
-      <w:pPr>
-        <w:bidi/>
-      </w:pPr>
-      <w:r>
-        <w:rPr>
-          <w:lang w:val="ar_AE" w:bidi="ar_AE"/>
-        </w:rPr>
-      </w:r>
-      <w:r>
-        <w:rPr>
-          <w:vertAlign w:val="superscript"/>
+    </w:p>
+    <w:p>
+      <w:pPr>
+        <w:bidi/>
+      </w:pPr>
+      <w:r>
+        <w:rPr>
+          <w:rtl/>
+          <w:cs/>
+          <w:lang w:val="ar_AE" w:bidi="ar_AE"/>
+        </w:rPr>
+      </w:r>
+      <w:r>
+        <w:rPr>
+          <w:vertAlign w:val="superscript"/>
+          <w:rtl/>
+          <w:cs/>
           <w:lang w:val="ar_AE" w:bidi="ar_AE"/>
         </w:rPr>
         <w:t>12</w:t>
       </w:r>
       <w:r>
         <w:rPr>
+          <w:rtl/>
+          <w:cs/>
           <w:lang w:val="ar_AE" w:bidi="ar_AE"/>
         </w:rPr>
         <w:t xml:space="preserve"> فَقَالَ أَمَصْيَا لِعَامُوسَ: «أَيُّهَا ٱلرَّائِي، ٱذْهَبِ ٱهْرُبْ إِلَى أَرْضِ يَهُوذَا وَكُلْ هُنَاكَ خُبْزًا وَهُنَاكَ تَنَبَّأْ.</w:t>
       </w:r>
-      <w:r>
-        <w:rPr>
-          <w:lang w:val="ar_AE" w:bidi="ar_AE"/>
-        </w:rPr>
-      </w:r>
-      <w:r>
-        <w:rPr>
-          <w:lang w:val="ar_AE" w:bidi="ar_AE"/>
-        </w:rPr>
-      </w:r>
-    </w:p>
-    <w:p>
-      <w:pPr>
-        <w:bidi/>
-      </w:pPr>
-      <w:r>
-        <w:rPr>
-          <w:lang w:val="ar_AE" w:bidi="ar_AE"/>
-        </w:rPr>
-      </w:r>
-    </w:p>
-    <w:p>
-      <w:pPr>
-        <w:bidi/>
-      </w:pPr>
-      <w:r>
-        <w:rPr>
-          <w:lang w:val="ar_AE" w:bidi="ar_AE"/>
-        </w:rPr>
-      </w:r>
-      <w:r>
-        <w:rPr>
-          <w:vertAlign w:val="superscript"/>
+    </w:p>
+    <w:p>
+      <w:pPr>
+        <w:bidi/>
+      </w:pPr>
+      <w:r>
+        <w:rPr>
+          <w:rtl/>
+          <w:cs/>
+          <w:lang w:val="ar_AE" w:bidi="ar_AE"/>
+        </w:rPr>
+      </w:r>
+      <w:r>
+        <w:rPr>
+          <w:vertAlign w:val="superscript"/>
+          <w:rtl/>
+          <w:cs/>
           <w:lang w:val="ar_AE" w:bidi="ar_AE"/>
         </w:rPr>
         <w:t>13</w:t>
       </w:r>
       <w:r>
         <w:rPr>
+          <w:rtl/>
+          <w:cs/>
           <w:lang w:val="ar_AE" w:bidi="ar_AE"/>
         </w:rPr>
         <w:t xml:space="preserve"> وَأَمَّا بَيْتُ إِيلَ فَلَا تَعُدْ تَتَنَبَّأُ فِيهَا بَعْدُ، لِأَنَّهَا مَقْدِسُ ٱلْمَلِكِ وَبَيْتُ ٱلْمُلْكِ».</w:t>
       </w:r>
-      <w:r>
-        <w:rPr>
-          <w:lang w:val="ar_AE" w:bidi="ar_AE"/>
-        </w:rPr>
-      </w:r>
-      <w:r>
-        <w:rPr>
-          <w:lang w:val="ar_AE" w:bidi="ar_AE"/>
-        </w:rPr>
-      </w:r>
-    </w:p>
-    <w:p>
-      <w:pPr>
-        <w:bidi/>
-      </w:pPr>
-      <w:r>
-        <w:rPr>
-          <w:lang w:val="ar_AE" w:bidi="ar_AE"/>
-        </w:rPr>
-      </w:r>
-    </w:p>
-    <w:p>
-      <w:pPr>
-        <w:bidi/>
-      </w:pPr>
-      <w:r>
-        <w:rPr>
-          <w:lang w:val="ar_AE" w:bidi="ar_AE"/>
-        </w:rPr>
-      </w:r>
-      <w:r>
-        <w:rPr>
-          <w:vertAlign w:val="superscript"/>
+    </w:p>
+    <w:p>
+      <w:pPr>
+        <w:bidi/>
+      </w:pPr>
+      <w:r>
+        <w:rPr>
+          <w:rtl/>
+          <w:cs/>
+          <w:lang w:val="ar_AE" w:bidi="ar_AE"/>
+        </w:rPr>
+      </w:r>
+      <w:r>
+        <w:rPr>
+          <w:vertAlign w:val="superscript"/>
+          <w:rtl/>
+          <w:cs/>
           <w:lang w:val="ar_AE" w:bidi="ar_AE"/>
         </w:rPr>
         <w:t>14</w:t>
       </w:r>
       <w:r>
         <w:rPr>
+          <w:rtl/>
+          <w:cs/>
           <w:lang w:val="ar_AE" w:bidi="ar_AE"/>
         </w:rPr>
         <w:t xml:space="preserve"> فَأَجَابَ عَامُوسُ وَقَالَ لِأَمَصْيَا: «لَسْتُ أَنَا نَبِيًّا وَلَا أَنَا ٱبْنُ نَبِيٍّ، بَلْ أَنَا رَاعٍ وَجَانِي جُمَّيْزٍ.</w:t>
       </w:r>
-      <w:r>
-        <w:rPr>
-          <w:lang w:val="ar_AE" w:bidi="ar_AE"/>
-        </w:rPr>
-      </w:r>
-      <w:r>
-        <w:rPr>
-          <w:lang w:val="ar_AE" w:bidi="ar_AE"/>
-        </w:rPr>
-      </w:r>
-    </w:p>
-    <w:p>
-      <w:pPr>
-        <w:bidi/>
-      </w:pPr>
-      <w:r>
-        <w:rPr>
-          <w:lang w:val="ar_AE" w:bidi="ar_AE"/>
-        </w:rPr>
-      </w:r>
-    </w:p>
-    <w:p>
-      <w:pPr>
-        <w:bidi/>
-      </w:pPr>
-      <w:r>
-        <w:rPr>
-          <w:lang w:val="ar_AE" w:bidi="ar_AE"/>
-        </w:rPr>
-      </w:r>
-      <w:r>
-        <w:rPr>
-          <w:vertAlign w:val="superscript"/>
+    </w:p>
+    <w:p>
+      <w:pPr>
+        <w:bidi/>
+      </w:pPr>
+      <w:r>
+        <w:rPr>
+          <w:rtl/>
+          <w:cs/>
+          <w:lang w:val="ar_AE" w:bidi="ar_AE"/>
+        </w:rPr>
+      </w:r>
+      <w:r>
+        <w:rPr>
+          <w:vertAlign w:val="superscript"/>
+          <w:rtl/>
+          <w:cs/>
           <w:lang w:val="ar_AE" w:bidi="ar_AE"/>
         </w:rPr>
         <w:t>15</w:t>
       </w:r>
       <w:r>
         <w:rPr>
+          <w:rtl/>
+          <w:cs/>
           <w:lang w:val="ar_AE" w:bidi="ar_AE"/>
         </w:rPr>
         <w:t xml:space="preserve"> فَأَخَذَنِي ٱلرَّبُّ مِنْ وَرَاءِ ٱلضَّأْنِ وَقَالَ لِي ٱلرَّبُّ: ٱذْهَبْ تَنَبَّأْ لِشَعْبِي إِسْرَائِيلَ.</w:t>
       </w:r>
-      <w:r>
-        <w:rPr>
-          <w:lang w:val="ar_AE" w:bidi="ar_AE"/>
-        </w:rPr>
-      </w:r>
-      <w:r>
-        <w:rPr>
-          <w:lang w:val="ar_AE" w:bidi="ar_AE"/>
-        </w:rPr>
-      </w:r>
-    </w:p>
-    <w:p>
-      <w:pPr>
-        <w:bidi/>
-      </w:pPr>
-      <w:r>
-        <w:rPr>
-          <w:lang w:val="ar_AE" w:bidi="ar_AE"/>
-        </w:rPr>
-      </w:r>
-    </w:p>
-    <w:p>
-      <w:pPr>
-        <w:bidi/>
-      </w:pPr>
-      <w:r>
-        <w:rPr>
-          <w:lang w:val="ar_AE" w:bidi="ar_AE"/>
-        </w:rPr>
-      </w:r>
-      <w:r>
-        <w:rPr>
-          <w:vertAlign w:val="superscript"/>
+    </w:p>
+    <w:p>
+      <w:pPr>
+        <w:bidi/>
+      </w:pPr>
+      <w:r>
+        <w:rPr>
+          <w:rtl/>
+          <w:cs/>
+          <w:lang w:val="ar_AE" w:bidi="ar_AE"/>
+        </w:rPr>
+      </w:r>
+      <w:r>
+        <w:rPr>
+          <w:vertAlign w:val="superscript"/>
+          <w:rtl/>
+          <w:cs/>
           <w:lang w:val="ar_AE" w:bidi="ar_AE"/>
         </w:rPr>
         <w:t>16</w:t>
       </w:r>
       <w:r>
         <w:rPr>
+          <w:rtl/>
+          <w:cs/>
           <w:lang w:val="ar_AE" w:bidi="ar_AE"/>
         </w:rPr>
         <w:t xml:space="preserve"> «فَٱلْآنَ ٱسْمَعْ قَوْلَ ٱلرَّبِّ: أَنْتَ تَقُولُ: لَا تَتَنَبَّأْ عَلَى إِسْرَائِيلَ وَلَا تَتَكَلَّمْ عَلَى بَيْتِ إِسْحَاقَ.</w:t>
       </w:r>
-      <w:r>
-        <w:rPr>
-          <w:lang w:val="ar_AE" w:bidi="ar_AE"/>
-        </w:rPr>
-      </w:r>
-      <w:r>
-        <w:rPr>
-          <w:lang w:val="ar_AE" w:bidi="ar_AE"/>
-        </w:rPr>
-      </w:r>
-    </w:p>
-    <w:p>
-      <w:pPr>
-        <w:bidi/>
-      </w:pPr>
-      <w:r>
-        <w:rPr>
-          <w:lang w:val="ar_AE" w:bidi="ar_AE"/>
-        </w:rPr>
-      </w:r>
-    </w:p>
-    <w:p>
-      <w:pPr>
-        <w:bidi/>
-      </w:pPr>
-      <w:r>
-        <w:rPr>
-          <w:lang w:val="ar_AE" w:bidi="ar_AE"/>
-        </w:rPr>
-      </w:r>
-      <w:r>
-        <w:rPr>
-          <w:vertAlign w:val="superscript"/>
+    </w:p>
+    <w:p>
+      <w:pPr>
+        <w:bidi/>
+      </w:pPr>
+      <w:r>
+        <w:rPr>
+          <w:rtl/>
+          <w:cs/>
+          <w:lang w:val="ar_AE" w:bidi="ar_AE"/>
+        </w:rPr>
+      </w:r>
+      <w:r>
+        <w:rPr>
+          <w:vertAlign w:val="superscript"/>
+          <w:rtl/>
+          <w:cs/>
           <w:lang w:val="ar_AE" w:bidi="ar_AE"/>
         </w:rPr>
         <w:t>17</w:t>
       </w:r>
       <w:r>
         <w:rPr>
+          <w:rtl/>
+          <w:cs/>
           <w:lang w:val="ar_AE" w:bidi="ar_AE"/>
         </w:rPr>
         <w:t xml:space="preserve"> لِذَلِكَ هَكَذَا قَالَ ٱلرَّبُّ: ٱمْرَأَتُكَ تَزْنِي فِي ٱلْمَدِينَةِ، وَبَنُوكَ وَبَنَاتُكَ يَسْقُطُونَ بِٱلسَّيْفِ، وَأَرْضُكَ تُقْسَمُ بِٱلْحَبْلِ، وَأَنْتَ تَمُوتُ فِي أَرْضٍ نَجِسَةٍ، وَإِسْرَائِيلُ يُسْبَى سَبْيًا عَنْ أَرْضِهِ».</w:t>
       </w:r>
-      <w:r>
-        <w:rPr>
-          <w:lang w:val="ar_AE" w:bidi="ar_AE"/>
-        </w:rPr>
-      </w:r>
-      <w:r>
-        <w:rPr>
-          <w:lang w:val="ar_AE" w:bidi="ar_AE"/>
-        </w:rPr>
-      </w:r>
-    </w:p>
-    <w:p>
-      <w:pPr>
-        <w:bidi/>
-      </w:pPr>
-      <w:r>
-        <w:rPr>
-          <w:lang w:val="ar_AE" w:bidi="ar_AE"/>
-        </w:rPr>
-      </w:r>
     </w:p>
     <w:p>
       <w:pPr>
@@ -5391,617 +3776,425 @@
       </w:pPr>
       <w:r>
         <w:rPr>
+          <w:rtl/>
+          <w:cs/>
           <w:lang w:val="ar_AE" w:bidi="ar_AE"/>
         </w:rPr>
         <w:t>Amos 8:1</w:t>
       </w:r>
       <w:r>
         <w:rPr>
-          <w:lang w:val="ar_AE" w:bidi="ar_AE"/>
-        </w:rPr>
-      </w:r>
-    </w:p>
-    <w:p>
-      <w:pPr>
-        <w:bidi/>
-      </w:pPr>
-      <w:r>
-        <w:rPr>
-          <w:lang w:val="ar_AE" w:bidi="ar_AE"/>
-        </w:rPr>
-      </w:r>
-      <w:r>
-        <w:rPr>
-          <w:vertAlign w:val="superscript"/>
+          <w:rtl/>
+          <w:cs/>
+          <w:lang w:val="ar_AE" w:bidi="ar_AE"/>
+        </w:rPr>
+      </w:r>
+    </w:p>
+    <w:p>
+      <w:pPr>
+        <w:bidi/>
+      </w:pPr>
+      <w:r>
+        <w:rPr>
+          <w:rtl/>
+          <w:cs/>
+          <w:lang w:val="ar_AE" w:bidi="ar_AE"/>
+        </w:rPr>
+      </w:r>
+      <w:r>
+        <w:rPr>
+          <w:vertAlign w:val="superscript"/>
+          <w:rtl/>
+          <w:cs/>
           <w:lang w:val="ar_AE" w:bidi="ar_AE"/>
         </w:rPr>
         <w:t>1</w:t>
       </w:r>
       <w:r>
         <w:rPr>
+          <w:rtl/>
+          <w:cs/>
           <w:lang w:val="ar_AE" w:bidi="ar_AE"/>
         </w:rPr>
         <w:t xml:space="preserve"> هَكَذَا أَرَانِي ٱلسَّيِّدُ ٱلرَّبُّ وَإِذَا سَلَّةٌ لِلْقِطَافِ.</w:t>
       </w:r>
-      <w:r>
-        <w:rPr>
-          <w:lang w:val="ar_AE" w:bidi="ar_AE"/>
-        </w:rPr>
-      </w:r>
-      <w:r>
-        <w:rPr>
-          <w:lang w:val="ar_AE" w:bidi="ar_AE"/>
-        </w:rPr>
-      </w:r>
-    </w:p>
-    <w:p>
-      <w:pPr>
-        <w:bidi/>
-      </w:pPr>
-      <w:r>
-        <w:rPr>
-          <w:lang w:val="ar_AE" w:bidi="ar_AE"/>
-        </w:rPr>
-      </w:r>
-    </w:p>
-    <w:p>
-      <w:pPr>
-        <w:bidi/>
-      </w:pPr>
-      <w:r>
-        <w:rPr>
-          <w:lang w:val="ar_AE" w:bidi="ar_AE"/>
-        </w:rPr>
-      </w:r>
-      <w:r>
-        <w:rPr>
-          <w:vertAlign w:val="superscript"/>
+    </w:p>
+    <w:p>
+      <w:pPr>
+        <w:bidi/>
+      </w:pPr>
+      <w:r>
+        <w:rPr>
+          <w:rtl/>
+          <w:cs/>
+          <w:lang w:val="ar_AE" w:bidi="ar_AE"/>
+        </w:rPr>
+      </w:r>
+      <w:r>
+        <w:rPr>
+          <w:vertAlign w:val="superscript"/>
+          <w:rtl/>
+          <w:cs/>
           <w:lang w:val="ar_AE" w:bidi="ar_AE"/>
         </w:rPr>
         <w:t>2</w:t>
       </w:r>
       <w:r>
         <w:rPr>
+          <w:rtl/>
+          <w:cs/>
           <w:lang w:val="ar_AE" w:bidi="ar_AE"/>
         </w:rPr>
         <w:t xml:space="preserve"> فَقَالَ: «مَاذَا أَنْتَ رَاءٍ يَا عَامُوسُ؟» فَقُلْتُ: «سَلَّةً لِلْقِطَافِ». فَقَالَ لِي ٱلرَّبُّ: «قَدْ أَتَتِ ٱلنِّهَايَةُ عَلَى شَعْبِي إِسْرَائِيلَ. لَا أَعُودُ أَصْفَحُ لَهُ بَعْدُ.</w:t>
       </w:r>
-      <w:r>
-        <w:rPr>
-          <w:lang w:val="ar_AE" w:bidi="ar_AE"/>
-        </w:rPr>
-      </w:r>
-      <w:r>
-        <w:rPr>
-          <w:lang w:val="ar_AE" w:bidi="ar_AE"/>
-        </w:rPr>
-      </w:r>
-    </w:p>
-    <w:p>
-      <w:pPr>
-        <w:bidi/>
-      </w:pPr>
-      <w:r>
-        <w:rPr>
-          <w:lang w:val="ar_AE" w:bidi="ar_AE"/>
-        </w:rPr>
-      </w:r>
-    </w:p>
-    <w:p>
-      <w:pPr>
-        <w:bidi/>
-      </w:pPr>
-      <w:r>
-        <w:rPr>
-          <w:lang w:val="ar_AE" w:bidi="ar_AE"/>
-        </w:rPr>
-      </w:r>
-      <w:r>
-        <w:rPr>
-          <w:vertAlign w:val="superscript"/>
+    </w:p>
+    <w:p>
+      <w:pPr>
+        <w:bidi/>
+      </w:pPr>
+      <w:r>
+        <w:rPr>
+          <w:rtl/>
+          <w:cs/>
+          <w:lang w:val="ar_AE" w:bidi="ar_AE"/>
+        </w:rPr>
+      </w:r>
+      <w:r>
+        <w:rPr>
+          <w:vertAlign w:val="superscript"/>
+          <w:rtl/>
+          <w:cs/>
           <w:lang w:val="ar_AE" w:bidi="ar_AE"/>
         </w:rPr>
         <w:t>3</w:t>
       </w:r>
       <w:r>
         <w:rPr>
+          <w:rtl/>
+          <w:cs/>
           <w:lang w:val="ar_AE" w:bidi="ar_AE"/>
         </w:rPr>
         <w:t xml:space="preserve"> فَتَصِيرُ أَغَانِي ٱلْقَصْرِ وَلَاوِلَ فِي ذَلِكَ ٱلْيَوْمِ، يَقُولُ ٱلسَّيِّدُ ٱلرَّبُّ، ٱلْجُثَثُ كَثِيرَةٌ يَطْرَحُونَهَا فِي كُلِّ مَوْضِعٍ بِٱلسُّكُوتِ».</w:t>
       </w:r>
-      <w:r>
-        <w:rPr>
-          <w:lang w:val="ar_AE" w:bidi="ar_AE"/>
-        </w:rPr>
-      </w:r>
-      <w:r>
-        <w:rPr>
-          <w:lang w:val="ar_AE" w:bidi="ar_AE"/>
-        </w:rPr>
-      </w:r>
-    </w:p>
-    <w:p>
-      <w:pPr>
-        <w:bidi/>
-      </w:pPr>
-      <w:r>
-        <w:rPr>
-          <w:lang w:val="ar_AE" w:bidi="ar_AE"/>
-        </w:rPr>
-      </w:r>
-    </w:p>
-    <w:p>
-      <w:pPr>
-        <w:bidi/>
-      </w:pPr>
-      <w:r>
-        <w:rPr>
-          <w:lang w:val="ar_AE" w:bidi="ar_AE"/>
-        </w:rPr>
-      </w:r>
-      <w:r>
-        <w:rPr>
-          <w:vertAlign w:val="superscript"/>
+    </w:p>
+    <w:p>
+      <w:pPr>
+        <w:bidi/>
+      </w:pPr>
+      <w:r>
+        <w:rPr>
+          <w:rtl/>
+          <w:cs/>
+          <w:lang w:val="ar_AE" w:bidi="ar_AE"/>
+        </w:rPr>
+      </w:r>
+      <w:r>
+        <w:rPr>
+          <w:vertAlign w:val="superscript"/>
+          <w:rtl/>
+          <w:cs/>
           <w:lang w:val="ar_AE" w:bidi="ar_AE"/>
         </w:rPr>
         <w:t>4</w:t>
       </w:r>
       <w:r>
         <w:rPr>
+          <w:rtl/>
+          <w:cs/>
           <w:lang w:val="ar_AE" w:bidi="ar_AE"/>
         </w:rPr>
         <w:t xml:space="preserve"> اِسْمَعُوا هَذَا أَيُّهَا ٱلْمُتَهَمِّمُونَ ٱلْمَسَاكِينَ لِكَيْ تُبِيدُوا بَائِسِي ٱلْأَرْضِ،</w:t>
       </w:r>
-      <w:r>
-        <w:rPr>
-          <w:lang w:val="ar_AE" w:bidi="ar_AE"/>
-        </w:rPr>
-      </w:r>
-      <w:r>
-        <w:rPr>
-          <w:lang w:val="ar_AE" w:bidi="ar_AE"/>
-        </w:rPr>
-      </w:r>
-    </w:p>
-    <w:p>
-      <w:pPr>
-        <w:bidi/>
-      </w:pPr>
-      <w:r>
-        <w:rPr>
-          <w:lang w:val="ar_AE" w:bidi="ar_AE"/>
-        </w:rPr>
-      </w:r>
-    </w:p>
-    <w:p>
-      <w:pPr>
-        <w:bidi/>
-      </w:pPr>
-      <w:r>
-        <w:rPr>
-          <w:lang w:val="ar_AE" w:bidi="ar_AE"/>
-        </w:rPr>
-      </w:r>
-      <w:r>
-        <w:rPr>
-          <w:vertAlign w:val="superscript"/>
+    </w:p>
+    <w:p>
+      <w:pPr>
+        <w:bidi/>
+      </w:pPr>
+      <w:r>
+        <w:rPr>
+          <w:rtl/>
+          <w:cs/>
+          <w:lang w:val="ar_AE" w:bidi="ar_AE"/>
+        </w:rPr>
+      </w:r>
+      <w:r>
+        <w:rPr>
+          <w:vertAlign w:val="superscript"/>
+          <w:rtl/>
+          <w:cs/>
           <w:lang w:val="ar_AE" w:bidi="ar_AE"/>
         </w:rPr>
         <w:t>5</w:t>
       </w:r>
       <w:r>
         <w:rPr>
+          <w:rtl/>
+          <w:cs/>
           <w:lang w:val="ar_AE" w:bidi="ar_AE"/>
         </w:rPr>
         <w:t xml:space="preserve"> قَائِلِينَ: «مَتَى يَمْضِي رَأْسُ ٱلشَّهْرِ لِنَبِيعَ قَمْحًا، وَٱلسَّبْتُ لِنَعْرِضَ حِنْطَةً؟ لِنُصَغِّرَ ٱلْإِيفَةَ، وَنُكَبِّرَ ٱلشَّاقِلَ، وَنُعَوِّجَ مَوَازِينَ ٱلْغِشِّ.</w:t>
       </w:r>
-      <w:r>
-        <w:rPr>
-          <w:lang w:val="ar_AE" w:bidi="ar_AE"/>
-        </w:rPr>
-      </w:r>
-      <w:r>
-        <w:rPr>
-          <w:lang w:val="ar_AE" w:bidi="ar_AE"/>
-        </w:rPr>
-      </w:r>
-    </w:p>
-    <w:p>
-      <w:pPr>
-        <w:bidi/>
-      </w:pPr>
-      <w:r>
-        <w:rPr>
-          <w:lang w:val="ar_AE" w:bidi="ar_AE"/>
-        </w:rPr>
-      </w:r>
-    </w:p>
-    <w:p>
-      <w:pPr>
-        <w:bidi/>
-      </w:pPr>
-      <w:r>
-        <w:rPr>
-          <w:lang w:val="ar_AE" w:bidi="ar_AE"/>
-        </w:rPr>
-      </w:r>
-      <w:r>
-        <w:rPr>
-          <w:vertAlign w:val="superscript"/>
+    </w:p>
+    <w:p>
+      <w:pPr>
+        <w:bidi/>
+      </w:pPr>
+      <w:r>
+        <w:rPr>
+          <w:rtl/>
+          <w:cs/>
+          <w:lang w:val="ar_AE" w:bidi="ar_AE"/>
+        </w:rPr>
+      </w:r>
+      <w:r>
+        <w:rPr>
+          <w:vertAlign w:val="superscript"/>
+          <w:rtl/>
+          <w:cs/>
           <w:lang w:val="ar_AE" w:bidi="ar_AE"/>
         </w:rPr>
         <w:t>6</w:t>
       </w:r>
       <w:r>
         <w:rPr>
+          <w:rtl/>
+          <w:cs/>
           <w:lang w:val="ar_AE" w:bidi="ar_AE"/>
         </w:rPr>
         <w:t xml:space="preserve"> لِنَشْتَرِيَ ٱلضُّعَفَاءَ بِفِضَّةٍ، وَٱلْبَائِسَ بِنَعْلَيْنِ، وَنَبِيعَ نُفَايَةَ ٱلْقَمْحِ».</w:t>
       </w:r>
-      <w:r>
-        <w:rPr>
-          <w:lang w:val="ar_AE" w:bidi="ar_AE"/>
-        </w:rPr>
-      </w:r>
-      <w:r>
-        <w:rPr>
-          <w:lang w:val="ar_AE" w:bidi="ar_AE"/>
-        </w:rPr>
-      </w:r>
-    </w:p>
-    <w:p>
-      <w:pPr>
-        <w:bidi/>
-      </w:pPr>
-      <w:r>
-        <w:rPr>
-          <w:lang w:val="ar_AE" w:bidi="ar_AE"/>
-        </w:rPr>
-      </w:r>
-    </w:p>
-    <w:p>
-      <w:pPr>
-        <w:bidi/>
-      </w:pPr>
-      <w:r>
-        <w:rPr>
-          <w:lang w:val="ar_AE" w:bidi="ar_AE"/>
-        </w:rPr>
-      </w:r>
-      <w:r>
-        <w:rPr>
-          <w:vertAlign w:val="superscript"/>
+    </w:p>
+    <w:p>
+      <w:pPr>
+        <w:bidi/>
+      </w:pPr>
+      <w:r>
+        <w:rPr>
+          <w:rtl/>
+          <w:cs/>
+          <w:lang w:val="ar_AE" w:bidi="ar_AE"/>
+        </w:rPr>
+      </w:r>
+      <w:r>
+        <w:rPr>
+          <w:vertAlign w:val="superscript"/>
+          <w:rtl/>
+          <w:cs/>
           <w:lang w:val="ar_AE" w:bidi="ar_AE"/>
         </w:rPr>
         <w:t>7</w:t>
       </w:r>
       <w:r>
         <w:rPr>
+          <w:rtl/>
+          <w:cs/>
           <w:lang w:val="ar_AE" w:bidi="ar_AE"/>
         </w:rPr>
         <w:t xml:space="preserve"> قَدْ أَقْسَمَ ٱلرَّبُّ بِفَخْرِ يَعْقُوبَ: «إِنِّي لَنْ أَنْسَى إِلَى ٱلْأَبَدِ جَمِيعَ أَعْمَالِهِمْ.</w:t>
       </w:r>
-      <w:r>
-        <w:rPr>
-          <w:lang w:val="ar_AE" w:bidi="ar_AE"/>
-        </w:rPr>
-      </w:r>
-      <w:r>
-        <w:rPr>
-          <w:lang w:val="ar_AE" w:bidi="ar_AE"/>
-        </w:rPr>
-      </w:r>
-    </w:p>
-    <w:p>
-      <w:pPr>
-        <w:bidi/>
-      </w:pPr>
-      <w:r>
-        <w:rPr>
-          <w:lang w:val="ar_AE" w:bidi="ar_AE"/>
-        </w:rPr>
-      </w:r>
-    </w:p>
-    <w:p>
-      <w:pPr>
-        <w:bidi/>
-      </w:pPr>
-      <w:r>
-        <w:rPr>
-          <w:lang w:val="ar_AE" w:bidi="ar_AE"/>
-        </w:rPr>
-      </w:r>
-      <w:r>
-        <w:rPr>
-          <w:vertAlign w:val="superscript"/>
+    </w:p>
+    <w:p>
+      <w:pPr>
+        <w:bidi/>
+      </w:pPr>
+      <w:r>
+        <w:rPr>
+          <w:rtl/>
+          <w:cs/>
+          <w:lang w:val="ar_AE" w:bidi="ar_AE"/>
+        </w:rPr>
+      </w:r>
+      <w:r>
+        <w:rPr>
+          <w:vertAlign w:val="superscript"/>
+          <w:rtl/>
+          <w:cs/>
           <w:lang w:val="ar_AE" w:bidi="ar_AE"/>
         </w:rPr>
         <w:t>8</w:t>
       </w:r>
       <w:r>
         <w:rPr>
+          <w:rtl/>
+          <w:cs/>
           <w:lang w:val="ar_AE" w:bidi="ar_AE"/>
         </w:rPr>
         <w:t xml:space="preserve"> أَلَيْسَ مِنْ أَجْلِ هَذَا تَرْتَعِدُ ٱلْأَرْضُ، وَيَنُوحُ كُلُّ سَاكِنٍ فِيهَا، وَتَطْمُو كُلُّهَا كَنَهْرٍ، وَتَفِيضُ وَتَنْضُبُ كَنِيلِ مِصْرَ؟</w:t>
       </w:r>
-      <w:r>
-        <w:rPr>
-          <w:lang w:val="ar_AE" w:bidi="ar_AE"/>
-        </w:rPr>
-      </w:r>
-      <w:r>
-        <w:rPr>
-          <w:lang w:val="ar_AE" w:bidi="ar_AE"/>
-        </w:rPr>
-      </w:r>
-    </w:p>
-    <w:p>
-      <w:pPr>
-        <w:bidi/>
-      </w:pPr>
-      <w:r>
-        <w:rPr>
-          <w:lang w:val="ar_AE" w:bidi="ar_AE"/>
-        </w:rPr>
-      </w:r>
-    </w:p>
-    <w:p>
-      <w:pPr>
-        <w:bidi/>
-      </w:pPr>
-      <w:r>
-        <w:rPr>
-          <w:lang w:val="ar_AE" w:bidi="ar_AE"/>
-        </w:rPr>
-      </w:r>
-      <w:r>
-        <w:rPr>
-          <w:vertAlign w:val="superscript"/>
+    </w:p>
+    <w:p>
+      <w:pPr>
+        <w:bidi/>
+      </w:pPr>
+      <w:r>
+        <w:rPr>
+          <w:rtl/>
+          <w:cs/>
+          <w:lang w:val="ar_AE" w:bidi="ar_AE"/>
+        </w:rPr>
+      </w:r>
+      <w:r>
+        <w:rPr>
+          <w:vertAlign w:val="superscript"/>
+          <w:rtl/>
+          <w:cs/>
           <w:lang w:val="ar_AE" w:bidi="ar_AE"/>
         </w:rPr>
         <w:t>9</w:t>
       </w:r>
       <w:r>
         <w:rPr>
+          <w:rtl/>
+          <w:cs/>
           <w:lang w:val="ar_AE" w:bidi="ar_AE"/>
         </w:rPr>
         <w:t xml:space="preserve"> وَيَكُونُ فِي ذَلِكَ ٱلْيَوْمِ، يَقُولُ ٱلسَّيِّدُ ٱلرَّبُّ، أَنِّي أُغَيِّبُ ٱلشَّمْسَ فِي ٱلظُّهْرِ، وَأُقْتِمُ ٱلْأَرْضَ فِي يَوْمِ نُورٍ،</w:t>
       </w:r>
-      <w:r>
-        <w:rPr>
-          <w:lang w:val="ar_AE" w:bidi="ar_AE"/>
-        </w:rPr>
-      </w:r>
-      <w:r>
-        <w:rPr>
-          <w:lang w:val="ar_AE" w:bidi="ar_AE"/>
-        </w:rPr>
-      </w:r>
-    </w:p>
-    <w:p>
-      <w:pPr>
-        <w:bidi/>
-      </w:pPr>
-      <w:r>
-        <w:rPr>
-          <w:lang w:val="ar_AE" w:bidi="ar_AE"/>
-        </w:rPr>
-      </w:r>
-    </w:p>
-    <w:p>
-      <w:pPr>
-        <w:bidi/>
-      </w:pPr>
-      <w:r>
-        <w:rPr>
-          <w:lang w:val="ar_AE" w:bidi="ar_AE"/>
-        </w:rPr>
-      </w:r>
-      <w:r>
-        <w:rPr>
-          <w:vertAlign w:val="superscript"/>
+    </w:p>
+    <w:p>
+      <w:pPr>
+        <w:bidi/>
+      </w:pPr>
+      <w:r>
+        <w:rPr>
+          <w:rtl/>
+          <w:cs/>
+          <w:lang w:val="ar_AE" w:bidi="ar_AE"/>
+        </w:rPr>
+      </w:r>
+      <w:r>
+        <w:rPr>
+          <w:vertAlign w:val="superscript"/>
+          <w:rtl/>
+          <w:cs/>
           <w:lang w:val="ar_AE" w:bidi="ar_AE"/>
         </w:rPr>
         <w:t>10</w:t>
       </w:r>
       <w:r>
         <w:rPr>
+          <w:rtl/>
+          <w:cs/>
           <w:lang w:val="ar_AE" w:bidi="ar_AE"/>
         </w:rPr>
         <w:t xml:space="preserve"> وَأُحَوِّلُ أَعْيَادَكُمْ نَوْحًا، وَجَمِيعَ أَغَانِيكُمْ مَرَاثِيَ، وَأُصْعِدُ عَلَى كُلِّ ٱلْأَحْقَاءِ مِسْحًا، وَعَلَى كُلِّ رَأْسٍ قَرَعَةً، وَأَجْعَلُهَا كَمَنَاحَةِ ٱلْوَحِيدِ وَآخِرَهَا يَوْمًا مُرًّا!</w:t>
       </w:r>
-      <w:r>
-        <w:rPr>
-          <w:lang w:val="ar_AE" w:bidi="ar_AE"/>
-        </w:rPr>
-      </w:r>
-      <w:r>
-        <w:rPr>
-          <w:lang w:val="ar_AE" w:bidi="ar_AE"/>
-        </w:rPr>
-      </w:r>
-    </w:p>
-    <w:p>
-      <w:pPr>
-        <w:bidi/>
-      </w:pPr>
-      <w:r>
-        <w:rPr>
-          <w:lang w:val="ar_AE" w:bidi="ar_AE"/>
-        </w:rPr>
-      </w:r>
-    </w:p>
-    <w:p>
-      <w:pPr>
-        <w:bidi/>
-      </w:pPr>
-      <w:r>
-        <w:rPr>
-          <w:lang w:val="ar_AE" w:bidi="ar_AE"/>
-        </w:rPr>
-      </w:r>
-      <w:r>
-        <w:rPr>
-          <w:vertAlign w:val="superscript"/>
+    </w:p>
+    <w:p>
+      <w:pPr>
+        <w:bidi/>
+      </w:pPr>
+      <w:r>
+        <w:rPr>
+          <w:rtl/>
+          <w:cs/>
+          <w:lang w:val="ar_AE" w:bidi="ar_AE"/>
+        </w:rPr>
+      </w:r>
+      <w:r>
+        <w:rPr>
+          <w:vertAlign w:val="superscript"/>
+          <w:rtl/>
+          <w:cs/>
           <w:lang w:val="ar_AE" w:bidi="ar_AE"/>
         </w:rPr>
         <w:t>11</w:t>
       </w:r>
       <w:r>
         <w:rPr>
+          <w:rtl/>
+          <w:cs/>
           <w:lang w:val="ar_AE" w:bidi="ar_AE"/>
         </w:rPr>
         <w:t xml:space="preserve"> «هُوَذَا أَيَّامٌ تَأْتِي، يَقُولُ ٱلسَّيِّدُ ٱلرَّبُّ، أُرْسِلُ جُوعًا فِي ٱلْأَرْضِ، لَا جُوعًا لِلْخُبْزِ، وَلَا عَطَشًا لِلْمَاءِ، بَلْ لِٱسْتِمَاعِ كَلِمَاتِ ٱلرَّبِّ.</w:t>
       </w:r>
-      <w:r>
-        <w:rPr>
-          <w:lang w:val="ar_AE" w:bidi="ar_AE"/>
-        </w:rPr>
-      </w:r>
-      <w:r>
-        <w:rPr>
-          <w:lang w:val="ar_AE" w:bidi="ar_AE"/>
-        </w:rPr>
-      </w:r>
-    </w:p>
-    <w:p>
-      <w:pPr>
-        <w:bidi/>
-      </w:pPr>
-      <w:r>
-        <w:rPr>
-          <w:lang w:val="ar_AE" w:bidi="ar_AE"/>
-        </w:rPr>
-      </w:r>
-    </w:p>
-    <w:p>
-      <w:pPr>
-        <w:bidi/>
-      </w:pPr>
-      <w:r>
-        <w:rPr>
-          <w:lang w:val="ar_AE" w:bidi="ar_AE"/>
-        </w:rPr>
-      </w:r>
-      <w:r>
-        <w:rPr>
-          <w:vertAlign w:val="superscript"/>
+    </w:p>
+    <w:p>
+      <w:pPr>
+        <w:bidi/>
+      </w:pPr>
+      <w:r>
+        <w:rPr>
+          <w:rtl/>
+          <w:cs/>
+          <w:lang w:val="ar_AE" w:bidi="ar_AE"/>
+        </w:rPr>
+      </w:r>
+      <w:r>
+        <w:rPr>
+          <w:vertAlign w:val="superscript"/>
+          <w:rtl/>
+          <w:cs/>
           <w:lang w:val="ar_AE" w:bidi="ar_AE"/>
         </w:rPr>
         <w:t>12</w:t>
       </w:r>
       <w:r>
         <w:rPr>
+          <w:rtl/>
+          <w:cs/>
           <w:lang w:val="ar_AE" w:bidi="ar_AE"/>
         </w:rPr>
         <w:t xml:space="preserve"> فَيَجُولُونَ مِنْ بَحْرٍ إِلَى بَحْرٍ، وَمِنَ ٱلشِّمَالِ إِلَى ٱلْمَشْرِقِ، يَتَطَوَّحُونَ لِيَطْلُبُوا كَلِمَةَ ٱلرَّبِّ فَلَا يَجِدُونَهَا.</w:t>
       </w:r>
-      <w:r>
-        <w:rPr>
-          <w:lang w:val="ar_AE" w:bidi="ar_AE"/>
-        </w:rPr>
-      </w:r>
-      <w:r>
-        <w:rPr>
-          <w:lang w:val="ar_AE" w:bidi="ar_AE"/>
-        </w:rPr>
-      </w:r>
-    </w:p>
-    <w:p>
-      <w:pPr>
-        <w:bidi/>
-      </w:pPr>
-      <w:r>
-        <w:rPr>
-          <w:lang w:val="ar_AE" w:bidi="ar_AE"/>
-        </w:rPr>
-      </w:r>
-    </w:p>
-    <w:p>
-      <w:pPr>
-        <w:bidi/>
-      </w:pPr>
-      <w:r>
-        <w:rPr>
-          <w:lang w:val="ar_AE" w:bidi="ar_AE"/>
-        </w:rPr>
-      </w:r>
-      <w:r>
-        <w:rPr>
-          <w:vertAlign w:val="superscript"/>
+    </w:p>
+    <w:p>
+      <w:pPr>
+        <w:bidi/>
+      </w:pPr>
+      <w:r>
+        <w:rPr>
+          <w:rtl/>
+          <w:cs/>
+          <w:lang w:val="ar_AE" w:bidi="ar_AE"/>
+        </w:rPr>
+      </w:r>
+      <w:r>
+        <w:rPr>
+          <w:vertAlign w:val="superscript"/>
+          <w:rtl/>
+          <w:cs/>
           <w:lang w:val="ar_AE" w:bidi="ar_AE"/>
         </w:rPr>
         <w:t>13</w:t>
       </w:r>
       <w:r>
         <w:rPr>
+          <w:rtl/>
+          <w:cs/>
           <w:lang w:val="ar_AE" w:bidi="ar_AE"/>
         </w:rPr>
         <w:t xml:space="preserve"> فِي ذَلِكَ ٱلْيَوْمِ تَذْبُلُ بِٱلْعَطَشِ ٱلْعَذَارَى ٱلْجَمِيلَاتُ وَٱلْفِتْيَانُ،</w:t>
       </w:r>
-      <w:r>
-        <w:rPr>
-          <w:lang w:val="ar_AE" w:bidi="ar_AE"/>
-        </w:rPr>
-      </w:r>
-      <w:r>
-        <w:rPr>
-          <w:lang w:val="ar_AE" w:bidi="ar_AE"/>
-        </w:rPr>
-      </w:r>
-    </w:p>
-    <w:p>
-      <w:pPr>
-        <w:bidi/>
-      </w:pPr>
-      <w:r>
-        <w:rPr>
-          <w:lang w:val="ar_AE" w:bidi="ar_AE"/>
-        </w:rPr>
-      </w:r>
-    </w:p>
-    <w:p>
-      <w:pPr>
-        <w:bidi/>
-      </w:pPr>
-      <w:r>
-        <w:rPr>
-          <w:lang w:val="ar_AE" w:bidi="ar_AE"/>
-        </w:rPr>
-      </w:r>
-      <w:r>
-        <w:rPr>
-          <w:vertAlign w:val="superscript"/>
+    </w:p>
+    <w:p>
+      <w:pPr>
+        <w:bidi/>
+      </w:pPr>
+      <w:r>
+        <w:rPr>
+          <w:rtl/>
+          <w:cs/>
+          <w:lang w:val="ar_AE" w:bidi="ar_AE"/>
+        </w:rPr>
+      </w:r>
+      <w:r>
+        <w:rPr>
+          <w:vertAlign w:val="superscript"/>
+          <w:rtl/>
+          <w:cs/>
           <w:lang w:val="ar_AE" w:bidi="ar_AE"/>
         </w:rPr>
         <w:t>14</w:t>
       </w:r>
       <w:r>
         <w:rPr>
+          <w:rtl/>
+          <w:cs/>
           <w:lang w:val="ar_AE" w:bidi="ar_AE"/>
         </w:rPr>
         <w:t xml:space="preserve"> ٱلَّذِينَ يَحْلِفُونَ بِذَنْبِ ٱلسَّامِرَةِ، وَيَقُولُونَ: حَيٌّ إِلَهُكَ يَا دَانُ، وَحَيَّةٌ طَرِيقَةُ بِئْرِ سَبْعٍ. فَيَسْقُطُونَ وَلَا يَقُومُونَ بَعْدُ».</w:t>
       </w:r>
-      <w:r>
-        <w:rPr>
-          <w:lang w:val="ar_AE" w:bidi="ar_AE"/>
-        </w:rPr>
-      </w:r>
-      <w:r>
-        <w:rPr>
-          <w:lang w:val="ar_AE" w:bidi="ar_AE"/>
-        </w:rPr>
-      </w:r>
-    </w:p>
-    <w:p>
-      <w:pPr>
-        <w:bidi/>
-      </w:pPr>
-      <w:r>
-        <w:rPr>
-          <w:lang w:val="ar_AE" w:bidi="ar_AE"/>
-        </w:rPr>
-      </w:r>
     </w:p>
     <w:p>
       <w:pPr>
@@ -6010,649 +4203,453 @@
       </w:pPr>
       <w:r>
         <w:rPr>
+          <w:rtl/>
+          <w:cs/>
           <w:lang w:val="ar_AE" w:bidi="ar_AE"/>
         </w:rPr>
         <w:t>Amos 9:1</w:t>
       </w:r>
       <w:r>
         <w:rPr>
-          <w:lang w:val="ar_AE" w:bidi="ar_AE"/>
-        </w:rPr>
-      </w:r>
-    </w:p>
-    <w:p>
-      <w:pPr>
-        <w:bidi/>
-      </w:pPr>
-      <w:r>
-        <w:rPr>
-          <w:lang w:val="ar_AE" w:bidi="ar_AE"/>
-        </w:rPr>
-      </w:r>
-      <w:r>
-        <w:rPr>
-          <w:vertAlign w:val="superscript"/>
+          <w:rtl/>
+          <w:cs/>
+          <w:lang w:val="ar_AE" w:bidi="ar_AE"/>
+        </w:rPr>
+      </w:r>
+    </w:p>
+    <w:p>
+      <w:pPr>
+        <w:bidi/>
+      </w:pPr>
+      <w:r>
+        <w:rPr>
+          <w:rtl/>
+          <w:cs/>
+          <w:lang w:val="ar_AE" w:bidi="ar_AE"/>
+        </w:rPr>
+      </w:r>
+      <w:r>
+        <w:rPr>
+          <w:vertAlign w:val="superscript"/>
+          <w:rtl/>
+          <w:cs/>
           <w:lang w:val="ar_AE" w:bidi="ar_AE"/>
         </w:rPr>
         <w:t>1</w:t>
       </w:r>
       <w:r>
         <w:rPr>
+          <w:rtl/>
+          <w:cs/>
           <w:lang w:val="ar_AE" w:bidi="ar_AE"/>
         </w:rPr>
         <w:t xml:space="preserve"> رَأَيْتُ ٱلسَّيِّدَ قَائِمًا عَلَى ٱلْمَذْبَحِ، فَقَالَ: «اِضْرِبْ تَاجَ ٱلْعَمُودِ حَتَّى تَرْجُفَ ٱلْأَعْتَابُ، وَكَسِّرْهَا عَلَى رُؤُوسِ جَمِيعِهِمْ، فَأَقْتُلَ آخِرَهُمْ بِٱلسَّيْفِ. لَا يَهْرُبُ مِنْهُمْ هَارِبٌ وَلَا يُفْلِتُ مِنْهُمْ نَاجٍ.</w:t>
       </w:r>
-      <w:r>
-        <w:rPr>
-          <w:lang w:val="ar_AE" w:bidi="ar_AE"/>
-        </w:rPr>
-      </w:r>
-      <w:r>
-        <w:rPr>
-          <w:lang w:val="ar_AE" w:bidi="ar_AE"/>
-        </w:rPr>
-      </w:r>
-    </w:p>
-    <w:p>
-      <w:pPr>
-        <w:bidi/>
-      </w:pPr>
-      <w:r>
-        <w:rPr>
-          <w:lang w:val="ar_AE" w:bidi="ar_AE"/>
-        </w:rPr>
-      </w:r>
-    </w:p>
-    <w:p>
-      <w:pPr>
-        <w:bidi/>
-      </w:pPr>
-      <w:r>
-        <w:rPr>
-          <w:lang w:val="ar_AE" w:bidi="ar_AE"/>
-        </w:rPr>
-      </w:r>
-      <w:r>
-        <w:rPr>
-          <w:vertAlign w:val="superscript"/>
+    </w:p>
+    <w:p>
+      <w:pPr>
+        <w:bidi/>
+      </w:pPr>
+      <w:r>
+        <w:rPr>
+          <w:rtl/>
+          <w:cs/>
+          <w:lang w:val="ar_AE" w:bidi="ar_AE"/>
+        </w:rPr>
+      </w:r>
+      <w:r>
+        <w:rPr>
+          <w:vertAlign w:val="superscript"/>
+          <w:rtl/>
+          <w:cs/>
           <w:lang w:val="ar_AE" w:bidi="ar_AE"/>
         </w:rPr>
         <w:t>2</w:t>
       </w:r>
       <w:r>
         <w:rPr>
+          <w:rtl/>
+          <w:cs/>
           <w:lang w:val="ar_AE" w:bidi="ar_AE"/>
         </w:rPr>
         <w:t xml:space="preserve"> إِنْ نَقَبُوا إِلَى ٱلْهَاوِيَةِ فَمِنْ هُنَاكَ تَأْخُذُهُمْ يَدِي، وَإِنْ صَعِدُوا إِلَى ٱلسَّمَاءِ فَمِنْ هُنَاكَ أُنْزِلُهُمْ.</w:t>
       </w:r>
-      <w:r>
-        <w:rPr>
-          <w:lang w:val="ar_AE" w:bidi="ar_AE"/>
-        </w:rPr>
-      </w:r>
-      <w:r>
-        <w:rPr>
-          <w:lang w:val="ar_AE" w:bidi="ar_AE"/>
-        </w:rPr>
-      </w:r>
-    </w:p>
-    <w:p>
-      <w:pPr>
-        <w:bidi/>
-      </w:pPr>
-      <w:r>
-        <w:rPr>
-          <w:lang w:val="ar_AE" w:bidi="ar_AE"/>
-        </w:rPr>
-      </w:r>
-    </w:p>
-    <w:p>
-      <w:pPr>
-        <w:bidi/>
-      </w:pPr>
-      <w:r>
-        <w:rPr>
-          <w:lang w:val="ar_AE" w:bidi="ar_AE"/>
-        </w:rPr>
-      </w:r>
-      <w:r>
-        <w:rPr>
-          <w:vertAlign w:val="superscript"/>
+    </w:p>
+    <w:p>
+      <w:pPr>
+        <w:bidi/>
+      </w:pPr>
+      <w:r>
+        <w:rPr>
+          <w:rtl/>
+          <w:cs/>
+          <w:lang w:val="ar_AE" w:bidi="ar_AE"/>
+        </w:rPr>
+      </w:r>
+      <w:r>
+        <w:rPr>
+          <w:vertAlign w:val="superscript"/>
+          <w:rtl/>
+          <w:cs/>
           <w:lang w:val="ar_AE" w:bidi="ar_AE"/>
         </w:rPr>
         <w:t>3</w:t>
       </w:r>
       <w:r>
         <w:rPr>
+          <w:rtl/>
+          <w:cs/>
           <w:lang w:val="ar_AE" w:bidi="ar_AE"/>
         </w:rPr>
         <w:t xml:space="preserve"> وَإِنِ ٱخْتَبَأُوا فِي رَأْسِ ٱلْكَرْمَلِ فَمِنْ هُنَاكَ أُفَتِّشُ وَآخُذُهُمْ، وَإِنِ ٱخْتَفَوْا مِنْ أَمَامِ عَيْنَيَّ فِي قَعْرِ ٱلْبَحْرِ فَمِنْ هُنَاكَ آمُرُ ٱلْحَيَّةَ فَتَلْدَغُهُمْ.</w:t>
       </w:r>
-      <w:r>
-        <w:rPr>
-          <w:lang w:val="ar_AE" w:bidi="ar_AE"/>
-        </w:rPr>
-      </w:r>
-      <w:r>
-        <w:rPr>
-          <w:lang w:val="ar_AE" w:bidi="ar_AE"/>
-        </w:rPr>
-      </w:r>
-    </w:p>
-    <w:p>
-      <w:pPr>
-        <w:bidi/>
-      </w:pPr>
-      <w:r>
-        <w:rPr>
-          <w:lang w:val="ar_AE" w:bidi="ar_AE"/>
-        </w:rPr>
-      </w:r>
-    </w:p>
-    <w:p>
-      <w:pPr>
-        <w:bidi/>
-      </w:pPr>
-      <w:r>
-        <w:rPr>
-          <w:lang w:val="ar_AE" w:bidi="ar_AE"/>
-        </w:rPr>
-      </w:r>
-      <w:r>
-        <w:rPr>
-          <w:vertAlign w:val="superscript"/>
+    </w:p>
+    <w:p>
+      <w:pPr>
+        <w:bidi/>
+      </w:pPr>
+      <w:r>
+        <w:rPr>
+          <w:rtl/>
+          <w:cs/>
+          <w:lang w:val="ar_AE" w:bidi="ar_AE"/>
+        </w:rPr>
+      </w:r>
+      <w:r>
+        <w:rPr>
+          <w:vertAlign w:val="superscript"/>
+          <w:rtl/>
+          <w:cs/>
           <w:lang w:val="ar_AE" w:bidi="ar_AE"/>
         </w:rPr>
         <w:t>4</w:t>
       </w:r>
       <w:r>
         <w:rPr>
+          <w:rtl/>
+          <w:cs/>
           <w:lang w:val="ar_AE" w:bidi="ar_AE"/>
         </w:rPr>
         <w:t xml:space="preserve"> وَإِنْ مَضَوْا فِي ٱلسَّبْيِ أَمَامَ أَعْدَائِهِمْ فَمِنْ هُنَاكَ آمُرُ ٱلسَّيْفَ فَيَقْتُلُهُمْ، وَأَجْعَلُ عَيْنَيَّ عَلَيْهِمْ لِلشَّرِّ لَا لِلْخَيْرِ».</w:t>
       </w:r>
-      <w:r>
-        <w:rPr>
-          <w:lang w:val="ar_AE" w:bidi="ar_AE"/>
-        </w:rPr>
-      </w:r>
-      <w:r>
-        <w:rPr>
-          <w:lang w:val="ar_AE" w:bidi="ar_AE"/>
-        </w:rPr>
-      </w:r>
-    </w:p>
-    <w:p>
-      <w:pPr>
-        <w:bidi/>
-      </w:pPr>
-      <w:r>
-        <w:rPr>
-          <w:lang w:val="ar_AE" w:bidi="ar_AE"/>
-        </w:rPr>
-      </w:r>
-    </w:p>
-    <w:p>
-      <w:pPr>
-        <w:bidi/>
-      </w:pPr>
-      <w:r>
-        <w:rPr>
-          <w:lang w:val="ar_AE" w:bidi="ar_AE"/>
-        </w:rPr>
-      </w:r>
-      <w:r>
-        <w:rPr>
-          <w:vertAlign w:val="superscript"/>
+    </w:p>
+    <w:p>
+      <w:pPr>
+        <w:bidi/>
+      </w:pPr>
+      <w:r>
+        <w:rPr>
+          <w:rtl/>
+          <w:cs/>
+          <w:lang w:val="ar_AE" w:bidi="ar_AE"/>
+        </w:rPr>
+      </w:r>
+      <w:r>
+        <w:rPr>
+          <w:vertAlign w:val="superscript"/>
+          <w:rtl/>
+          <w:cs/>
           <w:lang w:val="ar_AE" w:bidi="ar_AE"/>
         </w:rPr>
         <w:t>5</w:t>
       </w:r>
       <w:r>
         <w:rPr>
+          <w:rtl/>
+          <w:cs/>
           <w:lang w:val="ar_AE" w:bidi="ar_AE"/>
         </w:rPr>
         <w:t xml:space="preserve"> وَٱلسَّيِّدُ رَبُّ ٱلْجُنُودِ ٱلَّذِي يَمَسُّ ٱلْأَرْضَ فَتَذُوبُ، وَيَنُوحُ ٱلسَّاكِنُونَ فِيهَا، وَتَطْمُو كُلُّهَا كَنَهْرٍ وَتَنْضُبُ كَنِيلِ مِصْرَ.</w:t>
       </w:r>
-      <w:r>
-        <w:rPr>
-          <w:lang w:val="ar_AE" w:bidi="ar_AE"/>
-        </w:rPr>
-      </w:r>
-      <w:r>
-        <w:rPr>
-          <w:lang w:val="ar_AE" w:bidi="ar_AE"/>
-        </w:rPr>
-      </w:r>
-    </w:p>
-    <w:p>
-      <w:pPr>
-        <w:bidi/>
-      </w:pPr>
-      <w:r>
-        <w:rPr>
-          <w:lang w:val="ar_AE" w:bidi="ar_AE"/>
-        </w:rPr>
-      </w:r>
-    </w:p>
-    <w:p>
-      <w:pPr>
-        <w:bidi/>
-      </w:pPr>
-      <w:r>
-        <w:rPr>
-          <w:lang w:val="ar_AE" w:bidi="ar_AE"/>
-        </w:rPr>
-      </w:r>
-      <w:r>
-        <w:rPr>
-          <w:vertAlign w:val="superscript"/>
+    </w:p>
+    <w:p>
+      <w:pPr>
+        <w:bidi/>
+      </w:pPr>
+      <w:r>
+        <w:rPr>
+          <w:rtl/>
+          <w:cs/>
+          <w:lang w:val="ar_AE" w:bidi="ar_AE"/>
+        </w:rPr>
+      </w:r>
+      <w:r>
+        <w:rPr>
+          <w:vertAlign w:val="superscript"/>
+          <w:rtl/>
+          <w:cs/>
           <w:lang w:val="ar_AE" w:bidi="ar_AE"/>
         </w:rPr>
         <w:t>6</w:t>
       </w:r>
       <w:r>
         <w:rPr>
+          <w:rtl/>
+          <w:cs/>
           <w:lang w:val="ar_AE" w:bidi="ar_AE"/>
         </w:rPr>
         <w:t xml:space="preserve"> ٱلَّذِي بَنَى فِي ٱلسَّمَاءِ عَلَالِيَهُ وَأَسَّسَ عَلَى ٱلْأَرْضِ قُبَّتَهُ، ٱلَّذِي يَدْعُو مِيَاهَ ٱلْبَحْرِ وَيَصُبُّهَا عَلَى وَجْهِ ٱلْأَرْضِ، يَهْوَهُ ٱسْمُهُ.</w:t>
       </w:r>
-      <w:r>
-        <w:rPr>
-          <w:lang w:val="ar_AE" w:bidi="ar_AE"/>
-        </w:rPr>
-      </w:r>
-      <w:r>
-        <w:rPr>
-          <w:lang w:val="ar_AE" w:bidi="ar_AE"/>
-        </w:rPr>
-      </w:r>
-    </w:p>
-    <w:p>
-      <w:pPr>
-        <w:bidi/>
-      </w:pPr>
-      <w:r>
-        <w:rPr>
-          <w:lang w:val="ar_AE" w:bidi="ar_AE"/>
-        </w:rPr>
-      </w:r>
-    </w:p>
-    <w:p>
-      <w:pPr>
-        <w:bidi/>
-      </w:pPr>
-      <w:r>
-        <w:rPr>
-          <w:lang w:val="ar_AE" w:bidi="ar_AE"/>
-        </w:rPr>
-      </w:r>
-      <w:r>
-        <w:rPr>
-          <w:vertAlign w:val="superscript"/>
+    </w:p>
+    <w:p>
+      <w:pPr>
+        <w:bidi/>
+      </w:pPr>
+      <w:r>
+        <w:rPr>
+          <w:rtl/>
+          <w:cs/>
+          <w:lang w:val="ar_AE" w:bidi="ar_AE"/>
+        </w:rPr>
+      </w:r>
+      <w:r>
+        <w:rPr>
+          <w:vertAlign w:val="superscript"/>
+          <w:rtl/>
+          <w:cs/>
           <w:lang w:val="ar_AE" w:bidi="ar_AE"/>
         </w:rPr>
         <w:t>7</w:t>
       </w:r>
       <w:r>
         <w:rPr>
+          <w:rtl/>
+          <w:cs/>
           <w:lang w:val="ar_AE" w:bidi="ar_AE"/>
         </w:rPr>
         <w:t xml:space="preserve"> «أَلَسْتُمْ لِي كَبَنِي ٱلْكُوشِيِّينَ يَا بَنِي إِسْرَائِيلَ، يَقُولُ ٱلرَّبُّ؟ أَلَمْ أُصْعِدْ إِسْرَائِيلَ مِنْ أَرْضِ مِصْرَ، وَٱلْفِلِسْطِينِيِّينَ مِنْ كَفْتُورَ، وَٱلْأَرَامِيِّينَ مِنْ قِيرٍ؟</w:t>
       </w:r>
-      <w:r>
-        <w:rPr>
-          <w:lang w:val="ar_AE" w:bidi="ar_AE"/>
-        </w:rPr>
-      </w:r>
-      <w:r>
-        <w:rPr>
-          <w:lang w:val="ar_AE" w:bidi="ar_AE"/>
-        </w:rPr>
-      </w:r>
-    </w:p>
-    <w:p>
-      <w:pPr>
-        <w:bidi/>
-      </w:pPr>
-      <w:r>
-        <w:rPr>
-          <w:lang w:val="ar_AE" w:bidi="ar_AE"/>
-        </w:rPr>
-      </w:r>
-    </w:p>
-    <w:p>
-      <w:pPr>
-        <w:bidi/>
-      </w:pPr>
-      <w:r>
-        <w:rPr>
-          <w:lang w:val="ar_AE" w:bidi="ar_AE"/>
-        </w:rPr>
-      </w:r>
-      <w:r>
-        <w:rPr>
-          <w:vertAlign w:val="superscript"/>
+    </w:p>
+    <w:p>
+      <w:pPr>
+        <w:bidi/>
+      </w:pPr>
+      <w:r>
+        <w:rPr>
+          <w:rtl/>
+          <w:cs/>
+          <w:lang w:val="ar_AE" w:bidi="ar_AE"/>
+        </w:rPr>
+      </w:r>
+      <w:r>
+        <w:rPr>
+          <w:vertAlign w:val="superscript"/>
+          <w:rtl/>
+          <w:cs/>
           <w:lang w:val="ar_AE" w:bidi="ar_AE"/>
         </w:rPr>
         <w:t>8</w:t>
       </w:r>
       <w:r>
         <w:rPr>
+          <w:rtl/>
+          <w:cs/>
           <w:lang w:val="ar_AE" w:bidi="ar_AE"/>
         </w:rPr>
         <w:t xml:space="preserve"> هُوَذَا عَيْنَا ٱلسَّيِّدِ ٱلرَّبِّ عَلَى ٱلْمَمْلَكَةِ ٱلْخَاطِئَةِ، وَأُبِيدُهَا عَنْ وَجْهِ ٱلْأَرْضِ. غَيْرَ أَنِّي لَا أُبِيدُ بَيْتَ يَعْقُوبَ تَمَامًا، يَقُولُ ٱلرَّبُّ.</w:t>
       </w:r>
-      <w:r>
-        <w:rPr>
-          <w:lang w:val="ar_AE" w:bidi="ar_AE"/>
-        </w:rPr>
-      </w:r>
-      <w:r>
-        <w:rPr>
-          <w:lang w:val="ar_AE" w:bidi="ar_AE"/>
-        </w:rPr>
-      </w:r>
-    </w:p>
-    <w:p>
-      <w:pPr>
-        <w:bidi/>
-      </w:pPr>
-      <w:r>
-        <w:rPr>
-          <w:lang w:val="ar_AE" w:bidi="ar_AE"/>
-        </w:rPr>
-      </w:r>
-    </w:p>
-    <w:p>
-      <w:pPr>
-        <w:bidi/>
-      </w:pPr>
-      <w:r>
-        <w:rPr>
-          <w:lang w:val="ar_AE" w:bidi="ar_AE"/>
-        </w:rPr>
-      </w:r>
-      <w:r>
-        <w:rPr>
-          <w:vertAlign w:val="superscript"/>
+    </w:p>
+    <w:p>
+      <w:pPr>
+        <w:bidi/>
+      </w:pPr>
+      <w:r>
+        <w:rPr>
+          <w:rtl/>
+          <w:cs/>
+          <w:lang w:val="ar_AE" w:bidi="ar_AE"/>
+        </w:rPr>
+      </w:r>
+      <w:r>
+        <w:rPr>
+          <w:vertAlign w:val="superscript"/>
+          <w:rtl/>
+          <w:cs/>
           <w:lang w:val="ar_AE" w:bidi="ar_AE"/>
         </w:rPr>
         <w:t>9</w:t>
       </w:r>
       <w:r>
         <w:rPr>
+          <w:rtl/>
+          <w:cs/>
           <w:lang w:val="ar_AE" w:bidi="ar_AE"/>
         </w:rPr>
         <w:t xml:space="preserve"> لِأَنَّهُ هَأَنَذَا آمُرُ فَأُغَرْبِلُ بَيْتَ إِسْرَائِيلَ بَيْنَ جَمِيعِ ٱلْأُمَمِ كَمَا يُغَرْبَلُ فِي ٱلْغُرْبَالِ، وَحَبَّةٌ لَا تَقَعُ إِلَى ٱلْأَرْضِ.</w:t>
       </w:r>
-      <w:r>
-        <w:rPr>
-          <w:lang w:val="ar_AE" w:bidi="ar_AE"/>
-        </w:rPr>
-      </w:r>
-      <w:r>
-        <w:rPr>
-          <w:lang w:val="ar_AE" w:bidi="ar_AE"/>
-        </w:rPr>
-      </w:r>
-    </w:p>
-    <w:p>
-      <w:pPr>
-        <w:bidi/>
-      </w:pPr>
-      <w:r>
-        <w:rPr>
-          <w:lang w:val="ar_AE" w:bidi="ar_AE"/>
-        </w:rPr>
-      </w:r>
-    </w:p>
-    <w:p>
-      <w:pPr>
-        <w:bidi/>
-      </w:pPr>
-      <w:r>
-        <w:rPr>
-          <w:lang w:val="ar_AE" w:bidi="ar_AE"/>
-        </w:rPr>
-      </w:r>
-      <w:r>
-        <w:rPr>
-          <w:vertAlign w:val="superscript"/>
+    </w:p>
+    <w:p>
+      <w:pPr>
+        <w:bidi/>
+      </w:pPr>
+      <w:r>
+        <w:rPr>
+          <w:rtl/>
+          <w:cs/>
+          <w:lang w:val="ar_AE" w:bidi="ar_AE"/>
+        </w:rPr>
+      </w:r>
+      <w:r>
+        <w:rPr>
+          <w:vertAlign w:val="superscript"/>
+          <w:rtl/>
+          <w:cs/>
           <w:lang w:val="ar_AE" w:bidi="ar_AE"/>
         </w:rPr>
         <w:t>10</w:t>
       </w:r>
       <w:r>
         <w:rPr>
+          <w:rtl/>
+          <w:cs/>
           <w:lang w:val="ar_AE" w:bidi="ar_AE"/>
         </w:rPr>
         <w:t xml:space="preserve"> بِٱلسَّيْفِ يَمُوتُ كُلُّ خَاطِئِي شَعْبِي ٱلْقَائِلِينَ: لَا يَقْتَرِبُ ٱلشَّرُّ، وَلَا يَأْتِي بَيْنَنَا.</w:t>
       </w:r>
-      <w:r>
-        <w:rPr>
-          <w:lang w:val="ar_AE" w:bidi="ar_AE"/>
-        </w:rPr>
-      </w:r>
-      <w:r>
-        <w:rPr>
-          <w:lang w:val="ar_AE" w:bidi="ar_AE"/>
-        </w:rPr>
-      </w:r>
-    </w:p>
-    <w:p>
-      <w:pPr>
-        <w:bidi/>
-      </w:pPr>
-      <w:r>
-        <w:rPr>
-          <w:lang w:val="ar_AE" w:bidi="ar_AE"/>
-        </w:rPr>
-      </w:r>
-    </w:p>
-    <w:p>
-      <w:pPr>
-        <w:bidi/>
-      </w:pPr>
-      <w:r>
-        <w:rPr>
-          <w:lang w:val="ar_AE" w:bidi="ar_AE"/>
-        </w:rPr>
-      </w:r>
-      <w:r>
-        <w:rPr>
-          <w:vertAlign w:val="superscript"/>
+    </w:p>
+    <w:p>
+      <w:pPr>
+        <w:bidi/>
+      </w:pPr>
+      <w:r>
+        <w:rPr>
+          <w:rtl/>
+          <w:cs/>
+          <w:lang w:val="ar_AE" w:bidi="ar_AE"/>
+        </w:rPr>
+      </w:r>
+      <w:r>
+        <w:rPr>
+          <w:vertAlign w:val="superscript"/>
+          <w:rtl/>
+          <w:cs/>
           <w:lang w:val="ar_AE" w:bidi="ar_AE"/>
         </w:rPr>
         <w:t>11</w:t>
       </w:r>
       <w:r>
         <w:rPr>
+          <w:rtl/>
+          <w:cs/>
           <w:lang w:val="ar_AE" w:bidi="ar_AE"/>
         </w:rPr>
         <w:t xml:space="preserve"> «فِي ذَلِكَ ٱلْيَوْمِ أُقِيمُ مِظَلَّةَ دَاوُدَ ٱلسَّاقِطَةَ، وَأُحَصِّنُ شُقُوقَهَا، وَأُقِيمُ رَدْمَهَا، وَأَبْنِيهَا كَأَيَّامِ ٱلدَّهْرِ.</w:t>
       </w:r>
-      <w:r>
-        <w:rPr>
-          <w:lang w:val="ar_AE" w:bidi="ar_AE"/>
-        </w:rPr>
-      </w:r>
-      <w:r>
-        <w:rPr>
-          <w:lang w:val="ar_AE" w:bidi="ar_AE"/>
-        </w:rPr>
-      </w:r>
-    </w:p>
-    <w:p>
-      <w:pPr>
-        <w:bidi/>
-      </w:pPr>
-      <w:r>
-        <w:rPr>
-          <w:lang w:val="ar_AE" w:bidi="ar_AE"/>
-        </w:rPr>
-      </w:r>
-    </w:p>
-    <w:p>
-      <w:pPr>
-        <w:bidi/>
-      </w:pPr>
-      <w:r>
-        <w:rPr>
-          <w:lang w:val="ar_AE" w:bidi="ar_AE"/>
-        </w:rPr>
-      </w:r>
-      <w:r>
-        <w:rPr>
-          <w:vertAlign w:val="superscript"/>
+    </w:p>
+    <w:p>
+      <w:pPr>
+        <w:bidi/>
+      </w:pPr>
+      <w:r>
+        <w:rPr>
+          <w:rtl/>
+          <w:cs/>
+          <w:lang w:val="ar_AE" w:bidi="ar_AE"/>
+        </w:rPr>
+      </w:r>
+      <w:r>
+        <w:rPr>
+          <w:vertAlign w:val="superscript"/>
+          <w:rtl/>
+          <w:cs/>
           <w:lang w:val="ar_AE" w:bidi="ar_AE"/>
         </w:rPr>
         <w:t>12</w:t>
       </w:r>
       <w:r>
         <w:rPr>
+          <w:rtl/>
+          <w:cs/>
           <w:lang w:val="ar_AE" w:bidi="ar_AE"/>
         </w:rPr>
         <w:t xml:space="preserve"> لِكَيْ يَرِثُوا بَقِيَّةَ أَدُومَ وَجَمِيعَ ٱلْأُمَمِ ٱلَّذِينَ دُعِيَ ٱسْمِي عَلَيْهِمْ، يَقُولُ ٱلرَّبُّ، ٱلصَّانِعُ هَذَا.</w:t>
       </w:r>
-      <w:r>
-        <w:rPr>
-          <w:lang w:val="ar_AE" w:bidi="ar_AE"/>
-        </w:rPr>
-      </w:r>
-      <w:r>
-        <w:rPr>
-          <w:lang w:val="ar_AE" w:bidi="ar_AE"/>
-        </w:rPr>
-      </w:r>
-    </w:p>
-    <w:p>
-      <w:pPr>
-        <w:bidi/>
-      </w:pPr>
-      <w:r>
-        <w:rPr>
-          <w:lang w:val="ar_AE" w:bidi="ar_AE"/>
-        </w:rPr>
-      </w:r>
-    </w:p>
-    <w:p>
-      <w:pPr>
-        <w:bidi/>
-      </w:pPr>
-      <w:r>
-        <w:rPr>
-          <w:lang w:val="ar_AE" w:bidi="ar_AE"/>
-        </w:rPr>
-      </w:r>
-      <w:r>
-        <w:rPr>
-          <w:vertAlign w:val="superscript"/>
+    </w:p>
+    <w:p>
+      <w:pPr>
+        <w:bidi/>
+      </w:pPr>
+      <w:r>
+        <w:rPr>
+          <w:rtl/>
+          <w:cs/>
+          <w:lang w:val="ar_AE" w:bidi="ar_AE"/>
+        </w:rPr>
+      </w:r>
+      <w:r>
+        <w:rPr>
+          <w:vertAlign w:val="superscript"/>
+          <w:rtl/>
+          <w:cs/>
           <w:lang w:val="ar_AE" w:bidi="ar_AE"/>
         </w:rPr>
         <w:t>13</w:t>
       </w:r>
       <w:r>
         <w:rPr>
+          <w:rtl/>
+          <w:cs/>
           <w:lang w:val="ar_AE" w:bidi="ar_AE"/>
         </w:rPr>
         <w:t xml:space="preserve"> هَا أَيَّامٌ تَأْتِي، يَقُولُ ٱلرَّبُّ، يُدْرِكُ ٱلْحَارِثُ ٱلْحَاصِدَ، وَدَائِسُ ٱلْعِنَبِ بَاذِرَ ٱلزَّرْعِ، وَتَقْطُرُ ٱلْجِبَالُ عَصِيرًا، وَتَسِيلُ جَمِيعُ ٱلتِّلَالِ.</w:t>
       </w:r>
-      <w:r>
-        <w:rPr>
-          <w:lang w:val="ar_AE" w:bidi="ar_AE"/>
-        </w:rPr>
-      </w:r>
-      <w:r>
-        <w:rPr>
-          <w:lang w:val="ar_AE" w:bidi="ar_AE"/>
-        </w:rPr>
-      </w:r>
-    </w:p>
-    <w:p>
-      <w:pPr>
-        <w:bidi/>
-      </w:pPr>
-      <w:r>
-        <w:rPr>
-          <w:lang w:val="ar_AE" w:bidi="ar_AE"/>
-        </w:rPr>
-      </w:r>
-    </w:p>
-    <w:p>
-      <w:pPr>
-        <w:bidi/>
-      </w:pPr>
-      <w:r>
-        <w:rPr>
-          <w:lang w:val="ar_AE" w:bidi="ar_AE"/>
-        </w:rPr>
-      </w:r>
-      <w:r>
-        <w:rPr>
-          <w:vertAlign w:val="superscript"/>
+    </w:p>
+    <w:p>
+      <w:pPr>
+        <w:bidi/>
+      </w:pPr>
+      <w:r>
+        <w:rPr>
+          <w:rtl/>
+          <w:cs/>
+          <w:lang w:val="ar_AE" w:bidi="ar_AE"/>
+        </w:rPr>
+      </w:r>
+      <w:r>
+        <w:rPr>
+          <w:vertAlign w:val="superscript"/>
+          <w:rtl/>
+          <w:cs/>
           <w:lang w:val="ar_AE" w:bidi="ar_AE"/>
         </w:rPr>
         <w:t>14</w:t>
       </w:r>
       <w:r>
         <w:rPr>
+          <w:rtl/>
+          <w:cs/>
           <w:lang w:val="ar_AE" w:bidi="ar_AE"/>
         </w:rPr>
         <w:t xml:space="preserve"> وَأَرُدُّ سَبْيَ شَعْبِي إِسْرَائِيلَ فَيَبْنُونَ مُدُنًا خَرِبَةً وَيَسْكُنُونَ، وَيَغْرِسُونَ كُرُومًا وَيَشْرَبُونَ خَمْرَهَا، وَيَصْنَعُونَ جَنَّاتٍ وَيَأْكُلُونَ أَثْمَارَهَا.</w:t>
       </w:r>
-      <w:r>
-        <w:rPr>
-          <w:lang w:val="ar_AE" w:bidi="ar_AE"/>
-        </w:rPr>
-      </w:r>
-      <w:r>
-        <w:rPr>
-          <w:lang w:val="ar_AE" w:bidi="ar_AE"/>
-        </w:rPr>
-      </w:r>
-    </w:p>
-    <w:p>
-      <w:pPr>
-        <w:bidi/>
-      </w:pPr>
-      <w:r>
-        <w:rPr>
-          <w:lang w:val="ar_AE" w:bidi="ar_AE"/>
-        </w:rPr>
-      </w:r>
-    </w:p>
-    <w:p>
-      <w:pPr>
-        <w:bidi/>
-      </w:pPr>
-      <w:r>
-        <w:rPr>
-          <w:lang w:val="ar_AE" w:bidi="ar_AE"/>
-        </w:rPr>
-      </w:r>
-      <w:r>
-        <w:rPr>
-          <w:vertAlign w:val="superscript"/>
+    </w:p>
+    <w:p>
+      <w:pPr>
+        <w:bidi/>
+      </w:pPr>
+      <w:r>
+        <w:rPr>
+          <w:rtl/>
+          <w:cs/>
+          <w:lang w:val="ar_AE" w:bidi="ar_AE"/>
+        </w:rPr>
+      </w:r>
+      <w:r>
+        <w:rPr>
+          <w:vertAlign w:val="superscript"/>
+          <w:rtl/>
+          <w:cs/>
           <w:lang w:val="ar_AE" w:bidi="ar_AE"/>
         </w:rPr>
         <w:t>15</w:t>
       </w:r>
       <w:r>
         <w:rPr>
+          <w:rtl/>
+          <w:cs/>
           <w:lang w:val="ar_AE" w:bidi="ar_AE"/>
         </w:rPr>
         <w:t xml:space="preserve"> وَأَغْرِسُهُمْ فِي أَرْضِهِمْ، وَلَنْ يُقْلَعُوا بَعْدُ مِنْ أَرْضِهِمِ ٱلَّتِي أَعْطَيْتُهُمْ، قَالَ ٱلرَّبُّ إِلَهُكَ».</w:t>
-      </w:r>
-      <w:r>
-        <w:rPr>
-          <w:lang w:val="ar_AE" w:bidi="ar_AE"/>
-        </w:rPr>
-      </w:r>
-      <w:r>
-        <w:rPr>
-          <w:lang w:val="ar_AE" w:bidi="ar_AE"/>
-        </w:rPr>
       </w:r>
     </w:p>
     <w:sectPr>
